--- a/TesisWord/29-07-26MGHT-TESIS.docx
+++ b/TesisWord/29-07-26MGHT-TESIS.docx
@@ -4596,7 +4596,6 @@
         <w:pStyle w:val="Ttulo1"/>
       </w:pPr>
       <w:bookmarkStart w:id="0" w:name="_Toc236211342"/>
-      <w:bookmarkStart w:id="1" w:name="_GoBack"/>
       <w:r>
         <w:lastRenderedPageBreak/>
         <w:t>CAPITULO I</w:t>
@@ -4611,10 +4610,101 @@
       <w:pPr>
         <w:pStyle w:val="Ttulo2"/>
       </w:pPr>
-      <w:bookmarkStart w:id="2" w:name="_Toc236211343"/>
+      <w:bookmarkStart w:id="1" w:name="_Toc236211343"/>
       <w:proofErr w:type="spellStart"/>
       <w:r>
         <w:t>Introducción</w:t>
+      </w:r>
+      <w:bookmarkEnd w:id="1"/>
+      <w:proofErr w:type="spellEnd"/>
+    </w:p>
+    <w:p>
+      <w:pPr>
+        <w:pStyle w:val="APA7MA"/>
+      </w:pPr>
+      <w:r>
+        <w:t xml:space="preserve">La visión artificial ha tenido un avance significativo en el ámbito de la salud, particularmente en la rehabilitación física. Esta tecnología ha demostrado ser útil para monitorear el movimiento humano y proporcionar retroalimentación en tiempo real, mejorando la efectividad de los tratamientos. En particular, su aplicación en la rehabilitación de adultos mayores ha mostrado resultados prometedores al ayudarles a mejorar su equilibrio y reducir el riesgo de caídas. </w:t>
+      </w:r>
+    </w:p>
+    <w:p>
+      <w:pPr>
+        <w:pStyle w:val="APA7MA"/>
+      </w:pPr>
+      <w:r>
+        <w:t>A pesar de estos avances, aún persisten desafíos en cuanto a la variabilidad de los movimientos y la necesidad de algoritmos más sofisticados que se adapten a las diversas condiciones físicas de los pacientes. Por lo tanto, el desarrollo de modelos de visión artificial más robustos podría representar una solución clave para mejorar la rehabilitación en esta población.</w:t>
+      </w:r>
+    </w:p>
+    <w:p>
+      <w:pPr>
+        <w:pStyle w:val="APA7MA"/>
+      </w:pPr>
+      <w:r>
+        <w:t xml:space="preserve">El principal problema que enfrenta la población adulta mayor durante la realización de ejercicios de equilibrio es la dificultad en los movimientos y el riesgo de lesiones debido a la pérdida de la postura correcta. </w:t>
+      </w:r>
+    </w:p>
+    <w:p>
+      <w:pPr>
+        <w:pStyle w:val="APA7MA"/>
+      </w:pPr>
+      <w:r>
+        <w:t xml:space="preserve">La pérdida de estabilidad y equilibrio, junto con la falta de retroalimentación precisa en tiempo real sobre la postura, aumenta significativamente el riesgo de caídas, las cuales pueden ocasionar lesiones graves o discapacidades en los adultos mayores. Además, la ejecución incorrecta de los ejercicios de rehabilitación puede retrasar la recuperación y empeorar las condiciones físicas del paciente. Este proyecto busca resolver esta problemática mediante el desarrollo de un modelo de visión artificial capaz de corregir posturas incorrectas, </w:t>
+      </w:r>
+      <w:r>
+        <w:lastRenderedPageBreak/>
+        <w:t>brindando retroalimentación visual en tiempo real y, así, reduciendo los riesgos asociados con la rehabilitación.</w:t>
+      </w:r>
+    </w:p>
+    <w:p>
+      <w:pPr>
+        <w:pStyle w:val="APA7MA"/>
+      </w:pPr>
+      <w:r>
+        <w:t>El objetivo general de este proyecto es desarrollar un modelo de visión artificial para la corrección de la postura durante los ejercicios de equilibrio en adultos mayores, con el fin de mejorar su capacidad de movimiento y reducir los riesgos de lesiones. El modelo se enfocará en el procesamiento de imágenes en tiempo real para detectar posturas incorrectas y proporcionar retroalimentación inmediata. Se busca que los adultos mayores puedan realizar los ejercicios de manera más precisa y segura, lo que facilitará su rehabilitación y minimizará el riesgo de caídas y otros incidentes relacionados con la pérdida de equilibrio. Además, este sistema permitirá mejorar la eficiencia de los tratamientos y la calidad de vida de los pacientes.</w:t>
+      </w:r>
+    </w:p>
+    <w:p>
+      <w:pPr>
+        <w:pStyle w:val="APA7MA"/>
+      </w:pPr>
+      <w:r>
+        <w:t xml:space="preserve">El modelo de visión artificial utilizará cámaras fotográficas de 16 megapíxeles para capturar las imágenes de los usuarios y una unidad central de procesamiento para ejecutar los algoritmos. El software se desarrollará con Python, aprovechando librerías como </w:t>
+      </w:r>
+      <w:proofErr w:type="spellStart"/>
+      <w:r>
+        <w:t>OpenCV</w:t>
+      </w:r>
+      <w:proofErr w:type="spellEnd"/>
+      <w:r>
+        <w:t xml:space="preserve"> para el procesamiento de imágenes y </w:t>
+      </w:r>
+      <w:proofErr w:type="spellStart"/>
+      <w:r>
+        <w:t>Mediapipe</w:t>
+      </w:r>
+      <w:proofErr w:type="spellEnd"/>
+      <w:r>
+        <w:t xml:space="preserve"> para la detección de posturas en 3D. Para gestionar los datos de los </w:t>
+      </w:r>
+      <w:r>
+        <w:t xml:space="preserve">usuarios, se empleará </w:t>
+      </w:r>
+      <w:proofErr w:type="spellStart"/>
+      <w:r>
+        <w:t>posgreSQL</w:t>
+      </w:r>
+      <w:proofErr w:type="spellEnd"/>
+      <w:r>
+        <w:t>, mientras que Django facilitará el desarrollo de interfaces web. Las pruebas del sistema incluirán técnicas de caja negra y caja blanca para garantizar su funcionalidad y precisión.</w:t>
+      </w:r>
+    </w:p>
+    <w:p>
+      <w:pPr>
+        <w:pStyle w:val="Ttulo2"/>
+      </w:pPr>
+      <w:bookmarkStart w:id="2" w:name="_Toc236211344"/>
+      <w:proofErr w:type="spellStart"/>
+      <w:r>
+        <w:t>Antecedentes</w:t>
       </w:r>
       <w:bookmarkEnd w:id="2"/>
       <w:proofErr w:type="spellEnd"/>
@@ -4624,97 +4714,6 @@
         <w:pStyle w:val="APA7MA"/>
       </w:pPr>
       <w:r>
-        <w:t xml:space="preserve">La visión artificial ha tenido un avance significativo en el ámbito de la salud, particularmente en la rehabilitación física. Esta tecnología ha demostrado ser útil para monitorear el movimiento humano y proporcionar retroalimentación en tiempo real, mejorando la efectividad de los tratamientos. En particular, su aplicación en la rehabilitación de adultos mayores ha mostrado resultados prometedores al ayudarles a mejorar su equilibrio y reducir el riesgo de caídas. </w:t>
-      </w:r>
-    </w:p>
-    <w:p>
-      <w:pPr>
-        <w:pStyle w:val="APA7MA"/>
-      </w:pPr>
-      <w:r>
-        <w:t>A pesar de estos avances, aún persisten desafíos en cuanto a la variabilidad de los movimientos y la necesidad de algoritmos más sofisticados que se adapten a las diversas condiciones físicas de los pacientes. Por lo tanto, el desarrollo de modelos de visión artificial más robustos podría representar una solución clave para mejorar la rehabilitación en esta población.</w:t>
-      </w:r>
-    </w:p>
-    <w:p>
-      <w:pPr>
-        <w:pStyle w:val="APA7MA"/>
-      </w:pPr>
-      <w:r>
-        <w:t xml:space="preserve">El principal problema que enfrenta la población adulta mayor durante la realización de ejercicios de equilibrio es la dificultad en los movimientos y el riesgo de lesiones debido a la pérdida de la postura correcta. </w:t>
-      </w:r>
-    </w:p>
-    <w:p>
-      <w:pPr>
-        <w:pStyle w:val="APA7MA"/>
-      </w:pPr>
-      <w:r>
-        <w:t xml:space="preserve">La pérdida de estabilidad y equilibrio, junto con la falta de retroalimentación precisa en tiempo real sobre la postura, aumenta significativamente el riesgo de caídas, las cuales pueden ocasionar lesiones graves o discapacidades en los adultos mayores. Además, la ejecución incorrecta de los ejercicios de rehabilitación puede retrasar la recuperación y empeorar las condiciones físicas del paciente. Este proyecto busca resolver esta problemática mediante el desarrollo de un modelo de visión artificial capaz de corregir posturas incorrectas, </w:t>
-      </w:r>
-      <w:r>
-        <w:lastRenderedPageBreak/>
-        <w:t>brindando retroalimentación visual en tiempo real y, así, reduciendo los riesgos asociados con la rehabilitación.</w:t>
-      </w:r>
-    </w:p>
-    <w:p>
-      <w:pPr>
-        <w:pStyle w:val="APA7MA"/>
-      </w:pPr>
-      <w:r>
-        <w:t>El objetivo general de este proyecto es desarrollar un modelo de visión artificial para la corrección de la postura durante los ejercicios de equilibrio en adultos mayores, con el fin de mejorar su capacidad de movimiento y reducir los riesgos de lesiones. El modelo se enfocará en el procesamiento de imágenes en tiempo real para detectar posturas incorrectas y proporcionar retroalimentación inmediata. Se busca que los adultos mayores puedan realizar los ejercicios de manera más precisa y segura, lo que facilitará su rehabilitación y minimizará el riesgo de caídas y otros incidentes relacionados con la pérdida de equilibrio. Además, este sistema permitirá mejorar la eficiencia de los tratamientos y la calidad de vida de los pacientes.</w:t>
-      </w:r>
-    </w:p>
-    <w:p>
-      <w:pPr>
-        <w:pStyle w:val="APA7MA"/>
-      </w:pPr>
-      <w:r>
-        <w:t xml:space="preserve">El modelo de visión artificial utilizará cámaras fotográficas de 16 megapíxeles para capturar las imágenes de los usuarios y una unidad central de procesamiento para ejecutar los algoritmos. El software se desarrollará con Python, aprovechando librerías como </w:t>
-      </w:r>
-      <w:proofErr w:type="spellStart"/>
-      <w:r>
-        <w:t>OpenCV</w:t>
-      </w:r>
-      <w:proofErr w:type="spellEnd"/>
-      <w:r>
-        <w:t xml:space="preserve"> para el procesamiento de imágenes y </w:t>
-      </w:r>
-      <w:proofErr w:type="spellStart"/>
-      <w:r>
-        <w:t>Mediapipe</w:t>
-      </w:r>
-      <w:proofErr w:type="spellEnd"/>
-      <w:r>
-        <w:t xml:space="preserve"> para la detección de posturas en 3D. Para gestionar los datos de los </w:t>
-      </w:r>
-      <w:r>
-        <w:t xml:space="preserve">usuarios, se empleará </w:t>
-      </w:r>
-      <w:proofErr w:type="spellStart"/>
-      <w:r>
-        <w:t>posgreSQL</w:t>
-      </w:r>
-      <w:proofErr w:type="spellEnd"/>
-      <w:r>
-        <w:t>, mientras que Django facilitará el desarrollo de interfaces web. Las pruebas del sistema incluirán técnicas de caja negra y caja blanca para garantizar su funcionalidad y precisión.</w:t>
-      </w:r>
-    </w:p>
-    <w:p>
-      <w:pPr>
-        <w:pStyle w:val="Ttulo2"/>
-      </w:pPr>
-      <w:bookmarkStart w:id="3" w:name="_Toc236211344"/>
-      <w:proofErr w:type="spellStart"/>
-      <w:r>
-        <w:t>Antecedentes</w:t>
-      </w:r>
-      <w:bookmarkEnd w:id="3"/>
-      <w:proofErr w:type="spellEnd"/>
-    </w:p>
-    <w:p>
-      <w:pPr>
-        <w:pStyle w:val="APA7MA"/>
-      </w:pPr>
-      <w:r>
         <w:t xml:space="preserve">          La visión artificial en el ámbito de la salud ha experimentado un crecimiento exponencial en los últimos años. En particular, en el campo de la rehabilitación física, esta tecnología ha demostrado ser prometedora para mejorar la precisión y efectividad de tratamientos. </w:t>
       </w:r>
     </w:p>
@@ -4737,28 +4736,172 @@
           <w:lang w:val="es-BO"/>
         </w:rPr>
       </w:pPr>
-      <w:bookmarkStart w:id="4" w:name="_Toc236211345"/>
+      <w:bookmarkStart w:id="3" w:name="_Toc236211345"/>
       <w:r>
         <w:rPr>
           <w:lang w:val="es-BO"/>
         </w:rPr>
         <w:t>Antecedentes afines a la investigación</w:t>
       </w:r>
+      <w:bookmarkEnd w:id="3"/>
+    </w:p>
+    <w:p>
+      <w:pPr>
+        <w:pStyle w:val="APA7MA"/>
+      </w:pPr>
+      <w:r>
+        <w:t xml:space="preserve">          A continuación, se presentan diversos proyectos de carácter nacional e internacional que emplean la visión artificial como herramienta clave en plataformas tecnológicas orientadas a la rehabilitación y el cuidado de la salud.</w:t>
+      </w:r>
+    </w:p>
+    <w:p>
+      <w:pPr>
+        <w:pStyle w:val="Ttulo3"/>
+      </w:pPr>
+      <w:bookmarkStart w:id="4" w:name="_Toc236211346"/>
+      <w:proofErr w:type="spellStart"/>
+      <w:r>
+        <w:t>Antecedentes</w:t>
+      </w:r>
+      <w:proofErr w:type="spellEnd"/>
+      <w:r>
+        <w:t xml:space="preserve"> </w:t>
+      </w:r>
+      <w:proofErr w:type="spellStart"/>
+      <w:r>
+        <w:t>Internacionales</w:t>
+      </w:r>
       <w:bookmarkEnd w:id="4"/>
+      <w:proofErr w:type="spellEnd"/>
+      <w:r>
+        <w:t xml:space="preserve"> </w:t>
+      </w:r>
     </w:p>
     <w:p>
       <w:pPr>
         <w:pStyle w:val="APA7MA"/>
       </w:pPr>
       <w:r>
-        <w:t xml:space="preserve">          A continuación, se presentan diversos proyectos de carácter nacional e internacional que emplean la visión artificial como herramienta clave en plataformas tecnológicas orientadas a la rehabilitación y el cuidado de la salud.</w:t>
+        <w:t>A continuación, se presentan antecedentes internacionales que integran visión artificial en soluciones de salud digital y rehabilitación funcional</w:t>
+      </w:r>
+      <w:r>
+        <w:t>.</w:t>
+      </w:r>
+    </w:p>
+    <w:p>
+      <w:pPr>
+        <w:pStyle w:val="APA7MA"/>
+      </w:pPr>
+      <w:proofErr w:type="spellStart"/>
+      <w:r>
+        <w:t>Gaikwad</w:t>
+      </w:r>
+      <w:proofErr w:type="spellEnd"/>
+      <w:r>
+        <w:t xml:space="preserve"> et al. (2023), en su investigación titulada “</w:t>
+      </w:r>
+      <w:proofErr w:type="spellStart"/>
+      <w:r>
+        <w:t>Vision-Based</w:t>
+      </w:r>
+      <w:proofErr w:type="spellEnd"/>
+      <w:r>
+        <w:t xml:space="preserve"> </w:t>
+      </w:r>
+      <w:proofErr w:type="spellStart"/>
+      <w:r>
+        <w:t>Posture</w:t>
+      </w:r>
+      <w:proofErr w:type="spellEnd"/>
+      <w:r>
+        <w:t xml:space="preserve"> </w:t>
+      </w:r>
+      <w:proofErr w:type="spellStart"/>
+      <w:r>
+        <w:t>Detection</w:t>
+      </w:r>
+      <w:proofErr w:type="spellEnd"/>
+      <w:r>
+        <w:t xml:space="preserve"> </w:t>
+      </w:r>
+      <w:proofErr w:type="spellStart"/>
+      <w:r>
+        <w:t>for</w:t>
+      </w:r>
+      <w:proofErr w:type="spellEnd"/>
+      <w:r>
+        <w:t xml:space="preserve"> </w:t>
+      </w:r>
+      <w:proofErr w:type="spellStart"/>
+      <w:r>
+        <w:t>Rehabilitation</w:t>
+      </w:r>
+      <w:proofErr w:type="spellEnd"/>
+      <w:r>
+        <w:t xml:space="preserve"> </w:t>
+      </w:r>
+      <w:proofErr w:type="spellStart"/>
+      <w:r>
+        <w:t>Program</w:t>
+      </w:r>
+      <w:proofErr w:type="spellEnd"/>
+      <w:r>
+        <w:t xml:space="preserve">”, desarrollada en el Instituto de Tecnología </w:t>
+      </w:r>
+      <w:proofErr w:type="spellStart"/>
+      <w:r>
+        <w:t>Vishwakarma</w:t>
+      </w:r>
+      <w:proofErr w:type="spellEnd"/>
+      <w:r>
+        <w:t xml:space="preserve">, propusieron un sistema de monitoreo de rehabilitación física </w:t>
+      </w:r>
+      <w:proofErr w:type="spellStart"/>
+      <w:r>
+        <w:t>autogestionado</w:t>
+      </w:r>
+      <w:proofErr w:type="spellEnd"/>
+      <w:r>
+        <w:t xml:space="preserve"> para personas con discapacidades motoras. El estudio implementó un modelo basado en visión artificial utilizando redes neuronales de tipo LSTM (Long Short-</w:t>
+      </w:r>
+      <w:proofErr w:type="spellStart"/>
+      <w:r>
+        <w:t>Term</w:t>
+      </w:r>
+      <w:proofErr w:type="spellEnd"/>
+      <w:r>
+        <w:t xml:space="preserve"> </w:t>
+      </w:r>
+      <w:proofErr w:type="spellStart"/>
+      <w:r>
+        <w:t>Memory</w:t>
+      </w:r>
+      <w:proofErr w:type="spellEnd"/>
+      <w:r>
+        <w:t>) para el reconocimiento de la postura corporal en tiempo real, logrando una precisión diagnóstica del 93.75%. La relevancia de este antecedente reside en su capacidad para proporcionar retroalimentación inmediata, permitiendo que el usuario corrija su postura al instante si el ejercicio se realiza de forma incorrecta. Los autores concluyen que el análisis de posturas mediante visión por computadora es una solución eficaz y conveniente para el monitoreo de salud en el hogar, eliminando la necesidad de asistencia presencial constante y mejorando significativamente el proceso de recuperación del paciente.</w:t>
+      </w:r>
+    </w:p>
+    <w:p>
+      <w:pPr>
+        <w:pStyle w:val="APA7MA"/>
+      </w:pPr>
+      <w:proofErr w:type="spellStart"/>
+      <w:r>
+        <w:t>Quizhpe</w:t>
+      </w:r>
+      <w:proofErr w:type="spellEnd"/>
+      <w:r>
+        <w:t xml:space="preserve"> (2023), en su tesis de maestría titulada “Sistema web para el monitoreo en tiempo real de los ejercicios de rehabilitación del hombro usando técnicas de visión artificial” </w:t>
+      </w:r>
+      <w:r>
+        <w:lastRenderedPageBreak/>
+        <w:t>para la Universidad Nacional de Loja, Ecuador, desarrolló una plataforma orientada a mejorar el seguimiento de pacientes con patologías de hombro. La investigación implementó un sistema que utiliza la cámara web para capturar el movimiento del usuario, procesando los datos mediante algoritmos de visión artificial para verificar que ejercicios como la abducción se realicen en los ángulos correctos. El sistema permite al paciente registrarse, asignar un fisioterapeuta y recibir retroalimentación visual durante su rutina. El autor concluye que la integración de estas herramientas en un entorno web facilita el acceso a la rehabilitación desde el hogar, permitiendo al médico monitorear la evolución del paciente de forma remota y objetiva, reduciendo los errores de ejecución durante la terapia física.</w:t>
       </w:r>
     </w:p>
     <w:p>
       <w:pPr>
         <w:pStyle w:val="Ttulo3"/>
       </w:pPr>
-      <w:bookmarkStart w:id="5" w:name="_Toc236211346"/>
+      <w:bookmarkStart w:id="5" w:name="_Toc236211347"/>
       <w:proofErr w:type="spellStart"/>
       <w:r>
         <w:t>Antecedentes</w:t>
@@ -4769,154 +4912,10 @@
       </w:r>
       <w:proofErr w:type="spellStart"/>
       <w:r>
-        <w:t>Internacionales</w:t>
+        <w:t>Nacionales</w:t>
       </w:r>
       <w:bookmarkEnd w:id="5"/>
       <w:proofErr w:type="spellEnd"/>
-      <w:r>
-        <w:t xml:space="preserve"> </w:t>
-      </w:r>
-    </w:p>
-    <w:p>
-      <w:pPr>
-        <w:pStyle w:val="APA7MA"/>
-      </w:pPr>
-      <w:r>
-        <w:t>A continuación, se presentan antecedentes internacionales que integran visión artificial en soluciones de salud digital y rehabilitación funcional</w:t>
-      </w:r>
-      <w:r>
-        <w:t>.</w:t>
-      </w:r>
-    </w:p>
-    <w:p>
-      <w:pPr>
-        <w:pStyle w:val="APA7MA"/>
-      </w:pPr>
-      <w:proofErr w:type="spellStart"/>
-      <w:r>
-        <w:t>Gaikwad</w:t>
-      </w:r>
-      <w:proofErr w:type="spellEnd"/>
-      <w:r>
-        <w:t xml:space="preserve"> et al. (2023), en su investigación titulada “</w:t>
-      </w:r>
-      <w:proofErr w:type="spellStart"/>
-      <w:r>
-        <w:t>Vision-Based</w:t>
-      </w:r>
-      <w:proofErr w:type="spellEnd"/>
-      <w:r>
-        <w:t xml:space="preserve"> </w:t>
-      </w:r>
-      <w:proofErr w:type="spellStart"/>
-      <w:r>
-        <w:t>Posture</w:t>
-      </w:r>
-      <w:proofErr w:type="spellEnd"/>
-      <w:r>
-        <w:t xml:space="preserve"> </w:t>
-      </w:r>
-      <w:proofErr w:type="spellStart"/>
-      <w:r>
-        <w:t>Detection</w:t>
-      </w:r>
-      <w:proofErr w:type="spellEnd"/>
-      <w:r>
-        <w:t xml:space="preserve"> </w:t>
-      </w:r>
-      <w:proofErr w:type="spellStart"/>
-      <w:r>
-        <w:t>for</w:t>
-      </w:r>
-      <w:proofErr w:type="spellEnd"/>
-      <w:r>
-        <w:t xml:space="preserve"> </w:t>
-      </w:r>
-      <w:proofErr w:type="spellStart"/>
-      <w:r>
-        <w:t>Rehabilitation</w:t>
-      </w:r>
-      <w:proofErr w:type="spellEnd"/>
-      <w:r>
-        <w:t xml:space="preserve"> </w:t>
-      </w:r>
-      <w:proofErr w:type="spellStart"/>
-      <w:r>
-        <w:t>Program</w:t>
-      </w:r>
-      <w:proofErr w:type="spellEnd"/>
-      <w:r>
-        <w:t xml:space="preserve">”, desarrollada en el Instituto de Tecnología </w:t>
-      </w:r>
-      <w:proofErr w:type="spellStart"/>
-      <w:r>
-        <w:t>Vishwakarma</w:t>
-      </w:r>
-      <w:proofErr w:type="spellEnd"/>
-      <w:r>
-        <w:t xml:space="preserve">, propusieron un sistema de monitoreo de rehabilitación física </w:t>
-      </w:r>
-      <w:proofErr w:type="spellStart"/>
-      <w:r>
-        <w:t>autogestionado</w:t>
-      </w:r>
-      <w:proofErr w:type="spellEnd"/>
-      <w:r>
-        <w:t xml:space="preserve"> para personas con discapacidades motoras. El estudio implementó un modelo basado en visión artificial utilizando redes neuronales de tipo LSTM (Long Short-</w:t>
-      </w:r>
-      <w:proofErr w:type="spellStart"/>
-      <w:r>
-        <w:t>Term</w:t>
-      </w:r>
-      <w:proofErr w:type="spellEnd"/>
-      <w:r>
-        <w:t xml:space="preserve"> </w:t>
-      </w:r>
-      <w:proofErr w:type="spellStart"/>
-      <w:r>
-        <w:t>Memory</w:t>
-      </w:r>
-      <w:proofErr w:type="spellEnd"/>
-      <w:r>
-        <w:t>) para el reconocimiento de la postura corporal en tiempo real, logrando una precisión diagnóstica del 93.75%. La relevancia de este antecedente reside en su capacidad para proporcionar retroalimentación inmediata, permitiendo que el usuario corrija su postura al instante si el ejercicio se realiza de forma incorrecta. Los autores concluyen que el análisis de posturas mediante visión por computadora es una solución eficaz y conveniente para el monitoreo de salud en el hogar, eliminando la necesidad de asistencia presencial constante y mejorando significativamente el proceso de recuperación del paciente.</w:t>
-      </w:r>
-    </w:p>
-    <w:p>
-      <w:pPr>
-        <w:pStyle w:val="APA7MA"/>
-      </w:pPr>
-      <w:proofErr w:type="spellStart"/>
-      <w:r>
-        <w:t>Quizhpe</w:t>
-      </w:r>
-      <w:proofErr w:type="spellEnd"/>
-      <w:r>
-        <w:t xml:space="preserve"> (2023), en su tesis de maestría titulada “Sistema web para el monitoreo en tiempo real de los ejercicios de rehabilitación del hombro usando técnicas de visión artificial” </w:t>
-      </w:r>
-      <w:r>
-        <w:lastRenderedPageBreak/>
-        <w:t>para la Universidad Nacional de Loja, Ecuador, desarrolló una plataforma orientada a mejorar el seguimiento de pacientes con patologías de hombro. La investigación implementó un sistema que utiliza la cámara web para capturar el movimiento del usuario, procesando los datos mediante algoritmos de visión artificial para verificar que ejercicios como la abducción se realicen en los ángulos correctos. El sistema permite al paciente registrarse, asignar un fisioterapeuta y recibir retroalimentación visual durante su rutina. El autor concluye que la integración de estas herramientas en un entorno web facilita el acceso a la rehabilitación desde el hogar, permitiendo al médico monitorear la evolución del paciente de forma remota y objetiva, reduciendo los errores de ejecución durante la terapia física.</w:t>
-      </w:r>
-    </w:p>
-    <w:p>
-      <w:pPr>
-        <w:pStyle w:val="Ttulo3"/>
-      </w:pPr>
-      <w:bookmarkStart w:id="6" w:name="_Toc236211347"/>
-      <w:proofErr w:type="spellStart"/>
-      <w:r>
-        <w:t>Antecedentes</w:t>
-      </w:r>
-      <w:proofErr w:type="spellEnd"/>
-      <w:r>
-        <w:t xml:space="preserve"> </w:t>
-      </w:r>
-      <w:proofErr w:type="spellStart"/>
-      <w:r>
-        <w:t>Nacionales</w:t>
-      </w:r>
-      <w:bookmarkEnd w:id="6"/>
-      <w:proofErr w:type="spellEnd"/>
     </w:p>
     <w:p>
       <w:pPr>
@@ -4982,7 +4981,7 @@
       <w:pPr>
         <w:pStyle w:val="Ttulo3"/>
       </w:pPr>
-      <w:bookmarkStart w:id="7" w:name="_Toc236211348"/>
+      <w:bookmarkStart w:id="6" w:name="_Toc236211348"/>
       <w:proofErr w:type="spellStart"/>
       <w:r>
         <w:t>Antecedentes</w:t>
@@ -4991,7 +4990,7 @@
       <w:r>
         <w:t xml:space="preserve"> Locales</w:t>
       </w:r>
-      <w:bookmarkEnd w:id="7"/>
+      <w:bookmarkEnd w:id="6"/>
     </w:p>
     <w:p>
       <w:pPr>
@@ -5045,10 +5044,30 @@
       <w:pPr>
         <w:pStyle w:val="Ttulo2"/>
       </w:pPr>
-      <w:bookmarkStart w:id="8" w:name="_Toc236211349"/>
+      <w:bookmarkStart w:id="7" w:name="_Toc236211349"/>
       <w:proofErr w:type="spellStart"/>
       <w:r>
         <w:t>Planteamiento</w:t>
+      </w:r>
+      <w:proofErr w:type="spellEnd"/>
+      <w:r>
+        <w:t xml:space="preserve"> del </w:t>
+      </w:r>
+      <w:proofErr w:type="spellStart"/>
+      <w:r>
+        <w:t>problema</w:t>
+      </w:r>
+      <w:bookmarkEnd w:id="7"/>
+      <w:proofErr w:type="spellEnd"/>
+    </w:p>
+    <w:p>
+      <w:pPr>
+        <w:pStyle w:val="Ttulo3"/>
+      </w:pPr>
+      <w:bookmarkStart w:id="8" w:name="_Toc236211350"/>
+      <w:proofErr w:type="spellStart"/>
+      <w:r>
+        <w:t>Descripción</w:t>
       </w:r>
       <w:proofErr w:type="spellEnd"/>
       <w:r>
@@ -5060,26 +5079,6 @@
       </w:r>
       <w:bookmarkEnd w:id="8"/>
       <w:proofErr w:type="spellEnd"/>
-    </w:p>
-    <w:p>
-      <w:pPr>
-        <w:pStyle w:val="Ttulo3"/>
-      </w:pPr>
-      <w:bookmarkStart w:id="9" w:name="_Toc236211350"/>
-      <w:proofErr w:type="spellStart"/>
-      <w:r>
-        <w:t>Descripción</w:t>
-      </w:r>
-      <w:proofErr w:type="spellEnd"/>
-      <w:r>
-        <w:t xml:space="preserve"> del </w:t>
-      </w:r>
-      <w:proofErr w:type="spellStart"/>
-      <w:r>
-        <w:t>problema</w:t>
-      </w:r>
-      <w:bookmarkEnd w:id="9"/>
-      <w:proofErr w:type="spellEnd"/>
       <w:r>
         <w:t xml:space="preserve">  </w:t>
       </w:r>
@@ -5113,7 +5112,7 @@
       <w:pPr>
         <w:pStyle w:val="Ttulo3"/>
       </w:pPr>
-      <w:bookmarkStart w:id="10" w:name="_Toc236211351"/>
+      <w:bookmarkStart w:id="9" w:name="_Toc236211351"/>
       <w:proofErr w:type="spellStart"/>
       <w:r>
         <w:t>Problema</w:t>
@@ -5122,34 +5121,34 @@
       <w:r>
         <w:t xml:space="preserve"> principal</w:t>
       </w:r>
+      <w:bookmarkEnd w:id="9"/>
+    </w:p>
+    <w:p>
+      <w:pPr>
+        <w:pStyle w:val="APA7MA"/>
+      </w:pPr>
+      <w:r>
+        <w:t>La pérdida de la postura correcta durante la realización de ejercicios de equilibrio en adultos mayores genera dificultad en los movimientos y un aumento en el riesgo de lesiones, afectando negativamente su proceso de rehabilitación física.</w:t>
+      </w:r>
+    </w:p>
+    <w:p>
+      <w:pPr>
+        <w:pStyle w:val="Ttulo3"/>
+      </w:pPr>
+      <w:bookmarkStart w:id="10" w:name="_Toc236211352"/>
+      <w:proofErr w:type="spellStart"/>
+      <w:r>
+        <w:t>Problemas</w:t>
+      </w:r>
+      <w:proofErr w:type="spellEnd"/>
+      <w:r>
+        <w:t xml:space="preserve"> </w:t>
+      </w:r>
+      <w:proofErr w:type="spellStart"/>
+      <w:r>
+        <w:t>secundarios</w:t>
+      </w:r>
       <w:bookmarkEnd w:id="10"/>
-    </w:p>
-    <w:p>
-      <w:pPr>
-        <w:pStyle w:val="APA7MA"/>
-      </w:pPr>
-      <w:r>
-        <w:t>La pérdida de la postura correcta durante la realización de ejercicios de equilibrio en adultos mayores genera dificultad en los movimientos y un aumento en el riesgo de lesiones, afectando negativamente su proceso de rehabilitación física.</w:t>
-      </w:r>
-    </w:p>
-    <w:p>
-      <w:pPr>
-        <w:pStyle w:val="Ttulo3"/>
-      </w:pPr>
-      <w:bookmarkStart w:id="11" w:name="_Toc236211352"/>
-      <w:proofErr w:type="spellStart"/>
-      <w:r>
-        <w:t>Problemas</w:t>
-      </w:r>
-      <w:proofErr w:type="spellEnd"/>
-      <w:r>
-        <w:t xml:space="preserve"> </w:t>
-      </w:r>
-      <w:proofErr w:type="spellStart"/>
-      <w:r>
-        <w:t>secundarios</w:t>
-      </w:r>
-      <w:bookmarkEnd w:id="11"/>
       <w:proofErr w:type="spellEnd"/>
       <w:r>
         <w:t xml:space="preserve"> </w:t>
@@ -5270,7 +5269,7 @@
       <w:pPr>
         <w:pStyle w:val="Ttulo3"/>
       </w:pPr>
-      <w:bookmarkStart w:id="12" w:name="_Toc236211353"/>
+      <w:bookmarkStart w:id="11" w:name="_Toc236211353"/>
       <w:proofErr w:type="spellStart"/>
       <w:r>
         <w:t>Formulación</w:t>
@@ -5282,71 +5281,71 @@
       <w:proofErr w:type="spellStart"/>
       <w:r>
         <w:t>problema</w:t>
+      </w:r>
+      <w:bookmarkEnd w:id="11"/>
+      <w:proofErr w:type="spellEnd"/>
+    </w:p>
+    <w:p>
+      <w:pPr>
+        <w:pStyle w:val="APA7MA"/>
+      </w:pPr>
+      <w:r>
+        <w:t>¿De qué manera puede mejorar la capacidad de movimiento y disminuir los riesgos de lesiones el modelo de visión artificial de corrección de postura durante ejercicios de equilibrio en adultos mayores?</w:t>
+      </w:r>
+    </w:p>
+    <w:p>
+      <w:pPr>
+        <w:pStyle w:val="Ttulo2"/>
+      </w:pPr>
+      <w:bookmarkStart w:id="12" w:name="_Toc236211354"/>
+      <w:proofErr w:type="spellStart"/>
+      <w:r>
+        <w:t>Objetivos</w:t>
       </w:r>
       <w:bookmarkEnd w:id="12"/>
       <w:proofErr w:type="spellEnd"/>
     </w:p>
     <w:p>
       <w:pPr>
+        <w:pStyle w:val="Ttulo3"/>
+      </w:pPr>
+      <w:bookmarkStart w:id="13" w:name="_Toc236211355"/>
+      <w:proofErr w:type="spellStart"/>
+      <w:r>
+        <w:t>Objetivo</w:t>
+      </w:r>
+      <w:proofErr w:type="spellEnd"/>
+      <w:r>
+        <w:t xml:space="preserve"> General</w:t>
+      </w:r>
+      <w:bookmarkEnd w:id="13"/>
+    </w:p>
+    <w:p>
+      <w:pPr>
         <w:pStyle w:val="APA7MA"/>
       </w:pPr>
       <w:r>
-        <w:t>¿De qué manera puede mejorar la capacidad de movimiento y disminuir los riesgos de lesiones el modelo de visión artificial de corrección de postura durante ejercicios de equilibrio en adultos mayores?</w:t>
-      </w:r>
-    </w:p>
-    <w:p>
-      <w:pPr>
-        <w:pStyle w:val="Ttulo2"/>
-      </w:pPr>
-      <w:bookmarkStart w:id="13" w:name="_Toc236211354"/>
+        <w:t>Desarrollar un modelo de visión artificial de corrección de postura durante ejercicios de equilibrio en adultos mayores para mejorar la capacidad de movimiento y reducir los riesgos de lesiones.</w:t>
+      </w:r>
+    </w:p>
+    <w:p>
+      <w:pPr>
+        <w:pStyle w:val="Ttulo3"/>
+      </w:pPr>
+      <w:bookmarkStart w:id="14" w:name="_Toc236211356"/>
       <w:proofErr w:type="spellStart"/>
       <w:r>
         <w:t>Objetivos</w:t>
       </w:r>
-      <w:bookmarkEnd w:id="13"/>
       <w:proofErr w:type="spellEnd"/>
-    </w:p>
-    <w:p>
-      <w:pPr>
-        <w:pStyle w:val="Ttulo3"/>
-      </w:pPr>
-      <w:bookmarkStart w:id="14" w:name="_Toc236211355"/>
+      <w:r>
+        <w:t xml:space="preserve"> </w:t>
+      </w:r>
       <w:proofErr w:type="spellStart"/>
       <w:r>
-        <w:t>Objetivo</w:t>
-      </w:r>
-      <w:proofErr w:type="spellEnd"/>
-      <w:r>
-        <w:t xml:space="preserve"> General</w:t>
+        <w:t>Específicos</w:t>
       </w:r>
       <w:bookmarkEnd w:id="14"/>
-    </w:p>
-    <w:p>
-      <w:pPr>
-        <w:pStyle w:val="APA7MA"/>
-      </w:pPr>
-      <w:r>
-        <w:t>Desarrollar un modelo de visión artificial de corrección de postura durante ejercicios de equilibrio en adultos mayores para mejorar la capacidad de movimiento y reducir los riesgos de lesiones.</w:t>
-      </w:r>
-    </w:p>
-    <w:p>
-      <w:pPr>
-        <w:pStyle w:val="Ttulo3"/>
-      </w:pPr>
-      <w:bookmarkStart w:id="15" w:name="_Toc236211356"/>
-      <w:proofErr w:type="spellStart"/>
-      <w:r>
-        <w:t>Objetivos</w:t>
-      </w:r>
-      <w:proofErr w:type="spellEnd"/>
-      <w:r>
-        <w:t xml:space="preserve"> </w:t>
-      </w:r>
-      <w:proofErr w:type="spellStart"/>
-      <w:r>
-        <w:t>Específicos</w:t>
-      </w:r>
-      <w:bookmarkEnd w:id="15"/>
       <w:proofErr w:type="spellEnd"/>
     </w:p>
     <w:p>
@@ -5417,22 +5416,68 @@
       <w:pPr>
         <w:pStyle w:val="Ttulo2"/>
       </w:pPr>
-      <w:bookmarkStart w:id="16" w:name="_Toc236211357"/>
+      <w:bookmarkStart w:id="15" w:name="_Toc236211357"/>
       <w:proofErr w:type="spellStart"/>
       <w:r>
         <w:t>Hipótesis</w:t>
+      </w:r>
+      <w:bookmarkEnd w:id="15"/>
+      <w:proofErr w:type="spellEnd"/>
+    </w:p>
+    <w:p>
+      <w:pPr>
+        <w:pStyle w:val="Ttulo3"/>
+        <w:rPr>
+          <w:highlight w:val="yellow"/>
+        </w:rPr>
+      </w:pPr>
+      <w:bookmarkStart w:id="16" w:name="_Toc236211358"/>
+      <w:proofErr w:type="spellStart"/>
+      <w:r>
+        <w:rPr>
+          <w:highlight w:val="yellow"/>
+        </w:rPr>
+        <w:t>Hipótesis</w:t>
+      </w:r>
+      <w:proofErr w:type="spellEnd"/>
+      <w:r>
+        <w:rPr>
+          <w:highlight w:val="yellow"/>
+        </w:rPr>
+        <w:t xml:space="preserve"> de </w:t>
+      </w:r>
+      <w:proofErr w:type="spellStart"/>
+      <w:r>
+        <w:rPr>
+          <w:highlight w:val="yellow"/>
+        </w:rPr>
+        <w:t>Ingeniería</w:t>
       </w:r>
       <w:bookmarkEnd w:id="16"/>
       <w:proofErr w:type="spellEnd"/>
     </w:p>
     <w:p>
       <w:pPr>
+        <w:pStyle w:val="APA7MA"/>
+        <w:rPr>
+          <w:highlight w:val="yellow"/>
+        </w:rPr>
+      </w:pPr>
+      <w:r>
+        <w:rPr>
+          <w:highlight w:val="yellow"/>
+        </w:rPr>
+        <w:t>El desarrollo de un modelo de visión artificial basado en estimación de pose humana para la corrección de postura en tiempo real, mejora significativamente la capacidad de movimiento y reduce los riesgos de lesiones en adultos mayores durante la ejecución de ejercicios de equilibrio.</w:t>
+      </w:r>
+    </w:p>
+    <w:p>
+      <w:pPr>
         <w:pStyle w:val="Ttulo3"/>
         <w:rPr>
           <w:highlight w:val="yellow"/>
         </w:rPr>
       </w:pPr>
-      <w:bookmarkStart w:id="17" w:name="_Toc236211358"/>
+      <w:bookmarkStart w:id="17" w:name="_Toc236211359"/>
       <w:proofErr w:type="spellStart"/>
       <w:r>
         <w:rPr>
@@ -5445,14 +5490,14 @@
         <w:rPr>
           <w:highlight w:val="yellow"/>
         </w:rPr>
-        <w:t xml:space="preserve"> de </w:t>
+        <w:t xml:space="preserve"> </w:t>
       </w:r>
       <w:proofErr w:type="spellStart"/>
       <w:r>
         <w:rPr>
           <w:highlight w:val="yellow"/>
         </w:rPr>
-        <w:t>Ingeniería</w:t>
+        <w:t>nula</w:t>
       </w:r>
       <w:bookmarkEnd w:id="17"/>
       <w:proofErr w:type="spellEnd"/>
@@ -5460,134 +5505,88 @@
     <w:p>
       <w:pPr>
         <w:pStyle w:val="APA7MA"/>
+      </w:pPr>
+      <w:r>
         <w:rPr>
           <w:highlight w:val="yellow"/>
         </w:rPr>
-      </w:pPr>
-      <w:r>
-        <w:rPr>
-          <w:highlight w:val="yellow"/>
-        </w:rPr>
-        <w:t>El desarrollo de un modelo de visión artificial basado en estimación de pose humana para la corrección de postura en tiempo real, mejora significativamente la capacidad de movimiento y reduce los riesgos de lesiones en adultos mayores durante la ejecución de ejercicios de equilibrio.</w:t>
+        <w:t>La aplicación de un modelo de visión artificial de corrección de postura durante ejercicios de equilibrio en adultos mayores no genera una mejora significativa en la capacidad de movimiento ni una reducción en los riesgos de lesiones.</w:t>
+      </w:r>
+    </w:p>
+    <w:p>
+      <w:pPr>
+        <w:pStyle w:val="Ttulo2"/>
+      </w:pPr>
+      <w:bookmarkStart w:id="18" w:name="_Toc236211360"/>
+      <w:proofErr w:type="spellStart"/>
+      <w:r>
+        <w:t>Identificación</w:t>
+      </w:r>
+      <w:proofErr w:type="spellEnd"/>
+      <w:r>
+        <w:t xml:space="preserve"> de Variables</w:t>
+      </w:r>
+      <w:bookmarkEnd w:id="18"/>
+    </w:p>
+    <w:p>
+      <w:pPr>
+        <w:pStyle w:val="APA7MA"/>
+      </w:pPr>
+      <w:r>
+        <w:rPr>
+          <w:b/>
+        </w:rPr>
+        <w:t>VARIABLE INDEPENDIENTE:</w:t>
+      </w:r>
+      <w:r>
+        <w:t xml:space="preserve"> Modelo de visión artificial</w:t>
+      </w:r>
+    </w:p>
+    <w:p>
+      <w:pPr>
+        <w:pStyle w:val="APA7MA"/>
+      </w:pPr>
+      <w:r>
+        <w:rPr>
+          <w:b/>
+        </w:rPr>
+        <w:t>VARIABLE DEPENDIENTE:</w:t>
+      </w:r>
+      <w:r>
+        <w:t xml:space="preserve"> P</w:t>
+      </w:r>
+      <w:r>
+        <w:t>recisión en la ejecución de ejercicios de equilibrio.</w:t>
+      </w:r>
+    </w:p>
+    <w:p>
+      <w:pPr>
+        <w:pStyle w:val="APA7MA"/>
+      </w:pPr>
+      <w:r>
+        <w:rPr>
+          <w:b/>
+        </w:rPr>
+        <w:t>VARIABLES INTERVINIENTES:</w:t>
+      </w:r>
+      <w:r>
+        <w:t xml:space="preserve"> Condiciones del entorno físico.</w:t>
       </w:r>
     </w:p>
     <w:p>
       <w:pPr>
         <w:pStyle w:val="Ttulo3"/>
-        <w:rPr>
-          <w:highlight w:val="yellow"/>
-        </w:rPr>
-      </w:pPr>
-      <w:bookmarkStart w:id="18" w:name="_Toc236211359"/>
+      </w:pPr>
+      <w:bookmarkStart w:id="19" w:name="_Toc236211361"/>
       <w:proofErr w:type="spellStart"/>
       <w:r>
-        <w:rPr>
-          <w:highlight w:val="yellow"/>
-        </w:rPr>
-        <w:t>Hipótesis</w:t>
+        <w:t>Operacionalización</w:t>
       </w:r>
       <w:proofErr w:type="spellEnd"/>
       <w:r>
-        <w:rPr>
-          <w:highlight w:val="yellow"/>
-        </w:rPr>
-        <w:t xml:space="preserve"> </w:t>
-      </w:r>
-      <w:proofErr w:type="spellStart"/>
-      <w:r>
-        <w:rPr>
-          <w:highlight w:val="yellow"/>
-        </w:rPr>
-        <w:t>nula</w:t>
-      </w:r>
-      <w:bookmarkEnd w:id="18"/>
-      <w:proofErr w:type="spellEnd"/>
-    </w:p>
-    <w:p>
-      <w:pPr>
-        <w:pStyle w:val="APA7MA"/>
-      </w:pPr>
-      <w:r>
-        <w:rPr>
-          <w:highlight w:val="yellow"/>
-        </w:rPr>
-        <w:t>La aplicación de un modelo de visión artificial de corrección de postura durante ejercicios de equilibrio en adultos mayores no genera una mejora significativa en la capacidad de movimiento ni una reducción en los riesgos de lesiones.</w:t>
-      </w:r>
-    </w:p>
-    <w:p>
-      <w:pPr>
-        <w:pStyle w:val="Ttulo2"/>
-      </w:pPr>
-      <w:bookmarkStart w:id="19" w:name="_Toc236211360"/>
-      <w:proofErr w:type="spellStart"/>
-      <w:r>
-        <w:t>Identificación</w:t>
-      </w:r>
-      <w:proofErr w:type="spellEnd"/>
-      <w:r>
         <w:t xml:space="preserve"> de Variables</w:t>
       </w:r>
       <w:bookmarkEnd w:id="19"/>
-    </w:p>
-    <w:p>
-      <w:pPr>
-        <w:pStyle w:val="APA7MA"/>
-      </w:pPr>
-      <w:r>
-        <w:rPr>
-          <w:b/>
-        </w:rPr>
-        <w:t>VARIABLE INDEPENDIENTE:</w:t>
-      </w:r>
-      <w:r>
-        <w:t xml:space="preserve"> Modelo de visión artificial</w:t>
-      </w:r>
-    </w:p>
-    <w:p>
-      <w:pPr>
-        <w:pStyle w:val="APA7MA"/>
-      </w:pPr>
-      <w:r>
-        <w:rPr>
-          <w:b/>
-        </w:rPr>
-        <w:t>VARIABLE DEPENDIENTE:</w:t>
-      </w:r>
-      <w:r>
-        <w:t xml:space="preserve"> P</w:t>
-      </w:r>
-      <w:r>
-        <w:t>recisión en la ejecución de ejercicios de equilibrio.</w:t>
-      </w:r>
-    </w:p>
-    <w:p>
-      <w:pPr>
-        <w:pStyle w:val="APA7MA"/>
-      </w:pPr>
-      <w:r>
-        <w:rPr>
-          <w:b/>
-        </w:rPr>
-        <w:t>VARIABLES INTERVINIENTES:</w:t>
-      </w:r>
-      <w:r>
-        <w:t xml:space="preserve"> Condiciones del entorno físico.</w:t>
-      </w:r>
-    </w:p>
-    <w:p>
-      <w:pPr>
-        <w:pStyle w:val="Ttulo3"/>
-      </w:pPr>
-      <w:bookmarkStart w:id="20" w:name="_Toc236211361"/>
-      <w:proofErr w:type="spellStart"/>
-      <w:r>
-        <w:t>Operacionalización</w:t>
-      </w:r>
-      <w:proofErr w:type="spellEnd"/>
-      <w:r>
-        <w:t xml:space="preserve"> de Variables</w:t>
-      </w:r>
-      <w:bookmarkEnd w:id="20"/>
     </w:p>
     <w:tbl>
       <w:tblPr>
@@ -7640,7 +7639,7 @@
       <w:pPr>
         <w:pStyle w:val="Ttulo3"/>
       </w:pPr>
-      <w:bookmarkStart w:id="21" w:name="_Toc236211362"/>
+      <w:bookmarkStart w:id="20" w:name="_Toc236211362"/>
       <w:proofErr w:type="spellStart"/>
       <w:r>
         <w:t>Conceptualización</w:t>
@@ -7649,7 +7648,7 @@
       <w:r>
         <w:t xml:space="preserve"> de Variables</w:t>
       </w:r>
-      <w:bookmarkEnd w:id="21"/>
+      <w:bookmarkEnd w:id="20"/>
     </w:p>
     <w:p>
       <w:pPr>
@@ -7712,13 +7711,41 @@
       <w:pPr>
         <w:pStyle w:val="Ttulo2"/>
       </w:pPr>
-      <w:bookmarkStart w:id="22" w:name="_Toc236211363"/>
+      <w:bookmarkStart w:id="21" w:name="_Toc236211363"/>
       <w:proofErr w:type="spellStart"/>
       <w:r>
         <w:t>J</w:t>
       </w:r>
       <w:r>
         <w:t>ustificación</w:t>
+      </w:r>
+      <w:bookmarkEnd w:id="21"/>
+      <w:proofErr w:type="spellEnd"/>
+    </w:p>
+    <w:p>
+      <w:pPr>
+        <w:pStyle w:val="APA7MA"/>
+      </w:pPr>
+      <w:r>
+        <w:t>El envejecimiento suele estar asociado con una disminución de la estabilidad y el equilibrio corporal, lo que aumenta el riesgo de caídas en adultos mayores. Las caídas representan una de las principales causas de lesiones graves en esta población y pueden llevar a consecuencias físicas, psicológicas y económicas importantes, como fracturas, pérdida de independencia y altos costos de atención médica. Mejorar el equilibrio mediante ejercicios físicos es una estrategia ampliamente recomendada para prevenir caídas, sin embargo, realizar estos ejercicios de forma adecuada y segura presenta desafíos, especialmente sin supervisión profesional constante.</w:t>
+      </w:r>
+    </w:p>
+    <w:p>
+      <w:pPr>
+        <w:pStyle w:val="Ttulo3"/>
+      </w:pPr>
+      <w:bookmarkStart w:id="22" w:name="_Toc236211364"/>
+      <w:proofErr w:type="spellStart"/>
+      <w:r>
+        <w:t>Justificación</w:t>
+      </w:r>
+      <w:proofErr w:type="spellEnd"/>
+      <w:r>
+        <w:t xml:space="preserve"> </w:t>
+      </w:r>
+      <w:proofErr w:type="spellStart"/>
+      <w:r>
+        <w:t>Científica</w:t>
       </w:r>
       <w:bookmarkEnd w:id="22"/>
       <w:proofErr w:type="spellEnd"/>
@@ -7728,14 +7755,14 @@
         <w:pStyle w:val="APA7MA"/>
       </w:pPr>
       <w:r>
-        <w:t>El envejecimiento suele estar asociado con una disminución de la estabilidad y el equilibrio corporal, lo que aumenta el riesgo de caídas en adultos mayores. Las caídas representan una de las principales causas de lesiones graves en esta población y pueden llevar a consecuencias físicas, psicológicas y económicas importantes, como fracturas, pérdida de independencia y altos costos de atención médica. Mejorar el equilibrio mediante ejercicios físicos es una estrategia ampliamente recomendada para prevenir caídas, sin embargo, realizar estos ejercicios de forma adecuada y segura presenta desafíos, especialmente sin supervisión profesional constante.</w:t>
+        <w:t xml:space="preserve"> La justificación científica de este proyecto se basa en evidencia sobre la importancia de la postura y el equilibrio en la prevención de caídas en adultos mayores, y en el uso de tecnologías emergentes, como la visión artificial y el aprendizaje automático, para el monitoreo de la salud. Diversos estudios han demostrado que una correcta alineación postural y el fortalecimiento del equilibrio reducen el riesgo de caídas y lesiones en adultos mayores</w:t>
       </w:r>
     </w:p>
     <w:p>
       <w:pPr>
         <w:pStyle w:val="Ttulo3"/>
       </w:pPr>
-      <w:bookmarkStart w:id="23" w:name="_Toc236211364"/>
+      <w:bookmarkStart w:id="23" w:name="_Toc236211365"/>
       <w:proofErr w:type="spellStart"/>
       <w:r>
         <w:t>Justificación</w:t>
@@ -7746,7 +7773,7 @@
       </w:r>
       <w:proofErr w:type="spellStart"/>
       <w:r>
-        <w:t>Científica</w:t>
+        <w:t>Técnica</w:t>
       </w:r>
       <w:bookmarkEnd w:id="23"/>
       <w:proofErr w:type="spellEnd"/>
@@ -7756,14 +7783,42 @@
         <w:pStyle w:val="APA7MA"/>
       </w:pPr>
       <w:r>
-        <w:t xml:space="preserve"> La justificación científica de este proyecto se basa en evidencia sobre la importancia de la postura y el equilibrio en la prevención de caídas en adultos mayores, y en el uso de tecnologías emergentes, como la visión artificial y el aprendizaje automático, para el monitoreo de la salud. Diversos estudios han demostrado que una correcta alineación postural y el fortalecimiento del equilibrio reducen el riesgo de caídas y lesiones en adultos mayores</w:t>
+        <w:t xml:space="preserve">La justificación técnica de este proyecto se basa en la viabilidad y efectividad de las tecnologías de visión artificial y aprendizaje automático para el monitoreo de posturas en adultos mayores, así como en las ventajas que estas herramientas ofrecen para el desarrollo de sistemas de corrección de postura. Las tecnologías y herramientas requeridas para este </w:t>
+      </w:r>
+      <w:r>
+        <w:lastRenderedPageBreak/>
+        <w:t xml:space="preserve">sistema (cámaras RGB o de profundidad, hardware accesible como CPU y </w:t>
+      </w:r>
+      <w:proofErr w:type="spellStart"/>
+      <w:r>
+        <w:t>GPUs</w:t>
+      </w:r>
+      <w:proofErr w:type="spellEnd"/>
+      <w:r>
+        <w:t xml:space="preserve"> comerciales, y software de código abierto como </w:t>
+      </w:r>
+      <w:proofErr w:type="spellStart"/>
+      <w:r>
+        <w:t>OpenPose</w:t>
+      </w:r>
+      <w:proofErr w:type="spellEnd"/>
+      <w:r>
+        <w:t xml:space="preserve"> o </w:t>
+      </w:r>
+      <w:proofErr w:type="spellStart"/>
+      <w:r>
+        <w:t>MediaPipe</w:t>
+      </w:r>
+      <w:proofErr w:type="spellEnd"/>
+      <w:r>
+        <w:t xml:space="preserve">) son accesibles y económicas. Esto facilita la implementación del sistema en distintos entornos, desde centros de rehabilitación hasta hogares de adultos mayores. </w:t>
       </w:r>
     </w:p>
     <w:p>
       <w:pPr>
         <w:pStyle w:val="Ttulo3"/>
       </w:pPr>
-      <w:bookmarkStart w:id="24" w:name="_Toc236211365"/>
+      <w:bookmarkStart w:id="24" w:name="_Toc236211366"/>
       <w:proofErr w:type="spellStart"/>
       <w:r>
         <w:t>Justificación</w:t>
@@ -7774,7 +7829,7 @@
       </w:r>
       <w:proofErr w:type="spellStart"/>
       <w:r>
-        <w:t>Técnica</w:t>
+        <w:t>Económica</w:t>
       </w:r>
       <w:bookmarkEnd w:id="24"/>
       <w:proofErr w:type="spellEnd"/>
@@ -7784,133 +7839,77 @@
         <w:pStyle w:val="APA7MA"/>
       </w:pPr>
       <w:r>
-        <w:t xml:space="preserve">La justificación técnica de este proyecto se basa en la viabilidad y efectividad de las tecnologías de visión artificial y aprendizaje automático para el monitoreo de posturas en adultos mayores, así como en las ventajas que estas herramientas ofrecen para el desarrollo de sistemas de corrección de postura. Las tecnologías y herramientas requeridas para este </w:t>
-      </w:r>
-      <w:r>
-        <w:lastRenderedPageBreak/>
-        <w:t xml:space="preserve">sistema (cámaras RGB o de profundidad, hardware accesible como CPU y </w:t>
-      </w:r>
+        <w:t xml:space="preserve">La justificación económica de este proyecto se fundamenta en los beneficios financieros que una herramienta de monitoreo y corrección de postura puede ofrecer, tanto para los usuarios finales como para los sistemas de salud y centros de atención a adultos mayores. </w:t>
+      </w:r>
+    </w:p>
+    <w:p>
+      <w:pPr>
+        <w:pStyle w:val="APA7MA"/>
+      </w:pPr>
+      <w:r>
+        <w:t>Reducción de costos en atención médica las caídas en adultos mayores son una de las principales causas de lesiones que requieren hospitalización, tratamientos prolongados, y, en muchos casos, rehabilitación a largo plazo. Estas atenciones representan un alto costo tanto para los sistemas de salud públicos como para los individuos y sus familias. La implementación de un sistema de monitoreo de postura que ayude a reducir el riesgo de caídas tiene el potencial de disminuir significativamente estos costos al reducir la frecuencia y gravedad de las caídas, permitiendo un ahorro considerable en gastos médicos.</w:t>
+      </w:r>
+    </w:p>
+    <w:p>
+      <w:pPr>
+        <w:pStyle w:val="Ttulo3"/>
+      </w:pPr>
+      <w:bookmarkStart w:id="25" w:name="_Toc236211367"/>
       <w:proofErr w:type="spellStart"/>
       <w:r>
-        <w:t>GPUs</w:t>
+        <w:t>Justificación</w:t>
       </w:r>
       <w:proofErr w:type="spellEnd"/>
       <w:r>
-        <w:t xml:space="preserve"> comerciales, y software de código abierto como </w:t>
-      </w:r>
+        <w:t xml:space="preserve"> Social</w:t>
+      </w:r>
+      <w:bookmarkEnd w:id="25"/>
+    </w:p>
+    <w:p>
+      <w:pPr>
+        <w:pStyle w:val="APA7MA"/>
+      </w:pPr>
+      <w:r>
+        <w:t xml:space="preserve">El presente trabajo se justifica socialmente porque se basa en el impacto positivo que la corrección de postura mediante visión artificial puede tener en la calidad de vida y bienestar de los adultos mayores, así como en su seguridad y autonomía. </w:t>
+      </w:r>
+    </w:p>
+    <w:p>
+      <w:pPr>
+        <w:pStyle w:val="Ttulo2"/>
+      </w:pPr>
+      <w:bookmarkStart w:id="26" w:name="_Toc236211368"/>
       <w:proofErr w:type="spellStart"/>
       <w:r>
-        <w:t>OpenPose</w:t>
-      </w:r>
+        <w:t>M</w:t>
+      </w:r>
+      <w:r>
+        <w:t>etodología</w:t>
+      </w:r>
+      <w:bookmarkEnd w:id="26"/>
       <w:proofErr w:type="spellEnd"/>
-      <w:r>
-        <w:t xml:space="preserve"> o </w:t>
-      </w:r>
+    </w:p>
+    <w:p>
+      <w:pPr>
+        <w:pStyle w:val="Ttulo3"/>
+      </w:pPr>
+      <w:bookmarkStart w:id="27" w:name="_Toc236211369"/>
       <w:proofErr w:type="spellStart"/>
       <w:r>
-        <w:t>MediaPipe</w:t>
+        <w:t>Método</w:t>
       </w:r>
       <w:proofErr w:type="spellEnd"/>
       <w:r>
-        <w:t xml:space="preserve">) son accesibles y económicas. Esto facilita la implementación del sistema en distintos entornos, desde centros de rehabilitación hasta hogares de adultos mayores. </w:t>
-      </w:r>
-    </w:p>
-    <w:p>
-      <w:pPr>
-        <w:pStyle w:val="Ttulo3"/>
-      </w:pPr>
-      <w:bookmarkStart w:id="25" w:name="_Toc236211366"/>
+        <w:t xml:space="preserve"> </w:t>
+      </w:r>
       <w:proofErr w:type="spellStart"/>
       <w:r>
-        <w:t>Justificación</w:t>
-      </w:r>
-      <w:proofErr w:type="spellEnd"/>
-      <w:r>
-        <w:t xml:space="preserve"> </w:t>
-      </w:r>
-      <w:proofErr w:type="spellStart"/>
-      <w:r>
-        <w:t>Económica</w:t>
-      </w:r>
-      <w:bookmarkEnd w:id="25"/>
-      <w:proofErr w:type="spellEnd"/>
-    </w:p>
-    <w:p>
-      <w:pPr>
-        <w:pStyle w:val="APA7MA"/>
-      </w:pPr>
-      <w:r>
-        <w:t xml:space="preserve">La justificación económica de este proyecto se fundamenta en los beneficios financieros que una herramienta de monitoreo y corrección de postura puede ofrecer, tanto para los usuarios finales como para los sistemas de salud y centros de atención a adultos mayores. </w:t>
-      </w:r>
-    </w:p>
-    <w:p>
-      <w:pPr>
-        <w:pStyle w:val="APA7MA"/>
-      </w:pPr>
-      <w:r>
-        <w:t>Reducción de costos en atención médica las caídas en adultos mayores son una de las principales causas de lesiones que requieren hospitalización, tratamientos prolongados, y, en muchos casos, rehabilitación a largo plazo. Estas atenciones representan un alto costo tanto para los sistemas de salud públicos como para los individuos y sus familias. La implementación de un sistema de monitoreo de postura que ayude a reducir el riesgo de caídas tiene el potencial de disminuir significativamente estos costos al reducir la frecuencia y gravedad de las caídas, permitiendo un ahorro considerable en gastos médicos.</w:t>
-      </w:r>
-    </w:p>
-    <w:p>
-      <w:pPr>
-        <w:pStyle w:val="Ttulo3"/>
-      </w:pPr>
-      <w:bookmarkStart w:id="26" w:name="_Toc236211367"/>
-      <w:proofErr w:type="spellStart"/>
-      <w:r>
-        <w:t>Justificación</w:t>
-      </w:r>
-      <w:proofErr w:type="spellEnd"/>
-      <w:r>
-        <w:t xml:space="preserve"> Social</w:t>
-      </w:r>
-      <w:bookmarkEnd w:id="26"/>
-    </w:p>
-    <w:p>
-      <w:pPr>
-        <w:pStyle w:val="APA7MA"/>
-      </w:pPr>
-      <w:r>
-        <w:t xml:space="preserve">El presente trabajo se justifica socialmente porque se basa en el impacto positivo que la corrección de postura mediante visión artificial puede tener en la calidad de vida y bienestar de los adultos mayores, así como en su seguridad y autonomía. </w:t>
-      </w:r>
-    </w:p>
-    <w:p>
-      <w:pPr>
-        <w:pStyle w:val="Ttulo2"/>
-      </w:pPr>
-      <w:bookmarkStart w:id="27" w:name="_Toc236211368"/>
-      <w:proofErr w:type="spellStart"/>
-      <w:r>
-        <w:t>M</w:t>
-      </w:r>
-      <w:r>
-        <w:t>etodología</w:t>
+        <w:t>Científico</w:t>
       </w:r>
       <w:bookmarkEnd w:id="27"/>
       <w:proofErr w:type="spellEnd"/>
     </w:p>
     <w:p>
       <w:pPr>
-        <w:pStyle w:val="Ttulo3"/>
-      </w:pPr>
-      <w:bookmarkStart w:id="28" w:name="_Toc236211369"/>
-      <w:proofErr w:type="spellStart"/>
-      <w:r>
-        <w:t>Método</w:t>
-      </w:r>
-      <w:proofErr w:type="spellEnd"/>
-      <w:r>
-        <w:t xml:space="preserve"> </w:t>
-      </w:r>
-      <w:proofErr w:type="spellStart"/>
-      <w:r>
-        <w:t>Científico</w:t>
-      </w:r>
-      <w:bookmarkEnd w:id="28"/>
-      <w:proofErr w:type="spellEnd"/>
-    </w:p>
-    <w:p>
-      <w:pPr>
         <w:pStyle w:val="APA7MA"/>
       </w:pPr>
       <w:r>
@@ -7949,7 +7948,7 @@
       <w:pPr>
         <w:pStyle w:val="Ttulo3"/>
       </w:pPr>
-      <w:bookmarkStart w:id="29" w:name="_Toc236211370"/>
+      <w:bookmarkStart w:id="28" w:name="_Toc236211370"/>
       <w:proofErr w:type="spellStart"/>
       <w:r>
         <w:rPr>
@@ -7974,7 +7973,7 @@
         </w:rPr>
         <w:t>Investigación</w:t>
       </w:r>
-      <w:bookmarkEnd w:id="29"/>
+      <w:bookmarkEnd w:id="28"/>
       <w:proofErr w:type="spellEnd"/>
       <w:r>
         <w:rPr>
@@ -8064,7 +8063,7 @@
           <w:lang w:eastAsia="es-ES"/>
         </w:rPr>
       </w:pPr>
-      <w:bookmarkStart w:id="30" w:name="_Toc236211371"/>
+      <w:bookmarkStart w:id="29" w:name="_Toc236211371"/>
       <w:proofErr w:type="spellStart"/>
       <w:r>
         <w:rPr>
@@ -8089,7 +8088,7 @@
         </w:rPr>
         <w:t>Investigación</w:t>
       </w:r>
-      <w:bookmarkEnd w:id="30"/>
+      <w:bookmarkEnd w:id="29"/>
       <w:proofErr w:type="spellEnd"/>
     </w:p>
     <w:p>
@@ -8282,7 +8281,7 @@
       <w:pPr>
         <w:pStyle w:val="Ttulo3"/>
       </w:pPr>
-      <w:bookmarkStart w:id="31" w:name="_Toc236211372"/>
+      <w:bookmarkStart w:id="30" w:name="_Toc236211372"/>
       <w:proofErr w:type="spellStart"/>
       <w:r>
         <w:t>Metodología</w:t>
@@ -8294,6 +8293,270 @@
       <w:proofErr w:type="spellStart"/>
       <w:r>
         <w:t>desarrollo</w:t>
+      </w:r>
+      <w:bookmarkEnd w:id="30"/>
+      <w:proofErr w:type="spellEnd"/>
+    </w:p>
+    <w:p>
+      <w:pPr>
+        <w:pStyle w:val="APA7MA"/>
+      </w:pPr>
+      <w:r>
+        <w:t xml:space="preserve">El desarrollo del presente proyecto se rige bajo el ciclo del método de ingeniería, el cual es un proceso iterativo de resolución de problemas. Según </w:t>
+      </w:r>
+      <w:proofErr w:type="spellStart"/>
+      <w:r>
+        <w:rPr>
+          <w:bCs/>
+        </w:rPr>
+        <w:t>Krick</w:t>
+      </w:r>
+      <w:proofErr w:type="spellEnd"/>
+      <w:r>
+        <w:rPr>
+          <w:bCs/>
+        </w:rPr>
+        <w:t xml:space="preserve"> (2010)</w:t>
+      </w:r>
+      <w:r>
+        <w:t>, este método se enfoca en la transformación de recursos para satisfacer necesidades específicas siguiendo las siguientes etapas:</w:t>
+      </w:r>
+    </w:p>
+    <w:p>
+      <w:pPr>
+        <w:pStyle w:val="APA7MA"/>
+        <w:rPr>
+          <w:bCs/>
+        </w:rPr>
+      </w:pPr>
+      <w:r>
+        <w:rPr>
+          <w:bCs/>
+        </w:rPr>
+        <w:t>1. Identificación y Formulación del Problema</w:t>
+      </w:r>
+    </w:p>
+    <w:p>
+      <w:pPr>
+        <w:pStyle w:val="APA7MA"/>
+      </w:pPr>
+      <w:r>
+        <w:t>Se detecta la vulnerabilidad del adulto mayor durante la actividad física autónoma debido a la falta de supervisión profesional. Se define la necesidad de un sistema de bajo costo que proporcione guía técnica en tiempo real.</w:t>
+      </w:r>
+    </w:p>
+    <w:p>
+      <w:pPr>
+        <w:pStyle w:val="APA7MA"/>
+        <w:rPr>
+          <w:bCs/>
+        </w:rPr>
+      </w:pPr>
+      <w:r>
+        <w:rPr>
+          <w:bCs/>
+        </w:rPr>
+        <w:t>2. Análisis del Problema y Recopilación de Información</w:t>
+      </w:r>
+    </w:p>
+    <w:p>
+      <w:pPr>
+        <w:pStyle w:val="APA7MA"/>
+      </w:pPr>
+      <w:r>
+        <w:lastRenderedPageBreak/>
+        <w:t xml:space="preserve">Se investigan los fundamentos de la visión artificial y la biomecánica del equilibrio. </w:t>
+      </w:r>
+      <w:r>
+        <w:t>En esta fase se seleccionan las herramientas tecnológicas:</w:t>
+      </w:r>
+    </w:p>
+    <w:p>
+      <w:pPr>
+        <w:pStyle w:val="APA7MA"/>
+      </w:pPr>
+      <w:r>
+        <w:rPr>
+          <w:bCs/>
+        </w:rPr>
+        <w:t>Lenguaje:</w:t>
+      </w:r>
+      <w:r>
+        <w:t xml:space="preserve"> Python.</w:t>
+      </w:r>
+    </w:p>
+    <w:p>
+      <w:pPr>
+        <w:pStyle w:val="APA7MA"/>
+      </w:pPr>
+      <w:r>
+        <w:rPr>
+          <w:bCs/>
+        </w:rPr>
+        <w:t>Librería de estimación de pose:</w:t>
+      </w:r>
+      <w:r>
+        <w:t xml:space="preserve"> </w:t>
+      </w:r>
+      <w:proofErr w:type="spellStart"/>
+      <w:r>
+        <w:t>MediaPipe</w:t>
+      </w:r>
+      <w:proofErr w:type="spellEnd"/>
+      <w:r>
+        <w:t xml:space="preserve"> (por su baja latencia y eficiencia en hardware comercial).</w:t>
+      </w:r>
+    </w:p>
+    <w:p>
+      <w:pPr>
+        <w:pStyle w:val="APA7MA"/>
+      </w:pPr>
+      <w:r>
+        <w:rPr>
+          <w:bCs/>
+        </w:rPr>
+        <w:t>Estándares:</w:t>
+      </w:r>
+      <w:r>
+        <w:t xml:space="preserve"> Ángulos articulares seguros definidos por la fisioterapia.</w:t>
+      </w:r>
+    </w:p>
+    <w:p>
+      <w:pPr>
+        <w:pStyle w:val="APA7MA"/>
+        <w:rPr>
+          <w:bCs/>
+        </w:rPr>
+      </w:pPr>
+      <w:r>
+        <w:rPr>
+          <w:bCs/>
+        </w:rPr>
+        <w:t xml:space="preserve">3. Búsqueda de Soluciones </w:t>
+      </w:r>
+      <w:r>
+        <w:rPr>
+          <w:bCs/>
+        </w:rPr>
+        <w:t xml:space="preserve">Creativas </w:t>
+      </w:r>
+    </w:p>
+    <w:p>
+      <w:pPr>
+        <w:pStyle w:val="APA7MA"/>
+      </w:pPr>
+      <w:r>
+        <w:t xml:space="preserve">Se diseña la arquitectura del sistema. Esto incluye el algoritmo de detección, la lógica matemática para calcular desviaciones angulares y la interfaz de usuario (UI) adaptada a personas mayores (iconografía clara y </w:t>
+      </w:r>
+      <w:proofErr w:type="spellStart"/>
+      <w:r>
+        <w:t>feedback</w:t>
+      </w:r>
+      <w:proofErr w:type="spellEnd"/>
+      <w:r>
+        <w:t xml:space="preserve"> sonoro).</w:t>
+      </w:r>
+    </w:p>
+    <w:p>
+      <w:pPr>
+        <w:pStyle w:val="APA7MA"/>
+        <w:rPr>
+          <w:bCs/>
+        </w:rPr>
+      </w:pPr>
+      <w:r>
+        <w:rPr>
+          <w:bCs/>
+        </w:rPr>
+        <w:t>4. Evaluación y Selección de la Solución</w:t>
+      </w:r>
+    </w:p>
+    <w:p>
+      <w:pPr>
+        <w:pStyle w:val="APA7MA"/>
+      </w:pPr>
+      <w:r>
+        <w:t xml:space="preserve">Se somete el prototipo a pruebas de laboratorio para verificar los indicadores de la </w:t>
+      </w:r>
+      <w:r>
+        <w:rPr>
+          <w:bCs/>
+        </w:rPr>
+        <w:t>Variable Independiente</w:t>
+      </w:r>
+      <w:r>
+        <w:t>.</w:t>
+      </w:r>
+    </w:p>
+    <w:p>
+      <w:pPr>
+        <w:pStyle w:val="APA7MA"/>
+        <w:rPr>
+          <w:bCs/>
+        </w:rPr>
+      </w:pPr>
+      <w:r>
+        <w:rPr>
+          <w:bCs/>
+        </w:rPr>
+        <w:t xml:space="preserve">5. Especificación de la Solución </w:t>
+      </w:r>
+    </w:p>
+    <w:p>
+      <w:pPr>
+        <w:pStyle w:val="APA7MA"/>
+      </w:pPr>
+      <w:r>
+        <w:t xml:space="preserve">Es la fase de implementación experimental con la muestra de adultos mayores. Aquí se recolectan los datos de la </w:t>
+      </w:r>
+      <w:r>
+        <w:rPr>
+          <w:bCs/>
+        </w:rPr>
+        <w:t>Variable Dependiente</w:t>
+      </w:r>
+      <w:r>
+        <w:t xml:space="preserve"> (precisión de los ejercicios).</w:t>
+      </w:r>
+    </w:p>
+    <w:p>
+      <w:pPr>
+        <w:pStyle w:val="APA7MA"/>
+        <w:rPr>
+          <w:bCs/>
+        </w:rPr>
+      </w:pPr>
+      <w:r>
+        <w:rPr>
+          <w:bCs/>
+        </w:rPr>
+        <w:t>6. Optimización y Retroalimentación</w:t>
+      </w:r>
+    </w:p>
+    <w:p>
+      <w:pPr>
+        <w:pStyle w:val="APA7MA"/>
+      </w:pPr>
+      <w:r>
+        <w:t>Con base en los resultados de la encuesta de usabilidad y los errores detectados en la fase de pruebas, se realizan ajustes en el código para mejorar la sensibilidad de las alertas o la velocidad de respuesta del modelo.</w:t>
+      </w:r>
+    </w:p>
+    <w:p>
+      <w:pPr>
+        <w:pStyle w:val="Ttulo2"/>
+      </w:pPr>
+      <w:bookmarkStart w:id="31" w:name="_Toc236211373"/>
+      <w:proofErr w:type="spellStart"/>
+      <w:r>
+        <w:lastRenderedPageBreak/>
+        <w:t>Métricas</w:t>
+      </w:r>
+      <w:proofErr w:type="spellEnd"/>
+      <w:r>
+        <w:t xml:space="preserve"> de </w:t>
+      </w:r>
+      <w:proofErr w:type="spellStart"/>
+      <w:r>
+        <w:t>Calidad</w:t>
       </w:r>
       <w:bookmarkEnd w:id="31"/>
       <w:proofErr w:type="spellEnd"/>
@@ -8303,355 +8566,91 @@
         <w:pStyle w:val="APA7MA"/>
       </w:pPr>
       <w:r>
-        <w:t xml:space="preserve">El desarrollo del presente proyecto se rige bajo el ciclo del método de ingeniería, el cual es un proceso iterativo de resolución de problemas. Según </w:t>
+        <w:t xml:space="preserve">Para evaluar la calidad técnica del modelo de visión artificial, se adoptan las métricas de la norma </w:t>
+      </w:r>
+      <w:r>
+        <w:rPr>
+          <w:bCs/>
+        </w:rPr>
+        <w:t>ISO/IEC 25010</w:t>
+      </w:r>
+      <w:r>
+        <w:t xml:space="preserve">, enfocándose primordialmente en la </w:t>
+      </w:r>
+      <w:r>
+        <w:rPr>
+          <w:bCs/>
+        </w:rPr>
+        <w:t>Adecuación Funcional</w:t>
+      </w:r>
+      <w:r>
+        <w:t xml:space="preserve"> para validar la exactitud de la estimación de pose y en la </w:t>
+      </w:r>
+      <w:r>
+        <w:rPr>
+          <w:bCs/>
+        </w:rPr>
+        <w:t>Eficiencia de Desempeño</w:t>
+      </w:r>
+      <w:r>
+        <w:t xml:space="preserve"> para garantizar que el </w:t>
       </w:r>
       <w:proofErr w:type="spellStart"/>
       <w:r>
         <w:rPr>
-          <w:bCs/>
-        </w:rPr>
-        <w:t>Krick</w:t>
+          <w:i/>
+          <w:iCs/>
+        </w:rPr>
+        <w:t>feedback</w:t>
       </w:r>
       <w:proofErr w:type="spellEnd"/>
       <w:r>
-        <w:rPr>
-          <w:bCs/>
-        </w:rPr>
-        <w:t xml:space="preserve"> (2010)</w:t>
-      </w:r>
-      <w:r>
-        <w:t>, este método se enfoca en la transformación de recursos para satisfacer necesidades específicas siguiendo las siguientes etapas:</w:t>
-      </w:r>
-    </w:p>
-    <w:p>
-      <w:pPr>
-        <w:pStyle w:val="APA7MA"/>
-        <w:rPr>
-          <w:bCs/>
-        </w:rPr>
-      </w:pPr>
-      <w:r>
-        <w:rPr>
-          <w:bCs/>
-        </w:rPr>
-        <w:t>1. Identificación y Formulación del Problema</w:t>
-      </w:r>
-    </w:p>
-    <w:p>
-      <w:pPr>
-        <w:pStyle w:val="APA7MA"/>
-      </w:pPr>
-      <w:r>
-        <w:t>Se detecta la vulnerabilidad del adulto mayor durante la actividad física autónoma debido a la falta de supervisión profesional. Se define la necesidad de un sistema de bajo costo que proporcione guía técnica en tiempo real.</w:t>
-      </w:r>
-    </w:p>
-    <w:p>
-      <w:pPr>
-        <w:pStyle w:val="APA7MA"/>
-        <w:rPr>
-          <w:bCs/>
-        </w:rPr>
-      </w:pPr>
-      <w:r>
-        <w:rPr>
-          <w:bCs/>
-        </w:rPr>
-        <w:t>2. Análisis del Problema y Recopilación de Información</w:t>
-      </w:r>
-    </w:p>
-    <w:p>
-      <w:pPr>
-        <w:pStyle w:val="APA7MA"/>
-      </w:pPr>
-      <w:r>
-        <w:lastRenderedPageBreak/>
-        <w:t xml:space="preserve">Se investigan los fundamentos de la visión artificial y la biomecánica del equilibrio. </w:t>
-      </w:r>
-      <w:r>
-        <w:t>En esta fase se seleccionan las herramientas tecnológicas:</w:t>
-      </w:r>
-    </w:p>
-    <w:p>
-      <w:pPr>
-        <w:pStyle w:val="APA7MA"/>
-      </w:pPr>
-      <w:r>
-        <w:rPr>
-          <w:bCs/>
-        </w:rPr>
-        <w:t>Lenguaje:</w:t>
-      </w:r>
-      <w:r>
-        <w:t xml:space="preserve"> Python.</w:t>
-      </w:r>
-    </w:p>
-    <w:p>
-      <w:pPr>
-        <w:pStyle w:val="APA7MA"/>
-      </w:pPr>
-      <w:r>
-        <w:rPr>
-          <w:bCs/>
-        </w:rPr>
-        <w:t>Librería de estimación de pose:</w:t>
-      </w:r>
-      <w:r>
-        <w:t xml:space="preserve"> </w:t>
-      </w:r>
+        <w:t xml:space="preserve"> postural se entregue en tiempo real. Estas métricas permiten transformar la observación experimental en datos cuantitativos objetivos, asegurando que la mejora en los ejercicios del adulto mayor esté respaldada por un software fiable, usable y con una latencia mínima que no comprometa su seguridad física.</w:t>
+      </w:r>
+    </w:p>
+    <w:p>
+      <w:pPr>
+        <w:pStyle w:val="Ttulo2"/>
+      </w:pPr>
+      <w:bookmarkStart w:id="32" w:name="_Toc236211374"/>
       <w:proofErr w:type="spellStart"/>
       <w:r>
-        <w:t>MediaPipe</w:t>
-      </w:r>
-      <w:proofErr w:type="spellEnd"/>
-      <w:r>
-        <w:t xml:space="preserve"> (por su baja latencia y eficiencia en hardware comercial).</w:t>
-      </w:r>
-    </w:p>
-    <w:p>
-      <w:pPr>
-        <w:pStyle w:val="APA7MA"/>
-      </w:pPr>
-      <w:r>
-        <w:rPr>
-          <w:bCs/>
-        </w:rPr>
-        <w:t>Estándares:</w:t>
-      </w:r>
-      <w:r>
-        <w:t xml:space="preserve"> Ángulos articulares seguros definidos por la fisioterapia.</w:t>
-      </w:r>
-    </w:p>
-    <w:p>
-      <w:pPr>
-        <w:pStyle w:val="APA7MA"/>
-        <w:rPr>
-          <w:bCs/>
-        </w:rPr>
-      </w:pPr>
-      <w:r>
-        <w:rPr>
-          <w:bCs/>
-        </w:rPr>
-        <w:t xml:space="preserve">3. Búsqueda de Soluciones </w:t>
-      </w:r>
-      <w:r>
-        <w:rPr>
-          <w:bCs/>
-        </w:rPr>
-        <w:t xml:space="preserve">Creativas </w:t>
-      </w:r>
-    </w:p>
-    <w:p>
-      <w:pPr>
-        <w:pStyle w:val="APA7MA"/>
-      </w:pPr>
-      <w:r>
-        <w:t xml:space="preserve">Se diseña la arquitectura del sistema. Esto incluye el algoritmo de detección, la lógica matemática para calcular desviaciones angulares y la interfaz de usuario (UI) adaptada a personas mayores (iconografía clara y </w:t>
-      </w:r>
-      <w:proofErr w:type="spellStart"/>
-      <w:r>
-        <w:t>feedback</w:t>
-      </w:r>
-      <w:proofErr w:type="spellEnd"/>
-      <w:r>
-        <w:t xml:space="preserve"> sonoro).</w:t>
-      </w:r>
-    </w:p>
-    <w:p>
-      <w:pPr>
-        <w:pStyle w:val="APA7MA"/>
-        <w:rPr>
-          <w:bCs/>
-        </w:rPr>
-      </w:pPr>
-      <w:r>
-        <w:rPr>
-          <w:bCs/>
-        </w:rPr>
-        <w:t>4. Evaluación y Selección de la Solución</w:t>
-      </w:r>
-    </w:p>
-    <w:p>
-      <w:pPr>
-        <w:pStyle w:val="APA7MA"/>
-      </w:pPr>
-      <w:r>
-        <w:t xml:space="preserve">Se somete el prototipo a pruebas de laboratorio para verificar los indicadores de la </w:t>
-      </w:r>
-      <w:r>
-        <w:rPr>
-          <w:bCs/>
-        </w:rPr>
-        <w:t>Variable Independiente</w:t>
-      </w:r>
-      <w:r>
-        <w:t>.</w:t>
-      </w:r>
-    </w:p>
-    <w:p>
-      <w:pPr>
-        <w:pStyle w:val="APA7MA"/>
-        <w:rPr>
-          <w:bCs/>
-        </w:rPr>
-      </w:pPr>
-      <w:r>
-        <w:rPr>
-          <w:bCs/>
-        </w:rPr>
-        <w:t xml:space="preserve">5. Especificación de la Solución </w:t>
-      </w:r>
-    </w:p>
-    <w:p>
-      <w:pPr>
-        <w:pStyle w:val="APA7MA"/>
-      </w:pPr>
-      <w:r>
-        <w:t xml:space="preserve">Es la fase de implementación experimental con la muestra de adultos mayores. Aquí se recolectan los datos de la </w:t>
-      </w:r>
-      <w:r>
-        <w:rPr>
-          <w:bCs/>
-        </w:rPr>
-        <w:t>Variable Dependiente</w:t>
-      </w:r>
-      <w:r>
-        <w:t xml:space="preserve"> (precisión de los ejercicios).</w:t>
-      </w:r>
-    </w:p>
-    <w:p>
-      <w:pPr>
-        <w:pStyle w:val="APA7MA"/>
-        <w:rPr>
-          <w:bCs/>
-        </w:rPr>
-      </w:pPr>
-      <w:r>
-        <w:rPr>
-          <w:bCs/>
-        </w:rPr>
-        <w:t>6. Optimización y Retroalimentación</w:t>
-      </w:r>
-    </w:p>
-    <w:p>
-      <w:pPr>
-        <w:pStyle w:val="APA7MA"/>
-      </w:pPr>
-      <w:r>
-        <w:t>Con base en los resultados de la encuesta de usabilidad y los errores detectados en la fase de pruebas, se realizan ajustes en el código para mejorar la sensibilidad de las alertas o la velocidad de respuesta del modelo.</w:t>
-      </w:r>
-    </w:p>
-    <w:p>
-      <w:pPr>
-        <w:pStyle w:val="Ttulo2"/>
-      </w:pPr>
-      <w:bookmarkStart w:id="32" w:name="_Toc236211373"/>
-      <w:proofErr w:type="spellStart"/>
-      <w:r>
-        <w:lastRenderedPageBreak/>
-        <w:t>Métricas</w:t>
-      </w:r>
-      <w:proofErr w:type="spellEnd"/>
-      <w:r>
-        <w:t xml:space="preserve"> de </w:t>
-      </w:r>
-      <w:proofErr w:type="spellStart"/>
-      <w:r>
-        <w:t>Calidad</w:t>
+        <w:t>Seguridad</w:t>
       </w:r>
       <w:bookmarkEnd w:id="32"/>
       <w:proofErr w:type="spellEnd"/>
+      <w:r>
+        <w:t xml:space="preserve"> </w:t>
+      </w:r>
     </w:p>
     <w:p>
       <w:pPr>
         <w:pStyle w:val="APA7MA"/>
       </w:pPr>
       <w:r>
-        <w:t xml:space="preserve">Para evaluar la calidad técnica del modelo de visión artificial, se adoptan las métricas de la norma </w:t>
-      </w:r>
-      <w:r>
-        <w:rPr>
-          <w:bCs/>
-        </w:rPr>
-        <w:t>ISO/IEC 25010</w:t>
-      </w:r>
-      <w:r>
-        <w:t xml:space="preserve">, enfocándose primordialmente en la </w:t>
-      </w:r>
-      <w:r>
-        <w:rPr>
-          <w:bCs/>
-        </w:rPr>
-        <w:t>Adecuación Funcional</w:t>
-      </w:r>
-      <w:r>
-        <w:t xml:space="preserve"> para validar la exactitud de la estimación de pose y en la </w:t>
-      </w:r>
-      <w:r>
-        <w:rPr>
-          <w:bCs/>
-        </w:rPr>
-        <w:t>Eficiencia de Desempeño</w:t>
-      </w:r>
-      <w:r>
-        <w:t xml:space="preserve"> para garantizar que el </w:t>
-      </w:r>
+        <w:t>En cuanto a la seguridad, se adoptará el conjunto de estándares internacionales ISO 27000, los cuales proporcionan un marco de buenas prácticas para establecer, implementar y mantener un sistema de gestión de la seguridad de la información de manera efectiva. Este enfoque se basa en dos pilares fundamentales: ISO 27001: Se centra en la gestión de la seguridad de la información, proporcionando directrices para identificar y gestionar los riesgos relacionados con la seguridad de los datos. En el contexto de tu proyecto, que maneja datos sensibles de adultos mayores, esta norma garantizará que se adopten medidas adecuadas para proteger la confidencialidad, integridad y disponibilidad de la información recogida a través de la visión artificial. ISO 27002: Ofrece una guía detallada sobre las mejores prácticas y los objetivos de control que deben implementarse en la organización para gestionar de manera efectiva los riesgos. Este estándar ayudará a establecer políticas y procedimientos claros para proteger la información, desde el acceso físico hasta el control de los sistemas de software, asegurando que el modelo de visión artificial sea seguro y robusto frente a posibles vulnerabilidades o accesos no autorizados.</w:t>
+      </w:r>
+    </w:p>
+    <w:p>
+      <w:pPr>
+        <w:pStyle w:val="Ttulo2"/>
+      </w:pPr>
+      <w:bookmarkStart w:id="33" w:name="_Toc236211375"/>
       <w:proofErr w:type="spellStart"/>
       <w:r>
-        <w:rPr>
-          <w:i/>
-          <w:iCs/>
-        </w:rPr>
-        <w:t>feedback</w:t>
+        <w:t>Pruebas</w:t>
       </w:r>
       <w:proofErr w:type="spellEnd"/>
       <w:r>
-        <w:t xml:space="preserve"> postural se entregue en tiempo real. Estas métricas permiten transformar la observación experimental en datos cuantitativos objetivos, asegurando que la mejora en los ejercicios del adulto mayor esté respaldada por un software fiable, usable y con una latencia mínima que no comprometa su seguridad física.</w:t>
-      </w:r>
-    </w:p>
-    <w:p>
-      <w:pPr>
-        <w:pStyle w:val="Ttulo2"/>
-      </w:pPr>
-      <w:bookmarkStart w:id="33" w:name="_Toc236211374"/>
-      <w:proofErr w:type="spellStart"/>
-      <w:r>
-        <w:t>Seguridad</w:t>
+        <w:t xml:space="preserve"> de Software</w:t>
       </w:r>
       <w:bookmarkEnd w:id="33"/>
-      <w:proofErr w:type="spellEnd"/>
-      <w:r>
-        <w:t xml:space="preserve"> </w:t>
-      </w:r>
     </w:p>
     <w:p>
       <w:pPr>
         <w:pStyle w:val="APA7MA"/>
       </w:pPr>
       <w:r>
-        <w:t>En cuanto a la seguridad, se adoptará el conjunto de estándares internacionales ISO 27000, los cuales proporcionan un marco de buenas prácticas para establecer, implementar y mantener un sistema de gestión de la seguridad de la información de manera efectiva. Este enfoque se basa en dos pilares fundamentales: ISO 27001: Se centra en la gestión de la seguridad de la información, proporcionando directrices para identificar y gestionar los riesgos relacionados con la seguridad de los datos. En el contexto de tu proyecto, que maneja datos sensibles de adultos mayores, esta norma garantizará que se adopten medidas adecuadas para proteger la confidencialidad, integridad y disponibilidad de la información recogida a través de la visión artificial. ISO 27002: Ofrece una guía detallada sobre las mejores prácticas y los objetivos de control que deben implementarse en la organización para gestionar de manera efectiva los riesgos. Este estándar ayudará a establecer políticas y procedimientos claros para proteger la información, desde el acceso físico hasta el control de los sistemas de software, asegurando que el modelo de visión artificial sea seguro y robusto frente a posibles vulnerabilidades o accesos no autorizados.</w:t>
-      </w:r>
-    </w:p>
-    <w:p>
-      <w:pPr>
-        <w:pStyle w:val="Ttulo2"/>
-      </w:pPr>
-      <w:bookmarkStart w:id="34" w:name="_Toc236211375"/>
-      <w:proofErr w:type="spellStart"/>
-      <w:r>
-        <w:t>Pruebas</w:t>
-      </w:r>
-      <w:proofErr w:type="spellEnd"/>
-      <w:r>
-        <w:t xml:space="preserve"> de Software</w:t>
-      </w:r>
-      <w:bookmarkEnd w:id="34"/>
-    </w:p>
-    <w:p>
-      <w:pPr>
-        <w:pStyle w:val="APA7MA"/>
-      </w:pPr>
-      <w:r>
         <w:t>Para las pruebas del software se utilizarán las siguientes:</w:t>
       </w:r>
     </w:p>
@@ -8659,7 +8658,7 @@
       <w:pPr>
         <w:pStyle w:val="Ttulo3"/>
       </w:pPr>
-      <w:bookmarkStart w:id="35" w:name="_Toc236211376"/>
+      <w:bookmarkStart w:id="34" w:name="_Toc236211376"/>
       <w:proofErr w:type="spellStart"/>
       <w:r>
         <w:lastRenderedPageBreak/>
@@ -8673,6 +8672,45 @@
       <w:r>
         <w:t>negra</w:t>
       </w:r>
+      <w:bookmarkEnd w:id="34"/>
+      <w:proofErr w:type="spellEnd"/>
+      <w:r>
+        <w:t xml:space="preserve"> </w:t>
+      </w:r>
+    </w:p>
+    <w:p>
+      <w:pPr>
+        <w:pStyle w:val="APA7MA"/>
+      </w:pPr>
+      <w:r>
+        <w:t>Es una técnica la cual se basa en verificar el funcionamiento del software sin tomar en cuenta la estructura como lo hace la prueba de caja blanca, entonces solo se enfoca en las entradas y salidas basándose en requerimientos y la especificación de las funciones del software.</w:t>
+      </w:r>
+    </w:p>
+    <w:p>
+      <w:pPr>
+        <w:pStyle w:val="APA7MA"/>
+      </w:pPr>
+      <w:r>
+        <w:t>Estas pruebas verifican si el sistema responde correctamente a las entradas imágenes capturadas al identificar posturas correctas e incorrectas y generar retroalimentación adecuada. También examinan cómo maneja situaciones como entradas no válidas imágenes borrosas o incompletas, asegurando que el modelo sea funcional, intuitivo y confiable desde el punto de vista del usuario final.</w:t>
+      </w:r>
+    </w:p>
+    <w:p>
+      <w:pPr>
+        <w:pStyle w:val="Ttulo3"/>
+      </w:pPr>
+      <w:bookmarkStart w:id="35" w:name="_Toc236211377"/>
+      <w:proofErr w:type="spellStart"/>
+      <w:r>
+        <w:t>Caja</w:t>
+      </w:r>
+      <w:proofErr w:type="spellEnd"/>
+      <w:r>
+        <w:t xml:space="preserve"> </w:t>
+      </w:r>
+      <w:proofErr w:type="spellStart"/>
+      <w:r>
+        <w:t>blanca</w:t>
+      </w:r>
       <w:bookmarkEnd w:id="35"/>
       <w:proofErr w:type="spellEnd"/>
       <w:r>
@@ -8684,7 +8722,7 @@
         <w:pStyle w:val="APA7MA"/>
       </w:pPr>
       <w:r>
-        <w:t>Es una técnica la cual se basa en verificar el funcionamiento del software sin tomar en cuenta la estructura como lo hace la prueba de caja blanca, entonces solo se enfoca en las entradas y salidas basándose en requerimientos y la especificación de las funciones del software.</w:t>
+        <w:t>Sabemos que prueba de caja blanca se basa en detalles de procedimientos del software que están ligados al código fuente. Para que haya menos porcentaje de errores en los sistemas dando mayor confianza y calidad al software.</w:t>
       </w:r>
     </w:p>
     <w:p>
@@ -8692,25 +8730,25 @@
         <w:pStyle w:val="APA7MA"/>
       </w:pPr>
       <w:r>
-        <w:t>Estas pruebas verifican si el sistema responde correctamente a las entradas imágenes capturadas al identificar posturas correctas e incorrectas y generar retroalimentación adecuada. También examinan cómo maneja situaciones como entradas no válidas imágenes borrosas o incompletas, asegurando que el modelo sea funcional, intuitivo y confiable desde el punto de vista del usuario final.</w:t>
+        <w:t>Las pruebas de caja blanca en este proyecto se centran en analizar la lógica interna del sistema y los algoritmos de visión artificial. Estas pruebas verifican que los cálculos para identificar posturas incorrectas sean precisos, que los datos se procesen correctamente desde la entrada (imágenes capturadas) hasta la salida (retroalimentación visual o textual), y que el sistema maneje errores como imágenes con baja iluminación o interferencias.</w:t>
       </w:r>
     </w:p>
     <w:p>
       <w:pPr>
         <w:pStyle w:val="Ttulo3"/>
       </w:pPr>
-      <w:bookmarkStart w:id="36" w:name="_Toc236211377"/>
+      <w:bookmarkStart w:id="36" w:name="_Toc236211378"/>
       <w:proofErr w:type="spellStart"/>
       <w:r>
-        <w:t>Caja</w:t>
+        <w:t>Pruebas</w:t>
       </w:r>
       <w:proofErr w:type="spellEnd"/>
       <w:r>
-        <w:t xml:space="preserve"> </w:t>
+        <w:t xml:space="preserve"> de </w:t>
       </w:r>
       <w:proofErr w:type="spellStart"/>
       <w:r>
-        <w:t>blanca</w:t>
+        <w:t>estrés</w:t>
       </w:r>
       <w:bookmarkEnd w:id="36"/>
       <w:proofErr w:type="spellEnd"/>
@@ -8723,79 +8761,40 @@
         <w:pStyle w:val="APA7MA"/>
       </w:pPr>
       <w:r>
-        <w:t>Sabemos que prueba de caja blanca se basa en detalles de procedimientos del software que están ligados al código fuente. Para que haya menos porcentaje de errores en los sistemas dando mayor confianza y calidad al software.</w:t>
-      </w:r>
-    </w:p>
-    <w:p>
-      <w:pPr>
-        <w:pStyle w:val="APA7MA"/>
-      </w:pPr>
-      <w:r>
-        <w:t>Las pruebas de caja blanca en este proyecto se centran en analizar la lógica interna del sistema y los algoritmos de visión artificial. Estas pruebas verifican que los cálculos para identificar posturas incorrectas sean precisos, que los datos se procesen correctamente desde la entrada (imágenes capturadas) hasta la salida (retroalimentación visual o textual), y que el sistema maneje errores como imágenes con baja iluminación o interferencias.</w:t>
-      </w:r>
-    </w:p>
-    <w:p>
-      <w:pPr>
-        <w:pStyle w:val="Ttulo3"/>
-      </w:pPr>
-      <w:bookmarkStart w:id="37" w:name="_Toc236211378"/>
+        <w:t xml:space="preserve">Estas pruebas analizan cómo el modelo responde cuando se procesan grandes volúmenes de imágenes simultáneamente, se somete a tiempos prolongados de uso continuo, o enfrenta situaciones como baja disponibilidad de recursos. El objetivo es identificar puntos </w:t>
+      </w:r>
+      <w:r>
+        <w:lastRenderedPageBreak/>
+        <w:t>de falla, medir el rendimiento en condiciones límite y garantizar que el sistema pueda operar de manera estable incluso en escenarios críticos o de máxima demanda.</w:t>
+      </w:r>
+    </w:p>
+    <w:p>
+      <w:pPr>
+        <w:pStyle w:val="Ttulo2"/>
+      </w:pPr>
+      <w:bookmarkStart w:id="37" w:name="_Toc236211379"/>
       <w:proofErr w:type="spellStart"/>
       <w:r>
-        <w:t>Pruebas</w:t>
-      </w:r>
-      <w:proofErr w:type="spellEnd"/>
-      <w:r>
-        <w:t xml:space="preserve"> de </w:t>
-      </w:r>
-      <w:proofErr w:type="spellStart"/>
-      <w:r>
-        <w:t>estrés</w:t>
+        <w:t>H</w:t>
+      </w:r>
+      <w:r>
+        <w:t>erramientas</w:t>
       </w:r>
       <w:bookmarkEnd w:id="37"/>
       <w:proofErr w:type="spellEnd"/>
-      <w:r>
-        <w:t xml:space="preserve"> </w:t>
-      </w:r>
-    </w:p>
-    <w:p>
-      <w:pPr>
-        <w:pStyle w:val="APA7MA"/>
-      </w:pPr>
-      <w:r>
-        <w:t xml:space="preserve">Estas pruebas analizan cómo el modelo responde cuando se procesan grandes volúmenes de imágenes simultáneamente, se somete a tiempos prolongados de uso continuo, o enfrenta situaciones como baja disponibilidad de recursos. El objetivo es identificar puntos </w:t>
-      </w:r>
-      <w:r>
-        <w:lastRenderedPageBreak/>
-        <w:t>de falla, medir el rendimiento en condiciones límite y garantizar que el sistema pueda operar de manera estable incluso en escenarios críticos o de máxima demanda.</w:t>
-      </w:r>
-    </w:p>
-    <w:p>
-      <w:pPr>
-        <w:pStyle w:val="Ttulo2"/>
-      </w:pPr>
-      <w:bookmarkStart w:id="38" w:name="_Toc236211379"/>
-      <w:proofErr w:type="spellStart"/>
+    </w:p>
+    <w:p>
+      <w:pPr>
+        <w:pStyle w:val="Ttulo3"/>
+      </w:pPr>
+      <w:bookmarkStart w:id="38" w:name="_Toc236211380"/>
       <w:r>
         <w:t>H</w:t>
       </w:r>
       <w:r>
-        <w:t>erramientas</w:t>
+        <w:t>ardware</w:t>
       </w:r>
       <w:bookmarkEnd w:id="38"/>
-      <w:proofErr w:type="spellEnd"/>
-    </w:p>
-    <w:p>
-      <w:pPr>
-        <w:pStyle w:val="Ttulo3"/>
-      </w:pPr>
-      <w:bookmarkStart w:id="39" w:name="_Toc236211380"/>
-      <w:r>
-        <w:t>H</w:t>
-      </w:r>
-      <w:r>
-        <w:t>ardware</w:t>
-      </w:r>
-      <w:bookmarkEnd w:id="39"/>
     </w:p>
     <w:p>
       <w:pPr>
@@ -8994,21 +8993,21 @@
       <w:pPr>
         <w:pStyle w:val="Ttulo3"/>
       </w:pPr>
-      <w:bookmarkStart w:id="40" w:name="_Toc236211381"/>
+      <w:bookmarkStart w:id="39" w:name="_Toc236211381"/>
       <w:r>
         <w:t>Software</w:t>
       </w:r>
+      <w:bookmarkEnd w:id="39"/>
+    </w:p>
+    <w:p>
+      <w:pPr>
+        <w:pStyle w:val="Ttulo4"/>
+      </w:pPr>
+      <w:bookmarkStart w:id="40" w:name="_Toc236211382"/>
+      <w:r>
+        <w:t>Python</w:t>
+      </w:r>
       <w:bookmarkEnd w:id="40"/>
-    </w:p>
-    <w:p>
-      <w:pPr>
-        <w:pStyle w:val="Ttulo4"/>
-      </w:pPr>
-      <w:bookmarkStart w:id="41" w:name="_Toc236211382"/>
-      <w:r>
-        <w:t>Python</w:t>
-      </w:r>
-      <w:bookmarkEnd w:id="41"/>
       <w:r>
         <w:t xml:space="preserve"> </w:t>
       </w:r>
@@ -9045,214 +9044,242 @@
       <w:pPr>
         <w:pStyle w:val="Ttulo4"/>
       </w:pPr>
-      <w:bookmarkStart w:id="42" w:name="_Toc236211383"/>
+      <w:bookmarkStart w:id="41" w:name="_Toc236211383"/>
       <w:proofErr w:type="spellStart"/>
       <w:r>
         <w:t>Opencv</w:t>
+      </w:r>
+      <w:bookmarkEnd w:id="41"/>
+      <w:proofErr w:type="spellEnd"/>
+    </w:p>
+    <w:p>
+      <w:pPr>
+        <w:pStyle w:val="APA7MA"/>
+      </w:pPr>
+      <w:r>
+        <w:t xml:space="preserve"> Es una </w:t>
+      </w:r>
+      <w:proofErr w:type="spellStart"/>
+      <w:r>
+        <w:t>libreria</w:t>
+      </w:r>
+      <w:proofErr w:type="spellEnd"/>
+      <w:r>
+        <w:t xml:space="preserve"> </w:t>
+      </w:r>
+      <w:proofErr w:type="spellStart"/>
+      <w:r>
+        <w:t>opensource</w:t>
+      </w:r>
+      <w:proofErr w:type="spellEnd"/>
+      <w:r>
+        <w:t xml:space="preserve"> de visión artificial y machine </w:t>
+      </w:r>
+      <w:proofErr w:type="spellStart"/>
+      <w:r>
+        <w:t>learning</w:t>
+      </w:r>
+      <w:proofErr w:type="spellEnd"/>
+      <w:r>
+        <w:t xml:space="preserve">, provee una infraestructura para visión artificial, esta </w:t>
+      </w:r>
+      <w:proofErr w:type="spellStart"/>
+      <w:r>
+        <w:t>libreria</w:t>
+      </w:r>
+      <w:proofErr w:type="spellEnd"/>
+      <w:r>
+        <w:t xml:space="preserve"> contiene más de 2500 algoritmos, estos algoritmos permiten identificar objetos, rostros, </w:t>
+      </w:r>
+      <w:proofErr w:type="spellStart"/>
+      <w:r>
+        <w:t>asi</w:t>
+      </w:r>
+      <w:proofErr w:type="spellEnd"/>
+      <w:r>
+        <w:t xml:space="preserve"> como la comparación y clasificación de imágenes. </w:t>
+      </w:r>
+    </w:p>
+    <w:p>
+      <w:pPr>
+        <w:pStyle w:val="Ttulo4"/>
+      </w:pPr>
+      <w:bookmarkStart w:id="42" w:name="_Toc236211384"/>
+      <w:proofErr w:type="spellStart"/>
+      <w:r>
+        <w:t>MariaDB</w:t>
       </w:r>
       <w:bookmarkEnd w:id="42"/>
       <w:proofErr w:type="spellEnd"/>
+      <w:r>
+        <w:t xml:space="preserve"> </w:t>
+      </w:r>
     </w:p>
     <w:p>
       <w:pPr>
         <w:pStyle w:val="APA7MA"/>
       </w:pPr>
-      <w:r>
-        <w:t xml:space="preserve"> Es una </w:t>
-      </w:r>
       <w:proofErr w:type="spellStart"/>
       <w:r>
-        <w:t>libreria</w:t>
+        <w:t>MariaDB</w:t>
       </w:r>
       <w:proofErr w:type="spellEnd"/>
       <w:r>
-        <w:t xml:space="preserve"> </w:t>
+        <w:t xml:space="preserve"> es un reemplazo de </w:t>
       </w:r>
       <w:proofErr w:type="spellStart"/>
       <w:r>
+        <w:t>MySQL</w:t>
+      </w:r>
+      <w:proofErr w:type="spellEnd"/>
+      <w:r>
+        <w:t xml:space="preserve">, con más funcionalidades y mejor rendimiento. </w:t>
+      </w:r>
+      <w:proofErr w:type="spellStart"/>
+      <w:r>
+        <w:t>MariaDB</w:t>
+      </w:r>
+      <w:proofErr w:type="spellEnd"/>
+      <w:r>
+        <w:t xml:space="preserve"> es un </w:t>
+      </w:r>
+      <w:proofErr w:type="spellStart"/>
+      <w:r>
+        <w:t>fork</w:t>
+      </w:r>
+      <w:proofErr w:type="spellEnd"/>
+      <w:r>
+        <w:t xml:space="preserve"> de </w:t>
+      </w:r>
+      <w:proofErr w:type="spellStart"/>
+      <w:r>
+        <w:t>MySQL</w:t>
+      </w:r>
+      <w:proofErr w:type="spellEnd"/>
+      <w:r>
+        <w:t xml:space="preserve">, que nace bajo la licencia GPL. La compatibilidad de </w:t>
+      </w:r>
+      <w:proofErr w:type="spellStart"/>
+      <w:r>
+        <w:t>MariaDB</w:t>
+      </w:r>
+      <w:proofErr w:type="spellEnd"/>
+      <w:r>
+        <w:t xml:space="preserve"> con </w:t>
+      </w:r>
+      <w:proofErr w:type="spellStart"/>
+      <w:r>
+        <w:t>MySQL</w:t>
+      </w:r>
+      <w:proofErr w:type="spellEnd"/>
+      <w:r>
+        <w:t xml:space="preserve">, es prácticamente total, lo mejor es que aparte de eso tiene mejoras de rendimiento y funcionalidad. Tiene nuevos motores de almacenamiento, para la </w:t>
+      </w:r>
+      <w:proofErr w:type="spellStart"/>
+      <w:r>
+        <w:t>mayoria</w:t>
+      </w:r>
+      <w:proofErr w:type="spellEnd"/>
+      <w:r>
+        <w:t xml:space="preserve"> de usuarios lo interesante es Aria, que reemplaza a </w:t>
+      </w:r>
+      <w:proofErr w:type="spellStart"/>
+      <w:r>
+        <w:t>MyISAM</w:t>
+      </w:r>
+      <w:proofErr w:type="spellEnd"/>
+      <w:r>
+        <w:t xml:space="preserve"> y también se tiene a </w:t>
+      </w:r>
+      <w:proofErr w:type="spellStart"/>
+      <w:r>
+        <w:t>XtraDB</w:t>
+      </w:r>
+      <w:proofErr w:type="spellEnd"/>
+      <w:r>
+        <w:t xml:space="preserve"> que reemplaza a </w:t>
+      </w:r>
+      <w:proofErr w:type="spellStart"/>
+      <w:r>
+        <w:t>InnoDB</w:t>
+      </w:r>
+      <w:proofErr w:type="spellEnd"/>
+      <w:r>
+        <w:t xml:space="preserve">. </w:t>
+      </w:r>
+    </w:p>
+    <w:p>
+      <w:pPr>
+        <w:pStyle w:val="Ttulo4"/>
+      </w:pPr>
+      <w:bookmarkStart w:id="43" w:name="_Toc236211385"/>
+      <w:r>
+        <w:t>Django</w:t>
+      </w:r>
+      <w:bookmarkEnd w:id="43"/>
+    </w:p>
+    <w:p>
+      <w:pPr>
+        <w:pStyle w:val="APA7MA"/>
+      </w:pPr>
+      <w:r>
+        <w:t xml:space="preserve"> Django es un </w:t>
+      </w:r>
+      <w:proofErr w:type="spellStart"/>
+      <w:r>
+        <w:t>framework</w:t>
+      </w:r>
+      <w:proofErr w:type="spellEnd"/>
+      <w:r>
+        <w:t xml:space="preserve"> de aplicaciones web gratuito y de código abierto (</w:t>
+      </w:r>
+      <w:proofErr w:type="spellStart"/>
+      <w:r>
         <w:t>opensource</w:t>
       </w:r>
       <w:proofErr w:type="spellEnd"/>
       <w:r>
-        <w:t xml:space="preserve"> de visión artificial y machine </w:t>
-      </w:r>
-      <w:proofErr w:type="spellStart"/>
-      <w:r>
-        <w:t>learning</w:t>
-      </w:r>
-      <w:proofErr w:type="spellEnd"/>
-      <w:r>
-        <w:t xml:space="preserve">, provee una infraestructura para visión artificial, esta </w:t>
-      </w:r>
-      <w:proofErr w:type="spellStart"/>
-      <w:r>
-        <w:t>libreria</w:t>
-      </w:r>
-      <w:proofErr w:type="spellEnd"/>
-      <w:r>
-        <w:t xml:space="preserve"> contiene más de 2500 algoritmos, estos algoritmos permiten identificar objetos, rostros, </w:t>
-      </w:r>
-      <w:proofErr w:type="spellStart"/>
-      <w:r>
-        <w:t>asi</w:t>
-      </w:r>
-      <w:proofErr w:type="spellEnd"/>
-      <w:r>
-        <w:t xml:space="preserve"> como la comparación y clasificación de imágenes. </w:t>
+        <w:t>) escrito en Python. Siendo un conjunto de componentes que te ayudan a desarrollar sitios web más fácil y rápidamente. Lo que nos ofrece Django autenticación de usuarios un panel de administración formularios</w:t>
       </w:r>
     </w:p>
     <w:p>
       <w:pPr>
         <w:pStyle w:val="Ttulo4"/>
       </w:pPr>
-      <w:bookmarkStart w:id="43" w:name="_Toc236211384"/>
-      <w:proofErr w:type="spellStart"/>
-      <w:r>
-        <w:t>MariaDB</w:t>
-      </w:r>
-      <w:bookmarkEnd w:id="43"/>
-      <w:proofErr w:type="spellEnd"/>
-      <w:r>
-        <w:t xml:space="preserve"> </w:t>
-      </w:r>
-    </w:p>
-    <w:p>
-      <w:pPr>
-        <w:pStyle w:val="APA7MA"/>
-      </w:pPr>
-      <w:proofErr w:type="spellStart"/>
-      <w:r>
-        <w:t>MariaDB</w:t>
-      </w:r>
-      <w:proofErr w:type="spellEnd"/>
-      <w:r>
-        <w:t xml:space="preserve"> es un reemplazo de </w:t>
-      </w:r>
-      <w:proofErr w:type="spellStart"/>
-      <w:r>
-        <w:t>MySQL</w:t>
-      </w:r>
-      <w:proofErr w:type="spellEnd"/>
-      <w:r>
-        <w:t xml:space="preserve">, con más funcionalidades y mejor rendimiento. </w:t>
-      </w:r>
-      <w:proofErr w:type="spellStart"/>
-      <w:r>
-        <w:t>MariaDB</w:t>
-      </w:r>
-      <w:proofErr w:type="spellEnd"/>
-      <w:r>
-        <w:t xml:space="preserve"> es un </w:t>
-      </w:r>
-      <w:proofErr w:type="spellStart"/>
-      <w:r>
-        <w:t>fork</w:t>
-      </w:r>
-      <w:proofErr w:type="spellEnd"/>
-      <w:r>
-        <w:t xml:space="preserve"> de </w:t>
-      </w:r>
-      <w:proofErr w:type="spellStart"/>
-      <w:r>
-        <w:t>MySQL</w:t>
-      </w:r>
-      <w:proofErr w:type="spellEnd"/>
-      <w:r>
-        <w:t xml:space="preserve">, que nace bajo la licencia GPL. La compatibilidad de </w:t>
-      </w:r>
-      <w:proofErr w:type="spellStart"/>
-      <w:r>
-        <w:t>MariaDB</w:t>
-      </w:r>
-      <w:proofErr w:type="spellEnd"/>
-      <w:r>
-        <w:t xml:space="preserve"> con </w:t>
-      </w:r>
-      <w:proofErr w:type="spellStart"/>
-      <w:r>
-        <w:t>MySQL</w:t>
-      </w:r>
-      <w:proofErr w:type="spellEnd"/>
-      <w:r>
-        <w:t xml:space="preserve">, es prácticamente total, lo mejor es que aparte de eso tiene mejoras de rendimiento y funcionalidad. Tiene nuevos motores de almacenamiento, para la </w:t>
-      </w:r>
-      <w:proofErr w:type="spellStart"/>
-      <w:r>
-        <w:t>mayoria</w:t>
-      </w:r>
-      <w:proofErr w:type="spellEnd"/>
-      <w:r>
-        <w:t xml:space="preserve"> de usuarios lo interesante es Aria, que reemplaza a </w:t>
-      </w:r>
-      <w:proofErr w:type="spellStart"/>
-      <w:r>
-        <w:t>MyISAM</w:t>
-      </w:r>
-      <w:proofErr w:type="spellEnd"/>
-      <w:r>
-        <w:t xml:space="preserve"> y también se tiene a </w:t>
-      </w:r>
-      <w:proofErr w:type="spellStart"/>
-      <w:r>
-        <w:t>XtraDB</w:t>
-      </w:r>
-      <w:proofErr w:type="spellEnd"/>
-      <w:r>
-        <w:t xml:space="preserve"> que reemplaza a </w:t>
-      </w:r>
-      <w:proofErr w:type="spellStart"/>
-      <w:r>
-        <w:t>InnoDB</w:t>
-      </w:r>
-      <w:proofErr w:type="spellEnd"/>
-      <w:r>
-        <w:t xml:space="preserve">. </w:t>
-      </w:r>
-    </w:p>
-    <w:p>
-      <w:pPr>
-        <w:pStyle w:val="Ttulo4"/>
-      </w:pPr>
-      <w:bookmarkStart w:id="44" w:name="_Toc236211385"/>
-      <w:r>
-        <w:t>Django</w:t>
-      </w:r>
-      <w:bookmarkEnd w:id="44"/>
-    </w:p>
-    <w:p>
-      <w:pPr>
-        <w:pStyle w:val="APA7MA"/>
-      </w:pPr>
-      <w:r>
-        <w:t xml:space="preserve"> Django es un </w:t>
-      </w:r>
-      <w:proofErr w:type="spellStart"/>
-      <w:r>
-        <w:t>framework</w:t>
-      </w:r>
-      <w:proofErr w:type="spellEnd"/>
-      <w:r>
-        <w:t xml:space="preserve"> de aplicaciones web gratuito y de código abierto (</w:t>
-      </w:r>
-      <w:proofErr w:type="spellStart"/>
-      <w:r>
-        <w:t>opensource</w:t>
-      </w:r>
-      <w:proofErr w:type="spellEnd"/>
-      <w:r>
-        <w:t>) escrito en Python. Siendo un conjunto de componentes que te ayudan a desarrollar sitios web más fácil y rápidamente. Lo que nos ofrece Django autenticación de usuarios un panel de administración formularios</w:t>
-      </w:r>
-    </w:p>
-    <w:p>
-      <w:pPr>
-        <w:pStyle w:val="Ttulo4"/>
-      </w:pPr>
-      <w:bookmarkStart w:id="45" w:name="_Toc236211386"/>
+      <w:bookmarkStart w:id="44" w:name="_Toc236211386"/>
       <w:proofErr w:type="spellStart"/>
       <w:r>
         <w:lastRenderedPageBreak/>
         <w:t>Numpy</w:t>
       </w:r>
+      <w:bookmarkEnd w:id="44"/>
+      <w:proofErr w:type="spellEnd"/>
+    </w:p>
+    <w:p>
+      <w:pPr>
+        <w:pStyle w:val="APA7MA"/>
+      </w:pPr>
+      <w:r>
+        <w:t>Es el paquete fundamental para computación científica en Python, es una biblioteca de Python que proporciona un objeto matriz multidimensional, varios objetos derivados (como matrices y matrices enmascaradas) y una variedad de rutinas para operaciones rápidas en arreglos, incluidas matemáticas, lógicas, manipulación de formas, clasificación, selección, Entradas y Salidas, Fourier discreto transformadas, algebra lineal básica, operaciones estadísticas básicas, simulación aleatoria (</w:t>
+      </w:r>
+      <w:proofErr w:type="spellStart"/>
+      <w:r>
+        <w:t>Numpy</w:t>
+      </w:r>
+      <w:proofErr w:type="spellEnd"/>
+      <w:r>
+        <w:t xml:space="preserve">, 2022). </w:t>
+      </w:r>
+    </w:p>
+    <w:p>
+      <w:pPr>
+        <w:pStyle w:val="Ttulo4"/>
+      </w:pPr>
+      <w:bookmarkStart w:id="45" w:name="_Toc236211387"/>
+      <w:proofErr w:type="spellStart"/>
+      <w:r>
+        <w:t>Mediapipe</w:t>
+      </w:r>
       <w:bookmarkEnd w:id="45"/>
       <w:proofErr w:type="spellEnd"/>
     </w:p>
@@ -9261,92 +9288,64 @@
         <w:pStyle w:val="APA7MA"/>
       </w:pPr>
       <w:r>
-        <w:t>Es el paquete fundamental para computación científica en Python, es una biblioteca de Python que proporciona un objeto matriz multidimensional, varios objetos derivados (como matrices y matrices enmascaradas) y una variedad de rutinas para operaciones rápidas en arreglos, incluidas matemáticas, lógicas, manipulación de formas, clasificación, selección, Entradas y Salidas, Fourier discreto transformadas, algebra lineal básica, operaciones estadísticas básicas, simulación aleatoria (</w:t>
+        <w:t xml:space="preserve"> Es un </w:t>
       </w:r>
       <w:proofErr w:type="spellStart"/>
       <w:r>
-        <w:t>Numpy</w:t>
+        <w:t>framework</w:t>
       </w:r>
       <w:proofErr w:type="spellEnd"/>
       <w:r>
-        <w:t xml:space="preserve">, 2022). </w:t>
-      </w:r>
-    </w:p>
-    <w:p>
-      <w:pPr>
-        <w:pStyle w:val="Ttulo4"/>
-      </w:pPr>
-      <w:bookmarkStart w:id="46" w:name="_Toc236211387"/>
+        <w:t xml:space="preserve"> para la construcción de sistemas de aprendizaje automático aplicada a diferentes ámbitos (obtención de Pose3D, Detección de rostros, segmentación de pelo, detección de objetos 3D). Es multiplataforma (Android, iOS, web, dispositivos periféricos). Con </w:t>
+      </w:r>
       <w:proofErr w:type="spellStart"/>
       <w:r>
-        <w:t>Mediapipe</w:t>
+        <w:t>mediapipe</w:t>
+      </w:r>
+      <w:proofErr w:type="spellEnd"/>
+      <w:r>
+        <w:t>, se puede construir un pipeline como un gráfico de componentes modulares e incluir modelos de inferencia.</w:t>
+      </w:r>
+    </w:p>
+    <w:p>
+      <w:pPr>
+        <w:pStyle w:val="Ttulo2"/>
+      </w:pPr>
+      <w:bookmarkStart w:id="46" w:name="_Toc236211388"/>
+      <w:proofErr w:type="spellStart"/>
+      <w:r>
+        <w:t>Limites</w:t>
+      </w:r>
+      <w:proofErr w:type="spellEnd"/>
+      <w:r>
+        <w:t xml:space="preserve"> y</w:t>
+      </w:r>
+      <w:r>
+        <w:t xml:space="preserve"> </w:t>
+      </w:r>
+      <w:proofErr w:type="spellStart"/>
+      <w:r>
+        <w:t>A</w:t>
+      </w:r>
+      <w:r>
+        <w:t>lcances</w:t>
       </w:r>
       <w:bookmarkEnd w:id="46"/>
       <w:proofErr w:type="spellEnd"/>
-    </w:p>
-    <w:p>
-      <w:pPr>
-        <w:pStyle w:val="APA7MA"/>
-      </w:pPr>
-      <w:r>
-        <w:t xml:space="preserve"> Es un </w:t>
-      </w:r>
+      <w:r>
+        <w:tab/>
+      </w:r>
+    </w:p>
+    <w:p>
+      <w:pPr>
+        <w:pStyle w:val="Ttulo3"/>
+      </w:pPr>
+      <w:bookmarkStart w:id="47" w:name="_Toc236211389"/>
       <w:proofErr w:type="spellStart"/>
       <w:r>
-        <w:t>framework</w:t>
-      </w:r>
-      <w:proofErr w:type="spellEnd"/>
-      <w:r>
-        <w:t xml:space="preserve"> para la construcción de sistemas de aprendizaje automático aplicada a diferentes ámbitos (obtención de Pose3D, Detección de rostros, segmentación de pelo, detección de objetos 3D). Es multiplataforma (Android, iOS, web, dispositivos periféricos). Con </w:t>
-      </w:r>
-      <w:proofErr w:type="spellStart"/>
-      <w:r>
-        <w:t>mediapipe</w:t>
-      </w:r>
-      <w:proofErr w:type="spellEnd"/>
-      <w:r>
-        <w:t>, se puede construir un pipeline como un gráfico de componentes modulares e incluir modelos de inferencia.</w:t>
-      </w:r>
-    </w:p>
-    <w:p>
-      <w:pPr>
-        <w:pStyle w:val="Ttulo2"/>
-      </w:pPr>
-      <w:bookmarkStart w:id="47" w:name="_Toc236211388"/>
-      <w:proofErr w:type="spellStart"/>
-      <w:r>
         <w:t>Limites</w:t>
       </w:r>
-      <w:proofErr w:type="spellEnd"/>
-      <w:r>
-        <w:t xml:space="preserve"> y</w:t>
-      </w:r>
-      <w:r>
-        <w:t xml:space="preserve"> </w:t>
-      </w:r>
-      <w:proofErr w:type="spellStart"/>
-      <w:r>
-        <w:t>A</w:t>
-      </w:r>
-      <w:r>
-        <w:t>lcances</w:t>
-      </w:r>
       <w:bookmarkEnd w:id="47"/>
-      <w:proofErr w:type="spellEnd"/>
-      <w:r>
-        <w:tab/>
-      </w:r>
-    </w:p>
-    <w:p>
-      <w:pPr>
-        <w:pStyle w:val="Ttulo3"/>
-      </w:pPr>
-      <w:bookmarkStart w:id="48" w:name="_Toc236211389"/>
-      <w:proofErr w:type="spellStart"/>
-      <w:r>
-        <w:t>Limites</w:t>
-      </w:r>
-      <w:bookmarkEnd w:id="48"/>
       <w:proofErr w:type="spellEnd"/>
     </w:p>
     <w:p>
@@ -9457,21 +9456,77 @@
       <w:pPr>
         <w:pStyle w:val="Ttulo3"/>
       </w:pPr>
-      <w:bookmarkStart w:id="49" w:name="_Toc236211390"/>
+      <w:bookmarkStart w:id="48" w:name="_Toc236211390"/>
       <w:proofErr w:type="spellStart"/>
       <w:r>
         <w:lastRenderedPageBreak/>
         <w:t>Alcances</w:t>
       </w:r>
+      <w:bookmarkEnd w:id="48"/>
+      <w:proofErr w:type="spellEnd"/>
+    </w:p>
+    <w:p>
+      <w:pPr>
+        <w:pStyle w:val="APA7MA"/>
+      </w:pPr>
+      <w:r>
+        <w:t>El modelo será capaz de detectar en tiempo real posturas que no cumplan con los criterios correctos durante los ejercicios.</w:t>
+      </w:r>
+    </w:p>
+    <w:p>
+      <w:pPr>
+        <w:pStyle w:val="APA7MA"/>
+      </w:pPr>
+      <w:r>
+        <w:t>Ayudará a reducir el riesgo de caídas y lesiones al garantizar una mejor ejecución de los ejercicios.</w:t>
+      </w:r>
+    </w:p>
+    <w:p>
+      <w:pPr>
+        <w:pStyle w:val="APA7MA"/>
+      </w:pPr>
+      <w:r>
+        <w:t>Diseñado con interfaces amigables y fáciles de usar, adecuadas para usuarios sin experiencia tecnológica avanzada.</w:t>
+      </w:r>
+    </w:p>
+    <w:p>
+      <w:pPr>
+        <w:pStyle w:val="APA7MA"/>
+      </w:pPr>
+      <w:r>
+        <w:t>Permitirá a los adultos mayores realizar ejercicios de equilibrio en la comodidad de sus hogares, sin necesidad de supervisión profesional constante.</w:t>
+      </w:r>
+    </w:p>
+    <w:p>
+      <w:pPr>
+        <w:pStyle w:val="APA7MA"/>
+      </w:pPr>
+      <w:r>
+        <w:t>Registrará datos sobre el desempeño del usuario para evaluar el progreso y personalizar ejercicios futuros.</w:t>
+      </w:r>
+    </w:p>
+    <w:p>
+      <w:pPr>
+        <w:pStyle w:val="Ttulo2"/>
+        <w:rPr>
+          <w:lang w:val="es-BO"/>
+        </w:rPr>
+      </w:pPr>
+      <w:bookmarkStart w:id="49" w:name="_Toc236211391"/>
+      <w:r>
+        <w:rPr>
+          <w:lang w:val="es-BO"/>
+        </w:rPr>
+        <w:t>Aportes</w:t>
+      </w:r>
       <w:bookmarkEnd w:id="49"/>
-      <w:proofErr w:type="spellEnd"/>
     </w:p>
     <w:p>
       <w:pPr>
         <w:pStyle w:val="APA7MA"/>
       </w:pPr>
       <w:r>
-        <w:t>El modelo será capaz de detectar en tiempo real posturas que no cumplan con los criterios correctos durante los ejercicios.</w:t>
+        <w:t>Contribuirá a reducir el riesgo de caídas y lesiones mediante la corrección de posturas en tiempo real durante ejercicios de equilibrio.</w:t>
       </w:r>
     </w:p>
     <w:p>
@@ -9479,7 +9534,7 @@
         <w:pStyle w:val="APA7MA"/>
       </w:pPr>
       <w:r>
-        <w:t>Ayudará a reducir el riesgo de caídas y lesiones al garantizar una mejor ejecución de los ejercicios.</w:t>
+        <w:t>Facilita el acceso a herramientas tecnológicas innovadoras diseñadas específicamente para las necesidades de los adultos mayores, promoviendo su inclusión digital.</w:t>
       </w:r>
     </w:p>
     <w:p>
@@ -9487,66 +9542,9 @@
         <w:pStyle w:val="APA7MA"/>
       </w:pPr>
       <w:r>
-        <w:t>Diseñado con interfaces amigables y fáciles de usar, adecuadas para usuarios sin experiencia tecnológica avanzada.</w:t>
-      </w:r>
-    </w:p>
-    <w:p>
-      <w:pPr>
-        <w:pStyle w:val="APA7MA"/>
-      </w:pPr>
-      <w:r>
-        <w:t>Permitirá a los adultos mayores realizar ejercicios de equilibrio en la comodidad de sus hogares, sin necesidad de supervisión profesional constante.</w:t>
-      </w:r>
-    </w:p>
-    <w:p>
-      <w:pPr>
-        <w:pStyle w:val="APA7MA"/>
-      </w:pPr>
-      <w:r>
-        <w:t>Registrará datos sobre el desempeño del usuario para evaluar el progreso y personalizar ejercicios futuros.</w:t>
-      </w:r>
-    </w:p>
-    <w:p>
-      <w:pPr>
-        <w:pStyle w:val="Ttulo2"/>
-        <w:rPr>
-          <w:lang w:val="es-BO"/>
-        </w:rPr>
-      </w:pPr>
-      <w:bookmarkStart w:id="50" w:name="_Toc236211391"/>
-      <w:r>
-        <w:rPr>
-          <w:lang w:val="es-BO"/>
-        </w:rPr>
-        <w:t>Aportes</w:t>
-      </w:r>
-      <w:bookmarkEnd w:id="50"/>
-    </w:p>
-    <w:p>
-      <w:pPr>
-        <w:pStyle w:val="APA7MA"/>
-      </w:pPr>
-      <w:r>
-        <w:t>Contribuirá a reducir el riesgo de caídas y lesiones mediante la corrección de posturas en tiempo real durante ejercicios de equilibrio.</w:t>
-      </w:r>
-    </w:p>
-    <w:p>
-      <w:pPr>
-        <w:pStyle w:val="APA7MA"/>
-      </w:pPr>
-      <w:r>
-        <w:t>Facilita el acceso a herramientas tecnológicas innovadoras diseñadas específicamente para las necesidades de los adultos mayores, promoviendo su inclusión digital.</w:t>
-      </w:r>
-    </w:p>
-    <w:p>
-      <w:pPr>
-        <w:pStyle w:val="APA7MA"/>
-      </w:pPr>
-      <w:r>
         <w:t>Contribuye al desarrollo de aplicaciones prácticas de visión artificial en el monitoreo y corrección de posturas, fomentando la innovación en este campo.</w:t>
       </w:r>
     </w:p>
-    <w:bookmarkEnd w:id="1"/>
     <w:p>
       <w:pPr>
         <w:rPr>
@@ -9579,7 +9577,10 @@
           <w:numId w:val="41"/>
         </w:numPr>
         <w:rPr>
+          <w:rStyle w:val="Hipervnculo"/>
           <w:rFonts w:cs="Arial"/>
+          <w:color w:val="auto"/>
+          <w:u w:val="none"/>
         </w:rPr>
       </w:pPr>
       <w:r>
@@ -9626,6 +9627,60 @@
           <w:t>https://www.who.int/es/news-room/questions-and-answers/item/autism-spectrum-disorders-(asd)</w:t>
         </w:r>
       </w:hyperlink>
+    </w:p>
+    <w:p>
+      <w:pPr>
+        <w:pStyle w:val="APA7MA"/>
+        <w:numPr>
+          <w:ilvl w:val="0"/>
+          <w:numId w:val="41"/>
+        </w:numPr>
+        <w:rPr>
+          <w:rFonts w:cs="Arial"/>
+        </w:rPr>
+      </w:pPr>
+      <w:proofErr w:type="spellStart"/>
+      <w:r>
+        <w:rPr>
+          <w:rFonts w:cs="Arial"/>
+        </w:rPr>
+        <w:t>Obj</w:t>
+      </w:r>
+      <w:proofErr w:type="spellEnd"/>
+      <w:r>
+        <w:rPr>
+          <w:rFonts w:cs="Arial"/>
+        </w:rPr>
+        <w:t xml:space="preserve"> 1</w:t>
+      </w:r>
+    </w:p>
+    <w:p>
+      <w:pPr>
+        <w:pStyle w:val="APA7MA"/>
+        <w:numPr>
+          <w:ilvl w:val="0"/>
+          <w:numId w:val="41"/>
+        </w:numPr>
+        <w:rPr>
+          <w:rFonts w:cs="Arial"/>
+        </w:rPr>
+      </w:pPr>
+      <w:proofErr w:type="spellStart"/>
+      <w:r>
+        <w:rPr>
+          <w:rFonts w:cs="Arial"/>
+        </w:rPr>
+        <w:t>Obj</w:t>
+      </w:r>
+      <w:proofErr w:type="spellEnd"/>
+      <w:r>
+        <w:rPr>
+          <w:rFonts w:cs="Arial"/>
+        </w:rPr>
+        <w:t xml:space="preserve"> 2</w:t>
+      </w:r>
+      <w:bookmarkStart w:id="50" w:name="_GoBack"/>
+      <w:bookmarkEnd w:id="50"/>
     </w:p>
     <w:p>
       <w:pPr>
@@ -9800,7 +9855,7 @@
             <w:noProof/>
             <w:lang w:val="es-ES"/>
           </w:rPr>
-          <w:t>4</w:t>
+          <w:t>22</w:t>
         </w:r>
         <w:r>
           <w:fldChar w:fldCharType="end"/>
@@ -15031,7 +15086,7 @@
 </file>
 
 <file path=customXml/itemProps1.xml><?xml version="1.0" encoding="utf-8"?>
-<ds:datastoreItem xmlns:ds="http://schemas.openxmlformats.org/officeDocument/2006/customXml" ds:itemID="{0E526B8E-8A5E-4C60-B2D3-D6791DBD4116}">
+<ds:datastoreItem xmlns:ds="http://schemas.openxmlformats.org/officeDocument/2006/customXml" ds:itemID="{9FF9905A-4EF7-4385-9381-C65448369791}">
   <ds:schemaRefs>
     <ds:schemaRef ds:uri="http://schemas.openxmlformats.org/officeDocument/2006/bibliography"/>
   </ds:schemaRefs>

--- a/TesisWord/29-07-26MGHT-TESIS.docx
+++ b/TesisWord/29-07-26MGHT-TESIS.docx
@@ -75,6 +75,7 @@
           <w:noProof/>
           <w:sz w:val="24"/>
           <w:szCs w:val="24"/>
+          <w:lang w:val="es-ES" w:eastAsia="es-ES"/>
         </w:rPr>
         <w:drawing>
           <wp:inline distT="0" distB="0" distL="0" distR="0" wp14:anchorId="78856A38" wp14:editId="3148E9FE">
@@ -309,6 +310,7 @@
                 <w:szCs w:val="24"/>
               </w:rPr>
             </w:pPr>
+            <w:proofErr w:type="spellStart"/>
             <w:r>
               <w:rPr>
                 <w:rFonts w:ascii="Arial" w:hAnsi="Arial" w:cs="Arial"/>
@@ -316,7 +318,17 @@
                 <w:sz w:val="24"/>
                 <w:szCs w:val="24"/>
               </w:rPr>
-              <w:t xml:space="preserve">Maria </w:t>
+              <w:t>Maria</w:t>
+            </w:r>
+            <w:proofErr w:type="spellEnd"/>
+            <w:r>
+              <w:rPr>
+                <w:rFonts w:ascii="Arial" w:hAnsi="Arial" w:cs="Arial"/>
+                <w:b/>
+                <w:sz w:val="24"/>
+                <w:szCs w:val="24"/>
+              </w:rPr>
+              <w:t xml:space="preserve"> </w:t>
             </w:r>
             <w:proofErr w:type="spellStart"/>
             <w:r>
@@ -4596,7 +4608,6 @@
         <w:pStyle w:val="Ttulo1"/>
       </w:pPr>
       <w:bookmarkStart w:id="0" w:name="_Toc236211342"/>
-      <w:bookmarkStart w:id="1" w:name="_GoBack"/>
       <w:r>
         <w:lastRenderedPageBreak/>
         <w:t>CAPITULO I</w:t>
@@ -4611,10 +4622,101 @@
       <w:pPr>
         <w:pStyle w:val="Ttulo2"/>
       </w:pPr>
-      <w:bookmarkStart w:id="2" w:name="_Toc236211343"/>
+      <w:bookmarkStart w:id="1" w:name="_Toc236211343"/>
       <w:proofErr w:type="spellStart"/>
       <w:r>
         <w:t>Introducción</w:t>
+      </w:r>
+      <w:bookmarkEnd w:id="1"/>
+      <w:proofErr w:type="spellEnd"/>
+    </w:p>
+    <w:p>
+      <w:pPr>
+        <w:pStyle w:val="APA7MA"/>
+      </w:pPr>
+      <w:r>
+        <w:t xml:space="preserve">La visión artificial ha tenido un avance significativo en el ámbito de la salud, particularmente en la rehabilitación física. Esta tecnología ha demostrado ser útil para monitorear el movimiento humano y proporcionar retroalimentación en tiempo real, mejorando la efectividad de los tratamientos. En particular, su aplicación en la rehabilitación de adultos mayores ha mostrado resultados prometedores al ayudarles a mejorar su equilibrio y reducir el riesgo de caídas. </w:t>
+      </w:r>
+    </w:p>
+    <w:p>
+      <w:pPr>
+        <w:pStyle w:val="APA7MA"/>
+      </w:pPr>
+      <w:r>
+        <w:t>A pesar de estos avances, aún persisten desafíos en cuanto a la variabilidad de los movimientos y la necesidad de algoritmos más sofisticados que se adapten a las diversas condiciones físicas de los pacientes. Por lo tanto, el desarrollo de modelos de visión artificial más robustos podría representar una solución clave para mejorar la rehabilitación en esta población.</w:t>
+      </w:r>
+    </w:p>
+    <w:p>
+      <w:pPr>
+        <w:pStyle w:val="APA7MA"/>
+      </w:pPr>
+      <w:r>
+        <w:t xml:space="preserve">El principal problema que enfrenta la población adulta mayor durante la realización de ejercicios de equilibrio es la dificultad en los movimientos y el riesgo de lesiones debido a la pérdida de la postura correcta. </w:t>
+      </w:r>
+    </w:p>
+    <w:p>
+      <w:pPr>
+        <w:pStyle w:val="APA7MA"/>
+      </w:pPr>
+      <w:r>
+        <w:t xml:space="preserve">La pérdida de estabilidad y equilibrio, junto con la falta de retroalimentación precisa en tiempo real sobre la postura, aumenta significativamente el riesgo de caídas, las cuales pueden ocasionar lesiones graves o discapacidades en los adultos mayores. Además, la ejecución incorrecta de los ejercicios de rehabilitación puede retrasar la recuperación y empeorar las condiciones físicas del paciente. Este proyecto busca resolver esta problemática mediante el desarrollo de un modelo de visión artificial capaz de corregir posturas incorrectas, </w:t>
+      </w:r>
+      <w:r>
+        <w:lastRenderedPageBreak/>
+        <w:t>brindando retroalimentación visual en tiempo real y, así, reduciendo los riesgos asociados con la rehabilitación.</w:t>
+      </w:r>
+    </w:p>
+    <w:p>
+      <w:pPr>
+        <w:pStyle w:val="APA7MA"/>
+      </w:pPr>
+      <w:r>
+        <w:t>El objetivo general de este proyecto es desarrollar un modelo de visión artificial para la corrección de la postura durante los ejercicios de equilibrio en adultos mayores, con el fin de mejorar su capacidad de movimiento y reducir los riesgos de lesiones. El modelo se enfocará en el procesamiento de imágenes en tiempo real para detectar posturas incorrectas y proporcionar retroalimentación inmediata. Se busca que los adultos mayores puedan realizar los ejercicios de manera más precisa y segura, lo que facilitará su rehabilitación y minimizará el riesgo de caídas y otros incidentes relacionados con la pérdida de equilibrio. Además, este sistema permitirá mejorar la eficiencia de los tratamientos y la calidad de vida de los pacientes.</w:t>
+      </w:r>
+    </w:p>
+    <w:p>
+      <w:pPr>
+        <w:pStyle w:val="APA7MA"/>
+      </w:pPr>
+      <w:r>
+        <w:t xml:space="preserve">El modelo de visión artificial utilizará cámaras fotográficas de 16 megapíxeles para capturar las imágenes de los usuarios y una unidad central de procesamiento para ejecutar los algoritmos. El software se desarrollará con Python, aprovechando librerías como </w:t>
+      </w:r>
+      <w:proofErr w:type="spellStart"/>
+      <w:r>
+        <w:t>OpenCV</w:t>
+      </w:r>
+      <w:proofErr w:type="spellEnd"/>
+      <w:r>
+        <w:t xml:space="preserve"> para el procesamiento de imágenes y </w:t>
+      </w:r>
+      <w:proofErr w:type="spellStart"/>
+      <w:r>
+        <w:t>Mediapipe</w:t>
+      </w:r>
+      <w:proofErr w:type="spellEnd"/>
+      <w:r>
+        <w:t xml:space="preserve"> para la detección de posturas en 3D. Para gestionar los datos de los </w:t>
+      </w:r>
+      <w:r>
+        <w:t xml:space="preserve">usuarios, se empleará </w:t>
+      </w:r>
+      <w:proofErr w:type="spellStart"/>
+      <w:r>
+        <w:t>posgreSQL</w:t>
+      </w:r>
+      <w:proofErr w:type="spellEnd"/>
+      <w:r>
+        <w:t>, mientras que Django facilitará el desarrollo de interfaces web. Las pruebas del sistema incluirán técnicas de caja negra y caja blanca para garantizar su funcionalidad y precisión.</w:t>
+      </w:r>
+    </w:p>
+    <w:p>
+      <w:pPr>
+        <w:pStyle w:val="Ttulo2"/>
+      </w:pPr>
+      <w:bookmarkStart w:id="2" w:name="_Toc236211344"/>
+      <w:proofErr w:type="spellStart"/>
+      <w:r>
+        <w:t>Antecedentes</w:t>
       </w:r>
       <w:bookmarkEnd w:id="2"/>
       <w:proofErr w:type="spellEnd"/>
@@ -4624,97 +4726,6 @@
         <w:pStyle w:val="APA7MA"/>
       </w:pPr>
       <w:r>
-        <w:t xml:space="preserve">La visión artificial ha tenido un avance significativo en el ámbito de la salud, particularmente en la rehabilitación física. Esta tecnología ha demostrado ser útil para monitorear el movimiento humano y proporcionar retroalimentación en tiempo real, mejorando la efectividad de los tratamientos. En particular, su aplicación en la rehabilitación de adultos mayores ha mostrado resultados prometedores al ayudarles a mejorar su equilibrio y reducir el riesgo de caídas. </w:t>
-      </w:r>
-    </w:p>
-    <w:p>
-      <w:pPr>
-        <w:pStyle w:val="APA7MA"/>
-      </w:pPr>
-      <w:r>
-        <w:t>A pesar de estos avances, aún persisten desafíos en cuanto a la variabilidad de los movimientos y la necesidad de algoritmos más sofisticados que se adapten a las diversas condiciones físicas de los pacientes. Por lo tanto, el desarrollo de modelos de visión artificial más robustos podría representar una solución clave para mejorar la rehabilitación en esta población.</w:t>
-      </w:r>
-    </w:p>
-    <w:p>
-      <w:pPr>
-        <w:pStyle w:val="APA7MA"/>
-      </w:pPr>
-      <w:r>
-        <w:t xml:space="preserve">El principal problema que enfrenta la población adulta mayor durante la realización de ejercicios de equilibrio es la dificultad en los movimientos y el riesgo de lesiones debido a la pérdida de la postura correcta. </w:t>
-      </w:r>
-    </w:p>
-    <w:p>
-      <w:pPr>
-        <w:pStyle w:val="APA7MA"/>
-      </w:pPr>
-      <w:r>
-        <w:t xml:space="preserve">La pérdida de estabilidad y equilibrio, junto con la falta de retroalimentación precisa en tiempo real sobre la postura, aumenta significativamente el riesgo de caídas, las cuales pueden ocasionar lesiones graves o discapacidades en los adultos mayores. Además, la ejecución incorrecta de los ejercicios de rehabilitación puede retrasar la recuperación y empeorar las condiciones físicas del paciente. Este proyecto busca resolver esta problemática mediante el desarrollo de un modelo de visión artificial capaz de corregir posturas incorrectas, </w:t>
-      </w:r>
-      <w:r>
-        <w:lastRenderedPageBreak/>
-        <w:t>brindando retroalimentación visual en tiempo real y, así, reduciendo los riesgos asociados con la rehabilitación.</w:t>
-      </w:r>
-    </w:p>
-    <w:p>
-      <w:pPr>
-        <w:pStyle w:val="APA7MA"/>
-      </w:pPr>
-      <w:r>
-        <w:t>El objetivo general de este proyecto es desarrollar un modelo de visión artificial para la corrección de la postura durante los ejercicios de equilibrio en adultos mayores, con el fin de mejorar su capacidad de movimiento y reducir los riesgos de lesiones. El modelo se enfocará en el procesamiento de imágenes en tiempo real para detectar posturas incorrectas y proporcionar retroalimentación inmediata. Se busca que los adultos mayores puedan realizar los ejercicios de manera más precisa y segura, lo que facilitará su rehabilitación y minimizará el riesgo de caídas y otros incidentes relacionados con la pérdida de equilibrio. Además, este sistema permitirá mejorar la eficiencia de los tratamientos y la calidad de vida de los pacientes.</w:t>
-      </w:r>
-    </w:p>
-    <w:p>
-      <w:pPr>
-        <w:pStyle w:val="APA7MA"/>
-      </w:pPr>
-      <w:r>
-        <w:t xml:space="preserve">El modelo de visión artificial utilizará cámaras fotográficas de 16 megapíxeles para capturar las imágenes de los usuarios y una unidad central de procesamiento para ejecutar los algoritmos. El software se desarrollará con Python, aprovechando librerías como </w:t>
-      </w:r>
-      <w:proofErr w:type="spellStart"/>
-      <w:r>
-        <w:t>OpenCV</w:t>
-      </w:r>
-      <w:proofErr w:type="spellEnd"/>
-      <w:r>
-        <w:t xml:space="preserve"> para el procesamiento de imágenes y </w:t>
-      </w:r>
-      <w:proofErr w:type="spellStart"/>
-      <w:r>
-        <w:t>Mediapipe</w:t>
-      </w:r>
-      <w:proofErr w:type="spellEnd"/>
-      <w:r>
-        <w:t xml:space="preserve"> para la detección de posturas en 3D. Para gestionar los datos de los </w:t>
-      </w:r>
-      <w:r>
-        <w:t xml:space="preserve">usuarios, se empleará </w:t>
-      </w:r>
-      <w:proofErr w:type="spellStart"/>
-      <w:r>
-        <w:t>posgreSQL</w:t>
-      </w:r>
-      <w:proofErr w:type="spellEnd"/>
-      <w:r>
-        <w:t>, mientras que Django facilitará el desarrollo de interfaces web. Las pruebas del sistema incluirán técnicas de caja negra y caja blanca para garantizar su funcionalidad y precisión.</w:t>
-      </w:r>
-    </w:p>
-    <w:p>
-      <w:pPr>
-        <w:pStyle w:val="Ttulo2"/>
-      </w:pPr>
-      <w:bookmarkStart w:id="3" w:name="_Toc236211344"/>
-      <w:proofErr w:type="spellStart"/>
-      <w:r>
-        <w:t>Antecedentes</w:t>
-      </w:r>
-      <w:bookmarkEnd w:id="3"/>
-      <w:proofErr w:type="spellEnd"/>
-    </w:p>
-    <w:p>
-      <w:pPr>
-        <w:pStyle w:val="APA7MA"/>
-      </w:pPr>
-      <w:r>
         <w:t xml:space="preserve">          La visión artificial en el ámbito de la salud ha experimentado un crecimiento exponencial en los últimos años. En particular, en el campo de la rehabilitación física, esta tecnología ha demostrado ser prometedora para mejorar la precisión y efectividad de tratamientos. </w:t>
       </w:r>
     </w:p>
@@ -4737,28 +4748,172 @@
           <w:lang w:val="es-BO"/>
         </w:rPr>
       </w:pPr>
-      <w:bookmarkStart w:id="4" w:name="_Toc236211345"/>
+      <w:bookmarkStart w:id="3" w:name="_Toc236211345"/>
       <w:r>
         <w:rPr>
           <w:lang w:val="es-BO"/>
         </w:rPr>
         <w:t>Antecedentes afines a la investigación</w:t>
       </w:r>
+      <w:bookmarkEnd w:id="3"/>
+    </w:p>
+    <w:p>
+      <w:pPr>
+        <w:pStyle w:val="APA7MA"/>
+      </w:pPr>
+      <w:r>
+        <w:t xml:space="preserve">          A continuación, se presentan diversos proyectos de carácter nacional e internacional que emplean la visión artificial como herramienta clave en plataformas tecnológicas orientadas a la rehabilitación y el cuidado de la salud.</w:t>
+      </w:r>
+    </w:p>
+    <w:p>
+      <w:pPr>
+        <w:pStyle w:val="Ttulo3"/>
+      </w:pPr>
+      <w:bookmarkStart w:id="4" w:name="_Toc236211346"/>
+      <w:proofErr w:type="spellStart"/>
+      <w:r>
+        <w:t>Antecedentes</w:t>
+      </w:r>
+      <w:proofErr w:type="spellEnd"/>
+      <w:r>
+        <w:t xml:space="preserve"> </w:t>
+      </w:r>
+      <w:proofErr w:type="spellStart"/>
+      <w:r>
+        <w:t>Internacionales</w:t>
+      </w:r>
       <w:bookmarkEnd w:id="4"/>
+      <w:proofErr w:type="spellEnd"/>
+      <w:r>
+        <w:t xml:space="preserve"> </w:t>
+      </w:r>
     </w:p>
     <w:p>
       <w:pPr>
         <w:pStyle w:val="APA7MA"/>
       </w:pPr>
       <w:r>
-        <w:t xml:space="preserve">          A continuación, se presentan diversos proyectos de carácter nacional e internacional que emplean la visión artificial como herramienta clave en plataformas tecnológicas orientadas a la rehabilitación y el cuidado de la salud.</w:t>
+        <w:t>A continuación, se presentan antecedentes internacionales que integran visión artificial en soluciones de salud digital y rehabilitación funcional</w:t>
+      </w:r>
+      <w:r>
+        <w:t>.</w:t>
+      </w:r>
+    </w:p>
+    <w:p>
+      <w:pPr>
+        <w:pStyle w:val="APA7MA"/>
+      </w:pPr>
+      <w:proofErr w:type="spellStart"/>
+      <w:r>
+        <w:t>Gaikwad</w:t>
+      </w:r>
+      <w:proofErr w:type="spellEnd"/>
+      <w:r>
+        <w:t xml:space="preserve"> et al. (2023), en su investigación titulada “</w:t>
+      </w:r>
+      <w:proofErr w:type="spellStart"/>
+      <w:r>
+        <w:t>Vision-Based</w:t>
+      </w:r>
+      <w:proofErr w:type="spellEnd"/>
+      <w:r>
+        <w:t xml:space="preserve"> </w:t>
+      </w:r>
+      <w:proofErr w:type="spellStart"/>
+      <w:r>
+        <w:t>Posture</w:t>
+      </w:r>
+      <w:proofErr w:type="spellEnd"/>
+      <w:r>
+        <w:t xml:space="preserve"> </w:t>
+      </w:r>
+      <w:proofErr w:type="spellStart"/>
+      <w:r>
+        <w:t>Detection</w:t>
+      </w:r>
+      <w:proofErr w:type="spellEnd"/>
+      <w:r>
+        <w:t xml:space="preserve"> </w:t>
+      </w:r>
+      <w:proofErr w:type="spellStart"/>
+      <w:r>
+        <w:t>for</w:t>
+      </w:r>
+      <w:proofErr w:type="spellEnd"/>
+      <w:r>
+        <w:t xml:space="preserve"> </w:t>
+      </w:r>
+      <w:proofErr w:type="spellStart"/>
+      <w:r>
+        <w:t>Rehabilitation</w:t>
+      </w:r>
+      <w:proofErr w:type="spellEnd"/>
+      <w:r>
+        <w:t xml:space="preserve"> </w:t>
+      </w:r>
+      <w:proofErr w:type="spellStart"/>
+      <w:r>
+        <w:t>Program</w:t>
+      </w:r>
+      <w:proofErr w:type="spellEnd"/>
+      <w:r>
+        <w:t xml:space="preserve">”, desarrollada en el Instituto de Tecnología </w:t>
+      </w:r>
+      <w:proofErr w:type="spellStart"/>
+      <w:r>
+        <w:t>Vishwakarma</w:t>
+      </w:r>
+      <w:proofErr w:type="spellEnd"/>
+      <w:r>
+        <w:t xml:space="preserve">, propusieron un sistema de monitoreo de rehabilitación física </w:t>
+      </w:r>
+      <w:proofErr w:type="spellStart"/>
+      <w:r>
+        <w:t>autogestionado</w:t>
+      </w:r>
+      <w:proofErr w:type="spellEnd"/>
+      <w:r>
+        <w:t xml:space="preserve"> para personas con discapacidades motoras. El estudio implementó un modelo basado en visión artificial utilizando redes neuronales de tipo LSTM (Long Short-</w:t>
+      </w:r>
+      <w:proofErr w:type="spellStart"/>
+      <w:r>
+        <w:t>Term</w:t>
+      </w:r>
+      <w:proofErr w:type="spellEnd"/>
+      <w:r>
+        <w:t xml:space="preserve"> </w:t>
+      </w:r>
+      <w:proofErr w:type="spellStart"/>
+      <w:r>
+        <w:t>Memory</w:t>
+      </w:r>
+      <w:proofErr w:type="spellEnd"/>
+      <w:r>
+        <w:t>) para el reconocimiento de la postura corporal en tiempo real, logrando una precisión diagnóstica del 93.75%. La relevancia de este antecedente reside en su capacidad para proporcionar retroalimentación inmediata, permitiendo que el usuario corrija su postura al instante si el ejercicio se realiza de forma incorrecta. Los autores concluyen que el análisis de posturas mediante visión por computadora es una solución eficaz y conveniente para el monitoreo de salud en el hogar, eliminando la necesidad de asistencia presencial constante y mejorando significativamente el proceso de recuperación del paciente.</w:t>
+      </w:r>
+    </w:p>
+    <w:p>
+      <w:pPr>
+        <w:pStyle w:val="APA7MA"/>
+      </w:pPr>
+      <w:proofErr w:type="spellStart"/>
+      <w:r>
+        <w:t>Quizhpe</w:t>
+      </w:r>
+      <w:proofErr w:type="spellEnd"/>
+      <w:r>
+        <w:t xml:space="preserve"> (2023), en su tesis de maestría titulada “Sistema web para el monitoreo en tiempo real de los ejercicios de rehabilitación del hombro usando técnicas de visión artificial” </w:t>
+      </w:r>
+      <w:r>
+        <w:lastRenderedPageBreak/>
+        <w:t>para la Universidad Nacional de Loja, Ecuador, desarrolló una plataforma orientada a mejorar el seguimiento de pacientes con patologías de hombro. La investigación implementó un sistema que utiliza la cámara web para capturar el movimiento del usuario, procesando los datos mediante algoritmos de visión artificial para verificar que ejercicios como la abducción se realicen en los ángulos correctos. El sistema permite al paciente registrarse, asignar un fisioterapeuta y recibir retroalimentación visual durante su rutina. El autor concluye que la integración de estas herramientas en un entorno web facilita el acceso a la rehabilitación desde el hogar, permitiendo al médico monitorear la evolución del paciente de forma remota y objetiva, reduciendo los errores de ejecución durante la terapia física.</w:t>
       </w:r>
     </w:p>
     <w:p>
       <w:pPr>
         <w:pStyle w:val="Ttulo3"/>
       </w:pPr>
-      <w:bookmarkStart w:id="5" w:name="_Toc236211346"/>
+      <w:bookmarkStart w:id="5" w:name="_Toc236211347"/>
       <w:proofErr w:type="spellStart"/>
       <w:r>
         <w:t>Antecedentes</w:t>
@@ -4769,154 +4924,10 @@
       </w:r>
       <w:proofErr w:type="spellStart"/>
       <w:r>
-        <w:t>Internacionales</w:t>
+        <w:t>Nacionales</w:t>
       </w:r>
       <w:bookmarkEnd w:id="5"/>
       <w:proofErr w:type="spellEnd"/>
-      <w:r>
-        <w:t xml:space="preserve"> </w:t>
-      </w:r>
-    </w:p>
-    <w:p>
-      <w:pPr>
-        <w:pStyle w:val="APA7MA"/>
-      </w:pPr>
-      <w:r>
-        <w:t>A continuación, se presentan antecedentes internacionales que integran visión artificial en soluciones de salud digital y rehabilitación funcional</w:t>
-      </w:r>
-      <w:r>
-        <w:t>.</w:t>
-      </w:r>
-    </w:p>
-    <w:p>
-      <w:pPr>
-        <w:pStyle w:val="APA7MA"/>
-      </w:pPr>
-      <w:proofErr w:type="spellStart"/>
-      <w:r>
-        <w:t>Gaikwad</w:t>
-      </w:r>
-      <w:proofErr w:type="spellEnd"/>
-      <w:r>
-        <w:t xml:space="preserve"> et al. (2023), en su investigación titulada “</w:t>
-      </w:r>
-      <w:proofErr w:type="spellStart"/>
-      <w:r>
-        <w:t>Vision-Based</w:t>
-      </w:r>
-      <w:proofErr w:type="spellEnd"/>
-      <w:r>
-        <w:t xml:space="preserve"> </w:t>
-      </w:r>
-      <w:proofErr w:type="spellStart"/>
-      <w:r>
-        <w:t>Posture</w:t>
-      </w:r>
-      <w:proofErr w:type="spellEnd"/>
-      <w:r>
-        <w:t xml:space="preserve"> </w:t>
-      </w:r>
-      <w:proofErr w:type="spellStart"/>
-      <w:r>
-        <w:t>Detection</w:t>
-      </w:r>
-      <w:proofErr w:type="spellEnd"/>
-      <w:r>
-        <w:t xml:space="preserve"> </w:t>
-      </w:r>
-      <w:proofErr w:type="spellStart"/>
-      <w:r>
-        <w:t>for</w:t>
-      </w:r>
-      <w:proofErr w:type="spellEnd"/>
-      <w:r>
-        <w:t xml:space="preserve"> </w:t>
-      </w:r>
-      <w:proofErr w:type="spellStart"/>
-      <w:r>
-        <w:t>Rehabilitation</w:t>
-      </w:r>
-      <w:proofErr w:type="spellEnd"/>
-      <w:r>
-        <w:t xml:space="preserve"> </w:t>
-      </w:r>
-      <w:proofErr w:type="spellStart"/>
-      <w:r>
-        <w:t>Program</w:t>
-      </w:r>
-      <w:proofErr w:type="spellEnd"/>
-      <w:r>
-        <w:t xml:space="preserve">”, desarrollada en el Instituto de Tecnología </w:t>
-      </w:r>
-      <w:proofErr w:type="spellStart"/>
-      <w:r>
-        <w:t>Vishwakarma</w:t>
-      </w:r>
-      <w:proofErr w:type="spellEnd"/>
-      <w:r>
-        <w:t xml:space="preserve">, propusieron un sistema de monitoreo de rehabilitación física </w:t>
-      </w:r>
-      <w:proofErr w:type="spellStart"/>
-      <w:r>
-        <w:t>autogestionado</w:t>
-      </w:r>
-      <w:proofErr w:type="spellEnd"/>
-      <w:r>
-        <w:t xml:space="preserve"> para personas con discapacidades motoras. El estudio implementó un modelo basado en visión artificial utilizando redes neuronales de tipo LSTM (Long Short-</w:t>
-      </w:r>
-      <w:proofErr w:type="spellStart"/>
-      <w:r>
-        <w:t>Term</w:t>
-      </w:r>
-      <w:proofErr w:type="spellEnd"/>
-      <w:r>
-        <w:t xml:space="preserve"> </w:t>
-      </w:r>
-      <w:proofErr w:type="spellStart"/>
-      <w:r>
-        <w:t>Memory</w:t>
-      </w:r>
-      <w:proofErr w:type="spellEnd"/>
-      <w:r>
-        <w:t>) para el reconocimiento de la postura corporal en tiempo real, logrando una precisión diagnóstica del 93.75%. La relevancia de este antecedente reside en su capacidad para proporcionar retroalimentación inmediata, permitiendo que el usuario corrija su postura al instante si el ejercicio se realiza de forma incorrecta. Los autores concluyen que el análisis de posturas mediante visión por computadora es una solución eficaz y conveniente para el monitoreo de salud en el hogar, eliminando la necesidad de asistencia presencial constante y mejorando significativamente el proceso de recuperación del paciente.</w:t>
-      </w:r>
-    </w:p>
-    <w:p>
-      <w:pPr>
-        <w:pStyle w:val="APA7MA"/>
-      </w:pPr>
-      <w:proofErr w:type="spellStart"/>
-      <w:r>
-        <w:t>Quizhpe</w:t>
-      </w:r>
-      <w:proofErr w:type="spellEnd"/>
-      <w:r>
-        <w:t xml:space="preserve"> (2023), en su tesis de maestría titulada “Sistema web para el monitoreo en tiempo real de los ejercicios de rehabilitación del hombro usando técnicas de visión artificial” </w:t>
-      </w:r>
-      <w:r>
-        <w:lastRenderedPageBreak/>
-        <w:t>para la Universidad Nacional de Loja, Ecuador, desarrolló una plataforma orientada a mejorar el seguimiento de pacientes con patologías de hombro. La investigación implementó un sistema que utiliza la cámara web para capturar el movimiento del usuario, procesando los datos mediante algoritmos de visión artificial para verificar que ejercicios como la abducción se realicen en los ángulos correctos. El sistema permite al paciente registrarse, asignar un fisioterapeuta y recibir retroalimentación visual durante su rutina. El autor concluye que la integración de estas herramientas en un entorno web facilita el acceso a la rehabilitación desde el hogar, permitiendo al médico monitorear la evolución del paciente de forma remota y objetiva, reduciendo los errores de ejecución durante la terapia física.</w:t>
-      </w:r>
-    </w:p>
-    <w:p>
-      <w:pPr>
-        <w:pStyle w:val="Ttulo3"/>
-      </w:pPr>
-      <w:bookmarkStart w:id="6" w:name="_Toc236211347"/>
-      <w:proofErr w:type="spellStart"/>
-      <w:r>
-        <w:t>Antecedentes</w:t>
-      </w:r>
-      <w:proofErr w:type="spellEnd"/>
-      <w:r>
-        <w:t xml:space="preserve"> </w:t>
-      </w:r>
-      <w:proofErr w:type="spellStart"/>
-      <w:r>
-        <w:t>Nacionales</w:t>
-      </w:r>
-      <w:bookmarkEnd w:id="6"/>
-      <w:proofErr w:type="spellEnd"/>
     </w:p>
     <w:p>
       <w:pPr>
@@ -4982,7 +4993,7 @@
       <w:pPr>
         <w:pStyle w:val="Ttulo3"/>
       </w:pPr>
-      <w:bookmarkStart w:id="7" w:name="_Toc236211348"/>
+      <w:bookmarkStart w:id="6" w:name="_Toc236211348"/>
       <w:proofErr w:type="spellStart"/>
       <w:r>
         <w:t>Antecedentes</w:t>
@@ -4991,7 +5002,7 @@
       <w:r>
         <w:t xml:space="preserve"> Locales</w:t>
       </w:r>
-      <w:bookmarkEnd w:id="7"/>
+      <w:bookmarkEnd w:id="6"/>
     </w:p>
     <w:p>
       <w:pPr>
@@ -5045,10 +5056,30 @@
       <w:pPr>
         <w:pStyle w:val="Ttulo2"/>
       </w:pPr>
-      <w:bookmarkStart w:id="8" w:name="_Toc236211349"/>
+      <w:bookmarkStart w:id="7" w:name="_Toc236211349"/>
       <w:proofErr w:type="spellStart"/>
       <w:r>
         <w:t>Planteamiento</w:t>
+      </w:r>
+      <w:proofErr w:type="spellEnd"/>
+      <w:r>
+        <w:t xml:space="preserve"> del </w:t>
+      </w:r>
+      <w:proofErr w:type="spellStart"/>
+      <w:r>
+        <w:t>problema</w:t>
+      </w:r>
+      <w:bookmarkEnd w:id="7"/>
+      <w:proofErr w:type="spellEnd"/>
+    </w:p>
+    <w:p>
+      <w:pPr>
+        <w:pStyle w:val="Ttulo3"/>
+      </w:pPr>
+      <w:bookmarkStart w:id="8" w:name="_Toc236211350"/>
+      <w:proofErr w:type="spellStart"/>
+      <w:r>
+        <w:t>Descripción</w:t>
       </w:r>
       <w:proofErr w:type="spellEnd"/>
       <w:r>
@@ -5060,26 +5091,6 @@
       </w:r>
       <w:bookmarkEnd w:id="8"/>
       <w:proofErr w:type="spellEnd"/>
-    </w:p>
-    <w:p>
-      <w:pPr>
-        <w:pStyle w:val="Ttulo3"/>
-      </w:pPr>
-      <w:bookmarkStart w:id="9" w:name="_Toc236211350"/>
-      <w:proofErr w:type="spellStart"/>
-      <w:r>
-        <w:t>Descripción</w:t>
-      </w:r>
-      <w:proofErr w:type="spellEnd"/>
-      <w:r>
-        <w:t xml:space="preserve"> del </w:t>
-      </w:r>
-      <w:proofErr w:type="spellStart"/>
-      <w:r>
-        <w:t>problema</w:t>
-      </w:r>
-      <w:bookmarkEnd w:id="9"/>
-      <w:proofErr w:type="spellEnd"/>
       <w:r>
         <w:t xml:space="preserve">  </w:t>
       </w:r>
@@ -5113,7 +5124,7 @@
       <w:pPr>
         <w:pStyle w:val="Ttulo3"/>
       </w:pPr>
-      <w:bookmarkStart w:id="10" w:name="_Toc236211351"/>
+      <w:bookmarkStart w:id="9" w:name="_Toc236211351"/>
       <w:proofErr w:type="spellStart"/>
       <w:r>
         <w:t>Problema</w:t>
@@ -5122,34 +5133,34 @@
       <w:r>
         <w:t xml:space="preserve"> principal</w:t>
       </w:r>
+      <w:bookmarkEnd w:id="9"/>
+    </w:p>
+    <w:p>
+      <w:pPr>
+        <w:pStyle w:val="APA7MA"/>
+      </w:pPr>
+      <w:r>
+        <w:t>La pérdida de la postura correcta durante la realización de ejercicios de equilibrio en adultos mayores genera dificultad en los movimientos y un aumento en el riesgo de lesiones, afectando negativamente su proceso de rehabilitación física.</w:t>
+      </w:r>
+    </w:p>
+    <w:p>
+      <w:pPr>
+        <w:pStyle w:val="Ttulo3"/>
+      </w:pPr>
+      <w:bookmarkStart w:id="10" w:name="_Toc236211352"/>
+      <w:proofErr w:type="spellStart"/>
+      <w:r>
+        <w:t>Problemas</w:t>
+      </w:r>
+      <w:proofErr w:type="spellEnd"/>
+      <w:r>
+        <w:t xml:space="preserve"> </w:t>
+      </w:r>
+      <w:proofErr w:type="spellStart"/>
+      <w:r>
+        <w:t>secundarios</w:t>
+      </w:r>
       <w:bookmarkEnd w:id="10"/>
-    </w:p>
-    <w:p>
-      <w:pPr>
-        <w:pStyle w:val="APA7MA"/>
-      </w:pPr>
-      <w:r>
-        <w:t>La pérdida de la postura correcta durante la realización de ejercicios de equilibrio en adultos mayores genera dificultad en los movimientos y un aumento en el riesgo de lesiones, afectando negativamente su proceso de rehabilitación física.</w:t>
-      </w:r>
-    </w:p>
-    <w:p>
-      <w:pPr>
-        <w:pStyle w:val="Ttulo3"/>
-      </w:pPr>
-      <w:bookmarkStart w:id="11" w:name="_Toc236211352"/>
-      <w:proofErr w:type="spellStart"/>
-      <w:r>
-        <w:t>Problemas</w:t>
-      </w:r>
-      <w:proofErr w:type="spellEnd"/>
-      <w:r>
-        <w:t xml:space="preserve"> </w:t>
-      </w:r>
-      <w:proofErr w:type="spellStart"/>
-      <w:r>
-        <w:t>secundarios</w:t>
-      </w:r>
-      <w:bookmarkEnd w:id="11"/>
       <w:proofErr w:type="spellEnd"/>
       <w:r>
         <w:t xml:space="preserve"> </w:t>
@@ -5270,7 +5281,7 @@
       <w:pPr>
         <w:pStyle w:val="Ttulo3"/>
       </w:pPr>
-      <w:bookmarkStart w:id="12" w:name="_Toc236211353"/>
+      <w:bookmarkStart w:id="11" w:name="_Toc236211353"/>
       <w:proofErr w:type="spellStart"/>
       <w:r>
         <w:t>Formulación</w:t>
@@ -5282,71 +5293,71 @@
       <w:proofErr w:type="spellStart"/>
       <w:r>
         <w:t>problema</w:t>
+      </w:r>
+      <w:bookmarkEnd w:id="11"/>
+      <w:proofErr w:type="spellEnd"/>
+    </w:p>
+    <w:p>
+      <w:pPr>
+        <w:pStyle w:val="APA7MA"/>
+      </w:pPr>
+      <w:r>
+        <w:t>¿De qué manera puede mejorar la capacidad de movimiento y disminuir los riesgos de lesiones el modelo de visión artificial de corrección de postura durante ejercicios de equilibrio en adultos mayores?</w:t>
+      </w:r>
+    </w:p>
+    <w:p>
+      <w:pPr>
+        <w:pStyle w:val="Ttulo2"/>
+      </w:pPr>
+      <w:bookmarkStart w:id="12" w:name="_Toc236211354"/>
+      <w:proofErr w:type="spellStart"/>
+      <w:r>
+        <w:t>Objetivos</w:t>
       </w:r>
       <w:bookmarkEnd w:id="12"/>
       <w:proofErr w:type="spellEnd"/>
     </w:p>
     <w:p>
       <w:pPr>
+        <w:pStyle w:val="Ttulo3"/>
+      </w:pPr>
+      <w:bookmarkStart w:id="13" w:name="_Toc236211355"/>
+      <w:proofErr w:type="spellStart"/>
+      <w:r>
+        <w:t>Objetivo</w:t>
+      </w:r>
+      <w:proofErr w:type="spellEnd"/>
+      <w:r>
+        <w:t xml:space="preserve"> General</w:t>
+      </w:r>
+      <w:bookmarkEnd w:id="13"/>
+    </w:p>
+    <w:p>
+      <w:pPr>
         <w:pStyle w:val="APA7MA"/>
       </w:pPr>
       <w:r>
-        <w:t>¿De qué manera puede mejorar la capacidad de movimiento y disminuir los riesgos de lesiones el modelo de visión artificial de corrección de postura durante ejercicios de equilibrio en adultos mayores?</w:t>
-      </w:r>
-    </w:p>
-    <w:p>
-      <w:pPr>
-        <w:pStyle w:val="Ttulo2"/>
-      </w:pPr>
-      <w:bookmarkStart w:id="13" w:name="_Toc236211354"/>
+        <w:t>Desarrollar un modelo de visión artificial de corrección de postura durante ejercicios de equilibrio en adultos mayores para mejorar la capacidad de movimiento y reducir los riesgos de lesiones.</w:t>
+      </w:r>
+    </w:p>
+    <w:p>
+      <w:pPr>
+        <w:pStyle w:val="Ttulo3"/>
+      </w:pPr>
+      <w:bookmarkStart w:id="14" w:name="_Toc236211356"/>
       <w:proofErr w:type="spellStart"/>
       <w:r>
         <w:t>Objetivos</w:t>
       </w:r>
-      <w:bookmarkEnd w:id="13"/>
       <w:proofErr w:type="spellEnd"/>
-    </w:p>
-    <w:p>
-      <w:pPr>
-        <w:pStyle w:val="Ttulo3"/>
-      </w:pPr>
-      <w:bookmarkStart w:id="14" w:name="_Toc236211355"/>
+      <w:r>
+        <w:t xml:space="preserve"> </w:t>
+      </w:r>
       <w:proofErr w:type="spellStart"/>
       <w:r>
-        <w:t>Objetivo</w:t>
-      </w:r>
-      <w:proofErr w:type="spellEnd"/>
-      <w:r>
-        <w:t xml:space="preserve"> General</w:t>
+        <w:t>Específicos</w:t>
       </w:r>
       <w:bookmarkEnd w:id="14"/>
-    </w:p>
-    <w:p>
-      <w:pPr>
-        <w:pStyle w:val="APA7MA"/>
-      </w:pPr>
-      <w:r>
-        <w:t>Desarrollar un modelo de visión artificial de corrección de postura durante ejercicios de equilibrio en adultos mayores para mejorar la capacidad de movimiento y reducir los riesgos de lesiones.</w:t>
-      </w:r>
-    </w:p>
-    <w:p>
-      <w:pPr>
-        <w:pStyle w:val="Ttulo3"/>
-      </w:pPr>
-      <w:bookmarkStart w:id="15" w:name="_Toc236211356"/>
-      <w:proofErr w:type="spellStart"/>
-      <w:r>
-        <w:t>Objetivos</w:t>
-      </w:r>
-      <w:proofErr w:type="spellEnd"/>
-      <w:r>
-        <w:t xml:space="preserve"> </w:t>
-      </w:r>
-      <w:proofErr w:type="spellStart"/>
-      <w:r>
-        <w:t>Específicos</w:t>
-      </w:r>
-      <w:bookmarkEnd w:id="15"/>
       <w:proofErr w:type="spellEnd"/>
     </w:p>
     <w:p>
@@ -5417,22 +5428,68 @@
       <w:pPr>
         <w:pStyle w:val="Ttulo2"/>
       </w:pPr>
-      <w:bookmarkStart w:id="16" w:name="_Toc236211357"/>
+      <w:bookmarkStart w:id="15" w:name="_Toc236211357"/>
       <w:proofErr w:type="spellStart"/>
       <w:r>
         <w:t>Hipótesis</w:t>
+      </w:r>
+      <w:bookmarkEnd w:id="15"/>
+      <w:proofErr w:type="spellEnd"/>
+    </w:p>
+    <w:p>
+      <w:pPr>
+        <w:pStyle w:val="Ttulo3"/>
+        <w:rPr>
+          <w:highlight w:val="yellow"/>
+        </w:rPr>
+      </w:pPr>
+      <w:bookmarkStart w:id="16" w:name="_Toc236211358"/>
+      <w:proofErr w:type="spellStart"/>
+      <w:r>
+        <w:rPr>
+          <w:highlight w:val="yellow"/>
+        </w:rPr>
+        <w:t>Hipótesis</w:t>
+      </w:r>
+      <w:proofErr w:type="spellEnd"/>
+      <w:r>
+        <w:rPr>
+          <w:highlight w:val="yellow"/>
+        </w:rPr>
+        <w:t xml:space="preserve"> de </w:t>
+      </w:r>
+      <w:proofErr w:type="spellStart"/>
+      <w:r>
+        <w:rPr>
+          <w:highlight w:val="yellow"/>
+        </w:rPr>
+        <w:t>Ingeniería</w:t>
       </w:r>
       <w:bookmarkEnd w:id="16"/>
       <w:proofErr w:type="spellEnd"/>
     </w:p>
     <w:p>
       <w:pPr>
+        <w:pStyle w:val="APA7MA"/>
+        <w:rPr>
+          <w:highlight w:val="yellow"/>
+        </w:rPr>
+      </w:pPr>
+      <w:r>
+        <w:rPr>
+          <w:highlight w:val="yellow"/>
+        </w:rPr>
+        <w:t>El desarrollo de un modelo de visión artificial basado en estimación de pose humana para la corrección de postura en tiempo real, mejora significativamente la capacidad de movimiento y reduce los riesgos de lesiones en adultos mayores durante la ejecución de ejercicios de equilibrio.</w:t>
+      </w:r>
+    </w:p>
+    <w:p>
+      <w:pPr>
         <w:pStyle w:val="Ttulo3"/>
         <w:rPr>
           <w:highlight w:val="yellow"/>
         </w:rPr>
       </w:pPr>
-      <w:bookmarkStart w:id="17" w:name="_Toc236211358"/>
+      <w:bookmarkStart w:id="17" w:name="_Toc236211359"/>
       <w:proofErr w:type="spellStart"/>
       <w:r>
         <w:rPr>
@@ -5445,14 +5502,14 @@
         <w:rPr>
           <w:highlight w:val="yellow"/>
         </w:rPr>
-        <w:t xml:space="preserve"> de </w:t>
+        <w:t xml:space="preserve"> </w:t>
       </w:r>
       <w:proofErr w:type="spellStart"/>
       <w:r>
         <w:rPr>
           <w:highlight w:val="yellow"/>
         </w:rPr>
-        <w:t>Ingeniería</w:t>
+        <w:t>nula</w:t>
       </w:r>
       <w:bookmarkEnd w:id="17"/>
       <w:proofErr w:type="spellEnd"/>
@@ -5460,134 +5517,88 @@
     <w:p>
       <w:pPr>
         <w:pStyle w:val="APA7MA"/>
+      </w:pPr>
+      <w:r>
         <w:rPr>
           <w:highlight w:val="yellow"/>
         </w:rPr>
-      </w:pPr>
-      <w:r>
-        <w:rPr>
-          <w:highlight w:val="yellow"/>
-        </w:rPr>
-        <w:t>El desarrollo de un modelo de visión artificial basado en estimación de pose humana para la corrección de postura en tiempo real, mejora significativamente la capacidad de movimiento y reduce los riesgos de lesiones en adultos mayores durante la ejecución de ejercicios de equilibrio.</w:t>
+        <w:t>La aplicación de un modelo de visión artificial de corrección de postura durante ejercicios de equilibrio en adultos mayores no genera una mejora significativa en la capacidad de movimiento ni una reducción en los riesgos de lesiones.</w:t>
+      </w:r>
+    </w:p>
+    <w:p>
+      <w:pPr>
+        <w:pStyle w:val="Ttulo2"/>
+      </w:pPr>
+      <w:bookmarkStart w:id="18" w:name="_Toc236211360"/>
+      <w:proofErr w:type="spellStart"/>
+      <w:r>
+        <w:t>Identificación</w:t>
+      </w:r>
+      <w:proofErr w:type="spellEnd"/>
+      <w:r>
+        <w:t xml:space="preserve"> de Variables</w:t>
+      </w:r>
+      <w:bookmarkEnd w:id="18"/>
+    </w:p>
+    <w:p>
+      <w:pPr>
+        <w:pStyle w:val="APA7MA"/>
+      </w:pPr>
+      <w:r>
+        <w:rPr>
+          <w:b/>
+        </w:rPr>
+        <w:t>VARIABLE INDEPENDIENTE:</w:t>
+      </w:r>
+      <w:r>
+        <w:t xml:space="preserve"> Modelo de visión artificial</w:t>
+      </w:r>
+    </w:p>
+    <w:p>
+      <w:pPr>
+        <w:pStyle w:val="APA7MA"/>
+      </w:pPr>
+      <w:r>
+        <w:rPr>
+          <w:b/>
+        </w:rPr>
+        <w:t>VARIABLE DEPENDIENTE:</w:t>
+      </w:r>
+      <w:r>
+        <w:t xml:space="preserve"> P</w:t>
+      </w:r>
+      <w:r>
+        <w:t>recisión en la ejecución de ejercicios de equilibrio.</w:t>
+      </w:r>
+    </w:p>
+    <w:p>
+      <w:pPr>
+        <w:pStyle w:val="APA7MA"/>
+      </w:pPr>
+      <w:r>
+        <w:rPr>
+          <w:b/>
+        </w:rPr>
+        <w:t>VARIABLES INTERVINIENTES:</w:t>
+      </w:r>
+      <w:r>
+        <w:t xml:space="preserve"> Condiciones del entorno físico.</w:t>
       </w:r>
     </w:p>
     <w:p>
       <w:pPr>
         <w:pStyle w:val="Ttulo3"/>
-        <w:rPr>
-          <w:highlight w:val="yellow"/>
-        </w:rPr>
-      </w:pPr>
-      <w:bookmarkStart w:id="18" w:name="_Toc236211359"/>
+      </w:pPr>
+      <w:bookmarkStart w:id="19" w:name="_Toc236211361"/>
       <w:proofErr w:type="spellStart"/>
       <w:r>
-        <w:rPr>
-          <w:highlight w:val="yellow"/>
-        </w:rPr>
-        <w:t>Hipótesis</w:t>
+        <w:t>Operacionalización</w:t>
       </w:r>
       <w:proofErr w:type="spellEnd"/>
       <w:r>
-        <w:rPr>
-          <w:highlight w:val="yellow"/>
-        </w:rPr>
-        <w:t xml:space="preserve"> </w:t>
-      </w:r>
-      <w:proofErr w:type="spellStart"/>
-      <w:r>
-        <w:rPr>
-          <w:highlight w:val="yellow"/>
-        </w:rPr>
-        <w:t>nula</w:t>
-      </w:r>
-      <w:bookmarkEnd w:id="18"/>
-      <w:proofErr w:type="spellEnd"/>
-    </w:p>
-    <w:p>
-      <w:pPr>
-        <w:pStyle w:val="APA7MA"/>
-      </w:pPr>
-      <w:r>
-        <w:rPr>
-          <w:highlight w:val="yellow"/>
-        </w:rPr>
-        <w:t>La aplicación de un modelo de visión artificial de corrección de postura durante ejercicios de equilibrio en adultos mayores no genera una mejora significativa en la capacidad de movimiento ni una reducción en los riesgos de lesiones.</w:t>
-      </w:r>
-    </w:p>
-    <w:p>
-      <w:pPr>
-        <w:pStyle w:val="Ttulo2"/>
-      </w:pPr>
-      <w:bookmarkStart w:id="19" w:name="_Toc236211360"/>
-      <w:proofErr w:type="spellStart"/>
-      <w:r>
-        <w:t>Identificación</w:t>
-      </w:r>
-      <w:proofErr w:type="spellEnd"/>
-      <w:r>
         <w:t xml:space="preserve"> de Variables</w:t>
       </w:r>
       <w:bookmarkEnd w:id="19"/>
-    </w:p>
-    <w:p>
-      <w:pPr>
-        <w:pStyle w:val="APA7MA"/>
-      </w:pPr>
-      <w:r>
-        <w:rPr>
-          <w:b/>
-        </w:rPr>
-        <w:t>VARIABLE INDEPENDIENTE:</w:t>
-      </w:r>
-      <w:r>
-        <w:t xml:space="preserve"> Modelo de visión artificial</w:t>
-      </w:r>
-    </w:p>
-    <w:p>
-      <w:pPr>
-        <w:pStyle w:val="APA7MA"/>
-      </w:pPr>
-      <w:r>
-        <w:rPr>
-          <w:b/>
-        </w:rPr>
-        <w:t>VARIABLE DEPENDIENTE:</w:t>
-      </w:r>
-      <w:r>
-        <w:t xml:space="preserve"> P</w:t>
-      </w:r>
-      <w:r>
-        <w:t>recisión en la ejecución de ejercicios de equilibrio.</w:t>
-      </w:r>
-    </w:p>
-    <w:p>
-      <w:pPr>
-        <w:pStyle w:val="APA7MA"/>
-      </w:pPr>
-      <w:r>
-        <w:rPr>
-          <w:b/>
-        </w:rPr>
-        <w:t>VARIABLES INTERVINIENTES:</w:t>
-      </w:r>
-      <w:r>
-        <w:t xml:space="preserve"> Condiciones del entorno físico.</w:t>
-      </w:r>
-    </w:p>
-    <w:p>
-      <w:pPr>
-        <w:pStyle w:val="Ttulo3"/>
-      </w:pPr>
-      <w:bookmarkStart w:id="20" w:name="_Toc236211361"/>
-      <w:proofErr w:type="spellStart"/>
-      <w:r>
-        <w:t>Operacionalización</w:t>
-      </w:r>
-      <w:proofErr w:type="spellEnd"/>
-      <w:r>
-        <w:t xml:space="preserve"> de Variables</w:t>
-      </w:r>
-      <w:bookmarkEnd w:id="20"/>
     </w:p>
     <w:tbl>
       <w:tblPr>
@@ -7640,7 +7651,7 @@
       <w:pPr>
         <w:pStyle w:val="Ttulo3"/>
       </w:pPr>
-      <w:bookmarkStart w:id="21" w:name="_Toc236211362"/>
+      <w:bookmarkStart w:id="20" w:name="_Toc236211362"/>
       <w:proofErr w:type="spellStart"/>
       <w:r>
         <w:t>Conceptualización</w:t>
@@ -7649,7 +7660,7 @@
       <w:r>
         <w:t xml:space="preserve"> de Variables</w:t>
       </w:r>
-      <w:bookmarkEnd w:id="21"/>
+      <w:bookmarkEnd w:id="20"/>
     </w:p>
     <w:p>
       <w:pPr>
@@ -7712,13 +7723,41 @@
       <w:pPr>
         <w:pStyle w:val="Ttulo2"/>
       </w:pPr>
-      <w:bookmarkStart w:id="22" w:name="_Toc236211363"/>
+      <w:bookmarkStart w:id="21" w:name="_Toc236211363"/>
       <w:proofErr w:type="spellStart"/>
       <w:r>
         <w:t>J</w:t>
       </w:r>
       <w:r>
         <w:t>ustificación</w:t>
+      </w:r>
+      <w:bookmarkEnd w:id="21"/>
+      <w:proofErr w:type="spellEnd"/>
+    </w:p>
+    <w:p>
+      <w:pPr>
+        <w:pStyle w:val="APA7MA"/>
+      </w:pPr>
+      <w:r>
+        <w:t>El envejecimiento suele estar asociado con una disminución de la estabilidad y el equilibrio corporal, lo que aumenta el riesgo de caídas en adultos mayores. Las caídas representan una de las principales causas de lesiones graves en esta población y pueden llevar a consecuencias físicas, psicológicas y económicas importantes, como fracturas, pérdida de independencia y altos costos de atención médica. Mejorar el equilibrio mediante ejercicios físicos es una estrategia ampliamente recomendada para prevenir caídas, sin embargo, realizar estos ejercicios de forma adecuada y segura presenta desafíos, especialmente sin supervisión profesional constante.</w:t>
+      </w:r>
+    </w:p>
+    <w:p>
+      <w:pPr>
+        <w:pStyle w:val="Ttulo3"/>
+      </w:pPr>
+      <w:bookmarkStart w:id="22" w:name="_Toc236211364"/>
+      <w:proofErr w:type="spellStart"/>
+      <w:r>
+        <w:t>Justificación</w:t>
+      </w:r>
+      <w:proofErr w:type="spellEnd"/>
+      <w:r>
+        <w:t xml:space="preserve"> </w:t>
+      </w:r>
+      <w:proofErr w:type="spellStart"/>
+      <w:r>
+        <w:t>Científica</w:t>
       </w:r>
       <w:bookmarkEnd w:id="22"/>
       <w:proofErr w:type="spellEnd"/>
@@ -7728,14 +7767,14 @@
         <w:pStyle w:val="APA7MA"/>
       </w:pPr>
       <w:r>
-        <w:t>El envejecimiento suele estar asociado con una disminución de la estabilidad y el equilibrio corporal, lo que aumenta el riesgo de caídas en adultos mayores. Las caídas representan una de las principales causas de lesiones graves en esta población y pueden llevar a consecuencias físicas, psicológicas y económicas importantes, como fracturas, pérdida de independencia y altos costos de atención médica. Mejorar el equilibrio mediante ejercicios físicos es una estrategia ampliamente recomendada para prevenir caídas, sin embargo, realizar estos ejercicios de forma adecuada y segura presenta desafíos, especialmente sin supervisión profesional constante.</w:t>
+        <w:t xml:space="preserve"> La justificación científica de este proyecto se basa en evidencia sobre la importancia de la postura y el equilibrio en la prevención de caídas en adultos mayores, y en el uso de tecnologías emergentes, como la visión artificial y el aprendizaje automático, para el monitoreo de la salud. Diversos estudios han demostrado que una correcta alineación postural y el fortalecimiento del equilibrio reducen el riesgo de caídas y lesiones en adultos mayores</w:t>
       </w:r>
     </w:p>
     <w:p>
       <w:pPr>
         <w:pStyle w:val="Ttulo3"/>
       </w:pPr>
-      <w:bookmarkStart w:id="23" w:name="_Toc236211364"/>
+      <w:bookmarkStart w:id="23" w:name="_Toc236211365"/>
       <w:proofErr w:type="spellStart"/>
       <w:r>
         <w:t>Justificación</w:t>
@@ -7746,7 +7785,7 @@
       </w:r>
       <w:proofErr w:type="spellStart"/>
       <w:r>
-        <w:t>Científica</w:t>
+        <w:t>Técnica</w:t>
       </w:r>
       <w:bookmarkEnd w:id="23"/>
       <w:proofErr w:type="spellEnd"/>
@@ -7756,14 +7795,42 @@
         <w:pStyle w:val="APA7MA"/>
       </w:pPr>
       <w:r>
-        <w:t xml:space="preserve"> La justificación científica de este proyecto se basa en evidencia sobre la importancia de la postura y el equilibrio en la prevención de caídas en adultos mayores, y en el uso de tecnologías emergentes, como la visión artificial y el aprendizaje automático, para el monitoreo de la salud. Diversos estudios han demostrado que una correcta alineación postural y el fortalecimiento del equilibrio reducen el riesgo de caídas y lesiones en adultos mayores</w:t>
+        <w:t xml:space="preserve">La justificación técnica de este proyecto se basa en la viabilidad y efectividad de las tecnologías de visión artificial y aprendizaje automático para el monitoreo de posturas en adultos mayores, así como en las ventajas que estas herramientas ofrecen para el desarrollo de sistemas de corrección de postura. Las tecnologías y herramientas requeridas para este </w:t>
+      </w:r>
+      <w:r>
+        <w:lastRenderedPageBreak/>
+        <w:t xml:space="preserve">sistema (cámaras RGB o de profundidad, hardware accesible como CPU y </w:t>
+      </w:r>
+      <w:proofErr w:type="spellStart"/>
+      <w:r>
+        <w:t>GPUs</w:t>
+      </w:r>
+      <w:proofErr w:type="spellEnd"/>
+      <w:r>
+        <w:t xml:space="preserve"> comerciales, y software de código abierto como </w:t>
+      </w:r>
+      <w:proofErr w:type="spellStart"/>
+      <w:r>
+        <w:t>OpenPose</w:t>
+      </w:r>
+      <w:proofErr w:type="spellEnd"/>
+      <w:r>
+        <w:t xml:space="preserve"> o </w:t>
+      </w:r>
+      <w:proofErr w:type="spellStart"/>
+      <w:r>
+        <w:t>MediaPipe</w:t>
+      </w:r>
+      <w:proofErr w:type="spellEnd"/>
+      <w:r>
+        <w:t xml:space="preserve">) son accesibles y económicas. Esto facilita la implementación del sistema en distintos entornos, desde centros de rehabilitación hasta hogares de adultos mayores. </w:t>
       </w:r>
     </w:p>
     <w:p>
       <w:pPr>
         <w:pStyle w:val="Ttulo3"/>
       </w:pPr>
-      <w:bookmarkStart w:id="24" w:name="_Toc236211365"/>
+      <w:bookmarkStart w:id="24" w:name="_Toc236211366"/>
       <w:proofErr w:type="spellStart"/>
       <w:r>
         <w:t>Justificación</w:t>
@@ -7774,7 +7841,7 @@
       </w:r>
       <w:proofErr w:type="spellStart"/>
       <w:r>
-        <w:t>Técnica</w:t>
+        <w:t>Económica</w:t>
       </w:r>
       <w:bookmarkEnd w:id="24"/>
       <w:proofErr w:type="spellEnd"/>
@@ -7784,133 +7851,77 @@
         <w:pStyle w:val="APA7MA"/>
       </w:pPr>
       <w:r>
-        <w:t xml:space="preserve">La justificación técnica de este proyecto se basa en la viabilidad y efectividad de las tecnologías de visión artificial y aprendizaje automático para el monitoreo de posturas en adultos mayores, así como en las ventajas que estas herramientas ofrecen para el desarrollo de sistemas de corrección de postura. Las tecnologías y herramientas requeridas para este </w:t>
-      </w:r>
-      <w:r>
-        <w:lastRenderedPageBreak/>
-        <w:t xml:space="preserve">sistema (cámaras RGB o de profundidad, hardware accesible como CPU y </w:t>
-      </w:r>
+        <w:t xml:space="preserve">La justificación económica de este proyecto se fundamenta en los beneficios financieros que una herramienta de monitoreo y corrección de postura puede ofrecer, tanto para los usuarios finales como para los sistemas de salud y centros de atención a adultos mayores. </w:t>
+      </w:r>
+    </w:p>
+    <w:p>
+      <w:pPr>
+        <w:pStyle w:val="APA7MA"/>
+      </w:pPr>
+      <w:r>
+        <w:t>Reducción de costos en atención médica las caídas en adultos mayores son una de las principales causas de lesiones que requieren hospitalización, tratamientos prolongados, y, en muchos casos, rehabilitación a largo plazo. Estas atenciones representan un alto costo tanto para los sistemas de salud públicos como para los individuos y sus familias. La implementación de un sistema de monitoreo de postura que ayude a reducir el riesgo de caídas tiene el potencial de disminuir significativamente estos costos al reducir la frecuencia y gravedad de las caídas, permitiendo un ahorro considerable en gastos médicos.</w:t>
+      </w:r>
+    </w:p>
+    <w:p>
+      <w:pPr>
+        <w:pStyle w:val="Ttulo3"/>
+      </w:pPr>
+      <w:bookmarkStart w:id="25" w:name="_Toc236211367"/>
       <w:proofErr w:type="spellStart"/>
       <w:r>
-        <w:t>GPUs</w:t>
+        <w:t>Justificación</w:t>
       </w:r>
       <w:proofErr w:type="spellEnd"/>
       <w:r>
-        <w:t xml:space="preserve"> comerciales, y software de código abierto como </w:t>
-      </w:r>
+        <w:t xml:space="preserve"> Social</w:t>
+      </w:r>
+      <w:bookmarkEnd w:id="25"/>
+    </w:p>
+    <w:p>
+      <w:pPr>
+        <w:pStyle w:val="APA7MA"/>
+      </w:pPr>
+      <w:r>
+        <w:t xml:space="preserve">El presente trabajo se justifica socialmente porque se basa en el impacto positivo que la corrección de postura mediante visión artificial puede tener en la calidad de vida y bienestar de los adultos mayores, así como en su seguridad y autonomía. </w:t>
+      </w:r>
+    </w:p>
+    <w:p>
+      <w:pPr>
+        <w:pStyle w:val="Ttulo2"/>
+      </w:pPr>
+      <w:bookmarkStart w:id="26" w:name="_Toc236211368"/>
       <w:proofErr w:type="spellStart"/>
       <w:r>
-        <w:t>OpenPose</w:t>
-      </w:r>
+        <w:t>M</w:t>
+      </w:r>
+      <w:r>
+        <w:t>etodología</w:t>
+      </w:r>
+      <w:bookmarkEnd w:id="26"/>
       <w:proofErr w:type="spellEnd"/>
-      <w:r>
-        <w:t xml:space="preserve"> o </w:t>
-      </w:r>
+    </w:p>
+    <w:p>
+      <w:pPr>
+        <w:pStyle w:val="Ttulo3"/>
+      </w:pPr>
+      <w:bookmarkStart w:id="27" w:name="_Toc236211369"/>
       <w:proofErr w:type="spellStart"/>
       <w:r>
-        <w:t>MediaPipe</w:t>
+        <w:t>Método</w:t>
       </w:r>
       <w:proofErr w:type="spellEnd"/>
       <w:r>
-        <w:t xml:space="preserve">) son accesibles y económicas. Esto facilita la implementación del sistema en distintos entornos, desde centros de rehabilitación hasta hogares de adultos mayores. </w:t>
-      </w:r>
-    </w:p>
-    <w:p>
-      <w:pPr>
-        <w:pStyle w:val="Ttulo3"/>
-      </w:pPr>
-      <w:bookmarkStart w:id="25" w:name="_Toc236211366"/>
+        <w:t xml:space="preserve"> </w:t>
+      </w:r>
       <w:proofErr w:type="spellStart"/>
       <w:r>
-        <w:t>Justificación</w:t>
-      </w:r>
-      <w:proofErr w:type="spellEnd"/>
-      <w:r>
-        <w:t xml:space="preserve"> </w:t>
-      </w:r>
-      <w:proofErr w:type="spellStart"/>
-      <w:r>
-        <w:t>Económica</w:t>
-      </w:r>
-      <w:bookmarkEnd w:id="25"/>
-      <w:proofErr w:type="spellEnd"/>
-    </w:p>
-    <w:p>
-      <w:pPr>
-        <w:pStyle w:val="APA7MA"/>
-      </w:pPr>
-      <w:r>
-        <w:t xml:space="preserve">La justificación económica de este proyecto se fundamenta en los beneficios financieros que una herramienta de monitoreo y corrección de postura puede ofrecer, tanto para los usuarios finales como para los sistemas de salud y centros de atención a adultos mayores. </w:t>
-      </w:r>
-    </w:p>
-    <w:p>
-      <w:pPr>
-        <w:pStyle w:val="APA7MA"/>
-      </w:pPr>
-      <w:r>
-        <w:t>Reducción de costos en atención médica las caídas en adultos mayores son una de las principales causas de lesiones que requieren hospitalización, tratamientos prolongados, y, en muchos casos, rehabilitación a largo plazo. Estas atenciones representan un alto costo tanto para los sistemas de salud públicos como para los individuos y sus familias. La implementación de un sistema de monitoreo de postura que ayude a reducir el riesgo de caídas tiene el potencial de disminuir significativamente estos costos al reducir la frecuencia y gravedad de las caídas, permitiendo un ahorro considerable en gastos médicos.</w:t>
-      </w:r>
-    </w:p>
-    <w:p>
-      <w:pPr>
-        <w:pStyle w:val="Ttulo3"/>
-      </w:pPr>
-      <w:bookmarkStart w:id="26" w:name="_Toc236211367"/>
-      <w:proofErr w:type="spellStart"/>
-      <w:r>
-        <w:t>Justificación</w:t>
-      </w:r>
-      <w:proofErr w:type="spellEnd"/>
-      <w:r>
-        <w:t xml:space="preserve"> Social</w:t>
-      </w:r>
-      <w:bookmarkEnd w:id="26"/>
-    </w:p>
-    <w:p>
-      <w:pPr>
-        <w:pStyle w:val="APA7MA"/>
-      </w:pPr>
-      <w:r>
-        <w:t xml:space="preserve">El presente trabajo se justifica socialmente porque se basa en el impacto positivo que la corrección de postura mediante visión artificial puede tener en la calidad de vida y bienestar de los adultos mayores, así como en su seguridad y autonomía. </w:t>
-      </w:r>
-    </w:p>
-    <w:p>
-      <w:pPr>
-        <w:pStyle w:val="Ttulo2"/>
-      </w:pPr>
-      <w:bookmarkStart w:id="27" w:name="_Toc236211368"/>
-      <w:proofErr w:type="spellStart"/>
-      <w:r>
-        <w:t>M</w:t>
-      </w:r>
-      <w:r>
-        <w:t>etodología</w:t>
+        <w:t>Científico</w:t>
       </w:r>
       <w:bookmarkEnd w:id="27"/>
       <w:proofErr w:type="spellEnd"/>
     </w:p>
     <w:p>
       <w:pPr>
-        <w:pStyle w:val="Ttulo3"/>
-      </w:pPr>
-      <w:bookmarkStart w:id="28" w:name="_Toc236211369"/>
-      <w:proofErr w:type="spellStart"/>
-      <w:r>
-        <w:t>Método</w:t>
-      </w:r>
-      <w:proofErr w:type="spellEnd"/>
-      <w:r>
-        <w:t xml:space="preserve"> </w:t>
-      </w:r>
-      <w:proofErr w:type="spellStart"/>
-      <w:r>
-        <w:t>Científico</w:t>
-      </w:r>
-      <w:bookmarkEnd w:id="28"/>
-      <w:proofErr w:type="spellEnd"/>
-    </w:p>
-    <w:p>
-      <w:pPr>
         <w:pStyle w:val="APA7MA"/>
       </w:pPr>
       <w:r>
@@ -7949,7 +7960,7 @@
       <w:pPr>
         <w:pStyle w:val="Ttulo3"/>
       </w:pPr>
-      <w:bookmarkStart w:id="29" w:name="_Toc236211370"/>
+      <w:bookmarkStart w:id="28" w:name="_Toc236211370"/>
       <w:proofErr w:type="spellStart"/>
       <w:r>
         <w:rPr>
@@ -7974,7 +7985,7 @@
         </w:rPr>
         <w:t>Investigación</w:t>
       </w:r>
-      <w:bookmarkEnd w:id="29"/>
+      <w:bookmarkEnd w:id="28"/>
       <w:proofErr w:type="spellEnd"/>
       <w:r>
         <w:rPr>
@@ -8064,7 +8075,7 @@
           <w:lang w:eastAsia="es-ES"/>
         </w:rPr>
       </w:pPr>
-      <w:bookmarkStart w:id="30" w:name="_Toc236211371"/>
+      <w:bookmarkStart w:id="29" w:name="_Toc236211371"/>
       <w:proofErr w:type="spellStart"/>
       <w:r>
         <w:rPr>
@@ -8089,7 +8100,7 @@
         </w:rPr>
         <w:t>Investigación</w:t>
       </w:r>
-      <w:bookmarkEnd w:id="30"/>
+      <w:bookmarkEnd w:id="29"/>
       <w:proofErr w:type="spellEnd"/>
     </w:p>
     <w:p>
@@ -8282,7 +8293,7 @@
       <w:pPr>
         <w:pStyle w:val="Ttulo3"/>
       </w:pPr>
-      <w:bookmarkStart w:id="31" w:name="_Toc236211372"/>
+      <w:bookmarkStart w:id="30" w:name="_Toc236211372"/>
       <w:proofErr w:type="spellStart"/>
       <w:r>
         <w:t>Metodología</w:t>
@@ -8294,6 +8305,270 @@
       <w:proofErr w:type="spellStart"/>
       <w:r>
         <w:t>desarrollo</w:t>
+      </w:r>
+      <w:bookmarkEnd w:id="30"/>
+      <w:proofErr w:type="spellEnd"/>
+    </w:p>
+    <w:p>
+      <w:pPr>
+        <w:pStyle w:val="APA7MA"/>
+      </w:pPr>
+      <w:r>
+        <w:t xml:space="preserve">El desarrollo del presente proyecto se rige bajo el ciclo del método de ingeniería, el cual es un proceso iterativo de resolución de problemas. Según </w:t>
+      </w:r>
+      <w:proofErr w:type="spellStart"/>
+      <w:r>
+        <w:rPr>
+          <w:bCs/>
+        </w:rPr>
+        <w:t>Krick</w:t>
+      </w:r>
+      <w:proofErr w:type="spellEnd"/>
+      <w:r>
+        <w:rPr>
+          <w:bCs/>
+        </w:rPr>
+        <w:t xml:space="preserve"> (2010)</w:t>
+      </w:r>
+      <w:r>
+        <w:t>, este método se enfoca en la transformación de recursos para satisfacer necesidades específicas siguiendo las siguientes etapas:</w:t>
+      </w:r>
+    </w:p>
+    <w:p>
+      <w:pPr>
+        <w:pStyle w:val="APA7MA"/>
+        <w:rPr>
+          <w:bCs/>
+        </w:rPr>
+      </w:pPr>
+      <w:r>
+        <w:rPr>
+          <w:bCs/>
+        </w:rPr>
+        <w:t>1. Identificación y Formulación del Problema</w:t>
+      </w:r>
+    </w:p>
+    <w:p>
+      <w:pPr>
+        <w:pStyle w:val="APA7MA"/>
+      </w:pPr>
+      <w:r>
+        <w:t>Se detecta la vulnerabilidad del adulto mayor durante la actividad física autónoma debido a la falta de supervisión profesional. Se define la necesidad de un sistema de bajo costo que proporcione guía técnica en tiempo real.</w:t>
+      </w:r>
+    </w:p>
+    <w:p>
+      <w:pPr>
+        <w:pStyle w:val="APA7MA"/>
+        <w:rPr>
+          <w:bCs/>
+        </w:rPr>
+      </w:pPr>
+      <w:r>
+        <w:rPr>
+          <w:bCs/>
+        </w:rPr>
+        <w:t>2. Análisis del Problema y Recopilación de Información</w:t>
+      </w:r>
+    </w:p>
+    <w:p>
+      <w:pPr>
+        <w:pStyle w:val="APA7MA"/>
+      </w:pPr>
+      <w:r>
+        <w:lastRenderedPageBreak/>
+        <w:t xml:space="preserve">Se investigan los fundamentos de la visión artificial y la biomecánica del equilibrio. </w:t>
+      </w:r>
+      <w:r>
+        <w:t>En esta fase se seleccionan las herramientas tecnológicas:</w:t>
+      </w:r>
+    </w:p>
+    <w:p>
+      <w:pPr>
+        <w:pStyle w:val="APA7MA"/>
+      </w:pPr>
+      <w:r>
+        <w:rPr>
+          <w:bCs/>
+        </w:rPr>
+        <w:t>Lenguaje:</w:t>
+      </w:r>
+      <w:r>
+        <w:t xml:space="preserve"> Python.</w:t>
+      </w:r>
+    </w:p>
+    <w:p>
+      <w:pPr>
+        <w:pStyle w:val="APA7MA"/>
+      </w:pPr>
+      <w:r>
+        <w:rPr>
+          <w:bCs/>
+        </w:rPr>
+        <w:t>Librería de estimación de pose:</w:t>
+      </w:r>
+      <w:r>
+        <w:t xml:space="preserve"> </w:t>
+      </w:r>
+      <w:proofErr w:type="spellStart"/>
+      <w:r>
+        <w:t>MediaPipe</w:t>
+      </w:r>
+      <w:proofErr w:type="spellEnd"/>
+      <w:r>
+        <w:t xml:space="preserve"> (por su baja latencia y eficiencia en hardware comercial).</w:t>
+      </w:r>
+    </w:p>
+    <w:p>
+      <w:pPr>
+        <w:pStyle w:val="APA7MA"/>
+      </w:pPr>
+      <w:r>
+        <w:rPr>
+          <w:bCs/>
+        </w:rPr>
+        <w:t>Estándares:</w:t>
+      </w:r>
+      <w:r>
+        <w:t xml:space="preserve"> Ángulos articulares seguros definidos por la fisioterapia.</w:t>
+      </w:r>
+    </w:p>
+    <w:p>
+      <w:pPr>
+        <w:pStyle w:val="APA7MA"/>
+        <w:rPr>
+          <w:bCs/>
+        </w:rPr>
+      </w:pPr>
+      <w:r>
+        <w:rPr>
+          <w:bCs/>
+        </w:rPr>
+        <w:t xml:space="preserve">3. Búsqueda de Soluciones </w:t>
+      </w:r>
+      <w:r>
+        <w:rPr>
+          <w:bCs/>
+        </w:rPr>
+        <w:t xml:space="preserve">Creativas </w:t>
+      </w:r>
+    </w:p>
+    <w:p>
+      <w:pPr>
+        <w:pStyle w:val="APA7MA"/>
+      </w:pPr>
+      <w:r>
+        <w:t xml:space="preserve">Se diseña la arquitectura del sistema. Esto incluye el algoritmo de detección, la lógica matemática para calcular desviaciones angulares y la interfaz de usuario (UI) adaptada a personas mayores (iconografía clara y </w:t>
+      </w:r>
+      <w:proofErr w:type="spellStart"/>
+      <w:r>
+        <w:t>feedback</w:t>
+      </w:r>
+      <w:proofErr w:type="spellEnd"/>
+      <w:r>
+        <w:t xml:space="preserve"> sonoro).</w:t>
+      </w:r>
+    </w:p>
+    <w:p>
+      <w:pPr>
+        <w:pStyle w:val="APA7MA"/>
+        <w:rPr>
+          <w:bCs/>
+        </w:rPr>
+      </w:pPr>
+      <w:r>
+        <w:rPr>
+          <w:bCs/>
+        </w:rPr>
+        <w:t>4. Evaluación y Selección de la Solución</w:t>
+      </w:r>
+    </w:p>
+    <w:p>
+      <w:pPr>
+        <w:pStyle w:val="APA7MA"/>
+      </w:pPr>
+      <w:r>
+        <w:t xml:space="preserve">Se somete el prototipo a pruebas de laboratorio para verificar los indicadores de la </w:t>
+      </w:r>
+      <w:r>
+        <w:rPr>
+          <w:bCs/>
+        </w:rPr>
+        <w:t>Variable Independiente</w:t>
+      </w:r>
+      <w:r>
+        <w:t>.</w:t>
+      </w:r>
+    </w:p>
+    <w:p>
+      <w:pPr>
+        <w:pStyle w:val="APA7MA"/>
+        <w:rPr>
+          <w:bCs/>
+        </w:rPr>
+      </w:pPr>
+      <w:r>
+        <w:rPr>
+          <w:bCs/>
+        </w:rPr>
+        <w:t xml:space="preserve">5. Especificación de la Solución </w:t>
+      </w:r>
+    </w:p>
+    <w:p>
+      <w:pPr>
+        <w:pStyle w:val="APA7MA"/>
+      </w:pPr>
+      <w:r>
+        <w:t xml:space="preserve">Es la fase de implementación experimental con la muestra de adultos mayores. Aquí se recolectan los datos de la </w:t>
+      </w:r>
+      <w:r>
+        <w:rPr>
+          <w:bCs/>
+        </w:rPr>
+        <w:t>Variable Dependiente</w:t>
+      </w:r>
+      <w:r>
+        <w:t xml:space="preserve"> (precisión de los ejercicios).</w:t>
+      </w:r>
+    </w:p>
+    <w:p>
+      <w:pPr>
+        <w:pStyle w:val="APA7MA"/>
+        <w:rPr>
+          <w:bCs/>
+        </w:rPr>
+      </w:pPr>
+      <w:r>
+        <w:rPr>
+          <w:bCs/>
+        </w:rPr>
+        <w:t>6. Optimización y Retroalimentación</w:t>
+      </w:r>
+    </w:p>
+    <w:p>
+      <w:pPr>
+        <w:pStyle w:val="APA7MA"/>
+      </w:pPr>
+      <w:r>
+        <w:t>Con base en los resultados de la encuesta de usabilidad y los errores detectados en la fase de pruebas, se realizan ajustes en el código para mejorar la sensibilidad de las alertas o la velocidad de respuesta del modelo.</w:t>
+      </w:r>
+    </w:p>
+    <w:p>
+      <w:pPr>
+        <w:pStyle w:val="Ttulo2"/>
+      </w:pPr>
+      <w:bookmarkStart w:id="31" w:name="_Toc236211373"/>
+      <w:proofErr w:type="spellStart"/>
+      <w:r>
+        <w:lastRenderedPageBreak/>
+        <w:t>Métricas</w:t>
+      </w:r>
+      <w:proofErr w:type="spellEnd"/>
+      <w:r>
+        <w:t xml:space="preserve"> de </w:t>
+      </w:r>
+      <w:proofErr w:type="spellStart"/>
+      <w:r>
+        <w:t>Calidad</w:t>
       </w:r>
       <w:bookmarkEnd w:id="31"/>
       <w:proofErr w:type="spellEnd"/>
@@ -8303,355 +8578,91 @@
         <w:pStyle w:val="APA7MA"/>
       </w:pPr>
       <w:r>
-        <w:t xml:space="preserve">El desarrollo del presente proyecto se rige bajo el ciclo del método de ingeniería, el cual es un proceso iterativo de resolución de problemas. Según </w:t>
+        <w:t xml:space="preserve">Para evaluar la calidad técnica del modelo de visión artificial, se adoptan las métricas de la norma </w:t>
+      </w:r>
+      <w:r>
+        <w:rPr>
+          <w:bCs/>
+        </w:rPr>
+        <w:t>ISO/IEC 25010</w:t>
+      </w:r>
+      <w:r>
+        <w:t xml:space="preserve">, enfocándose primordialmente en la </w:t>
+      </w:r>
+      <w:r>
+        <w:rPr>
+          <w:bCs/>
+        </w:rPr>
+        <w:t>Adecuación Funcional</w:t>
+      </w:r>
+      <w:r>
+        <w:t xml:space="preserve"> para validar la exactitud de la estimación de pose y en la </w:t>
+      </w:r>
+      <w:r>
+        <w:rPr>
+          <w:bCs/>
+        </w:rPr>
+        <w:t>Eficiencia de Desempeño</w:t>
+      </w:r>
+      <w:r>
+        <w:t xml:space="preserve"> para garantizar que el </w:t>
       </w:r>
       <w:proofErr w:type="spellStart"/>
       <w:r>
         <w:rPr>
-          <w:bCs/>
-        </w:rPr>
-        <w:t>Krick</w:t>
+          <w:i/>
+          <w:iCs/>
+        </w:rPr>
+        <w:t>feedback</w:t>
       </w:r>
       <w:proofErr w:type="spellEnd"/>
       <w:r>
-        <w:rPr>
-          <w:bCs/>
-        </w:rPr>
-        <w:t xml:space="preserve"> (2010)</w:t>
-      </w:r>
-      <w:r>
-        <w:t>, este método se enfoca en la transformación de recursos para satisfacer necesidades específicas siguiendo las siguientes etapas:</w:t>
-      </w:r>
-    </w:p>
-    <w:p>
-      <w:pPr>
-        <w:pStyle w:val="APA7MA"/>
-        <w:rPr>
-          <w:bCs/>
-        </w:rPr>
-      </w:pPr>
-      <w:r>
-        <w:rPr>
-          <w:bCs/>
-        </w:rPr>
-        <w:t>1. Identificación y Formulación del Problema</w:t>
-      </w:r>
-    </w:p>
-    <w:p>
-      <w:pPr>
-        <w:pStyle w:val="APA7MA"/>
-      </w:pPr>
-      <w:r>
-        <w:t>Se detecta la vulnerabilidad del adulto mayor durante la actividad física autónoma debido a la falta de supervisión profesional. Se define la necesidad de un sistema de bajo costo que proporcione guía técnica en tiempo real.</w:t>
-      </w:r>
-    </w:p>
-    <w:p>
-      <w:pPr>
-        <w:pStyle w:val="APA7MA"/>
-        <w:rPr>
-          <w:bCs/>
-        </w:rPr>
-      </w:pPr>
-      <w:r>
-        <w:rPr>
-          <w:bCs/>
-        </w:rPr>
-        <w:t>2. Análisis del Problema y Recopilación de Información</w:t>
-      </w:r>
-    </w:p>
-    <w:p>
-      <w:pPr>
-        <w:pStyle w:val="APA7MA"/>
-      </w:pPr>
-      <w:r>
-        <w:lastRenderedPageBreak/>
-        <w:t xml:space="preserve">Se investigan los fundamentos de la visión artificial y la biomecánica del equilibrio. </w:t>
-      </w:r>
-      <w:r>
-        <w:t>En esta fase se seleccionan las herramientas tecnológicas:</w:t>
-      </w:r>
-    </w:p>
-    <w:p>
-      <w:pPr>
-        <w:pStyle w:val="APA7MA"/>
-      </w:pPr>
-      <w:r>
-        <w:rPr>
-          <w:bCs/>
-        </w:rPr>
-        <w:t>Lenguaje:</w:t>
-      </w:r>
-      <w:r>
-        <w:t xml:space="preserve"> Python.</w:t>
-      </w:r>
-    </w:p>
-    <w:p>
-      <w:pPr>
-        <w:pStyle w:val="APA7MA"/>
-      </w:pPr>
-      <w:r>
-        <w:rPr>
-          <w:bCs/>
-        </w:rPr>
-        <w:t>Librería de estimación de pose:</w:t>
-      </w:r>
-      <w:r>
-        <w:t xml:space="preserve"> </w:t>
-      </w:r>
+        <w:t xml:space="preserve"> postural se entregue en tiempo real. Estas métricas permiten transformar la observación experimental en datos cuantitativos objetivos, asegurando que la mejora en los ejercicios del adulto mayor esté respaldada por un software fiable, usable y con una latencia mínima que no comprometa su seguridad física.</w:t>
+      </w:r>
+    </w:p>
+    <w:p>
+      <w:pPr>
+        <w:pStyle w:val="Ttulo2"/>
+      </w:pPr>
+      <w:bookmarkStart w:id="32" w:name="_Toc236211374"/>
       <w:proofErr w:type="spellStart"/>
       <w:r>
-        <w:t>MediaPipe</w:t>
-      </w:r>
-      <w:proofErr w:type="spellEnd"/>
-      <w:r>
-        <w:t xml:space="preserve"> (por su baja latencia y eficiencia en hardware comercial).</w:t>
-      </w:r>
-    </w:p>
-    <w:p>
-      <w:pPr>
-        <w:pStyle w:val="APA7MA"/>
-      </w:pPr>
-      <w:r>
-        <w:rPr>
-          <w:bCs/>
-        </w:rPr>
-        <w:t>Estándares:</w:t>
-      </w:r>
-      <w:r>
-        <w:t xml:space="preserve"> Ángulos articulares seguros definidos por la fisioterapia.</w:t>
-      </w:r>
-    </w:p>
-    <w:p>
-      <w:pPr>
-        <w:pStyle w:val="APA7MA"/>
-        <w:rPr>
-          <w:bCs/>
-        </w:rPr>
-      </w:pPr>
-      <w:r>
-        <w:rPr>
-          <w:bCs/>
-        </w:rPr>
-        <w:t xml:space="preserve">3. Búsqueda de Soluciones </w:t>
-      </w:r>
-      <w:r>
-        <w:rPr>
-          <w:bCs/>
-        </w:rPr>
-        <w:t xml:space="preserve">Creativas </w:t>
-      </w:r>
-    </w:p>
-    <w:p>
-      <w:pPr>
-        <w:pStyle w:val="APA7MA"/>
-      </w:pPr>
-      <w:r>
-        <w:t xml:space="preserve">Se diseña la arquitectura del sistema. Esto incluye el algoritmo de detección, la lógica matemática para calcular desviaciones angulares y la interfaz de usuario (UI) adaptada a personas mayores (iconografía clara y </w:t>
-      </w:r>
-      <w:proofErr w:type="spellStart"/>
-      <w:r>
-        <w:t>feedback</w:t>
-      </w:r>
-      <w:proofErr w:type="spellEnd"/>
-      <w:r>
-        <w:t xml:space="preserve"> sonoro).</w:t>
-      </w:r>
-    </w:p>
-    <w:p>
-      <w:pPr>
-        <w:pStyle w:val="APA7MA"/>
-        <w:rPr>
-          <w:bCs/>
-        </w:rPr>
-      </w:pPr>
-      <w:r>
-        <w:rPr>
-          <w:bCs/>
-        </w:rPr>
-        <w:t>4. Evaluación y Selección de la Solución</w:t>
-      </w:r>
-    </w:p>
-    <w:p>
-      <w:pPr>
-        <w:pStyle w:val="APA7MA"/>
-      </w:pPr>
-      <w:r>
-        <w:t xml:space="preserve">Se somete el prototipo a pruebas de laboratorio para verificar los indicadores de la </w:t>
-      </w:r>
-      <w:r>
-        <w:rPr>
-          <w:bCs/>
-        </w:rPr>
-        <w:t>Variable Independiente</w:t>
-      </w:r>
-      <w:r>
-        <w:t>.</w:t>
-      </w:r>
-    </w:p>
-    <w:p>
-      <w:pPr>
-        <w:pStyle w:val="APA7MA"/>
-        <w:rPr>
-          <w:bCs/>
-        </w:rPr>
-      </w:pPr>
-      <w:r>
-        <w:rPr>
-          <w:bCs/>
-        </w:rPr>
-        <w:t xml:space="preserve">5. Especificación de la Solución </w:t>
-      </w:r>
-    </w:p>
-    <w:p>
-      <w:pPr>
-        <w:pStyle w:val="APA7MA"/>
-      </w:pPr>
-      <w:r>
-        <w:t xml:space="preserve">Es la fase de implementación experimental con la muestra de adultos mayores. Aquí se recolectan los datos de la </w:t>
-      </w:r>
-      <w:r>
-        <w:rPr>
-          <w:bCs/>
-        </w:rPr>
-        <w:t>Variable Dependiente</w:t>
-      </w:r>
-      <w:r>
-        <w:t xml:space="preserve"> (precisión de los ejercicios).</w:t>
-      </w:r>
-    </w:p>
-    <w:p>
-      <w:pPr>
-        <w:pStyle w:val="APA7MA"/>
-        <w:rPr>
-          <w:bCs/>
-        </w:rPr>
-      </w:pPr>
-      <w:r>
-        <w:rPr>
-          <w:bCs/>
-        </w:rPr>
-        <w:t>6. Optimización y Retroalimentación</w:t>
-      </w:r>
-    </w:p>
-    <w:p>
-      <w:pPr>
-        <w:pStyle w:val="APA7MA"/>
-      </w:pPr>
-      <w:r>
-        <w:t>Con base en los resultados de la encuesta de usabilidad y los errores detectados en la fase de pruebas, se realizan ajustes en el código para mejorar la sensibilidad de las alertas o la velocidad de respuesta del modelo.</w:t>
-      </w:r>
-    </w:p>
-    <w:p>
-      <w:pPr>
-        <w:pStyle w:val="Ttulo2"/>
-      </w:pPr>
-      <w:bookmarkStart w:id="32" w:name="_Toc236211373"/>
-      <w:proofErr w:type="spellStart"/>
-      <w:r>
-        <w:lastRenderedPageBreak/>
-        <w:t>Métricas</w:t>
-      </w:r>
-      <w:proofErr w:type="spellEnd"/>
-      <w:r>
-        <w:t xml:space="preserve"> de </w:t>
-      </w:r>
-      <w:proofErr w:type="spellStart"/>
-      <w:r>
-        <w:t>Calidad</w:t>
+        <w:t>Seguridad</w:t>
       </w:r>
       <w:bookmarkEnd w:id="32"/>
       <w:proofErr w:type="spellEnd"/>
+      <w:r>
+        <w:t xml:space="preserve"> </w:t>
+      </w:r>
     </w:p>
     <w:p>
       <w:pPr>
         <w:pStyle w:val="APA7MA"/>
       </w:pPr>
       <w:r>
-        <w:t xml:space="preserve">Para evaluar la calidad técnica del modelo de visión artificial, se adoptan las métricas de la norma </w:t>
-      </w:r>
-      <w:r>
-        <w:rPr>
-          <w:bCs/>
-        </w:rPr>
-        <w:t>ISO/IEC 25010</w:t>
-      </w:r>
-      <w:r>
-        <w:t xml:space="preserve">, enfocándose primordialmente en la </w:t>
-      </w:r>
-      <w:r>
-        <w:rPr>
-          <w:bCs/>
-        </w:rPr>
-        <w:t>Adecuación Funcional</w:t>
-      </w:r>
-      <w:r>
-        <w:t xml:space="preserve"> para validar la exactitud de la estimación de pose y en la </w:t>
-      </w:r>
-      <w:r>
-        <w:rPr>
-          <w:bCs/>
-        </w:rPr>
-        <w:t>Eficiencia de Desempeño</w:t>
-      </w:r>
-      <w:r>
-        <w:t xml:space="preserve"> para garantizar que el </w:t>
-      </w:r>
+        <w:t>En cuanto a la seguridad, se adoptará el conjunto de estándares internacionales ISO 27000, los cuales proporcionan un marco de buenas prácticas para establecer, implementar y mantener un sistema de gestión de la seguridad de la información de manera efectiva. Este enfoque se basa en dos pilares fundamentales: ISO 27001: Se centra en la gestión de la seguridad de la información, proporcionando directrices para identificar y gestionar los riesgos relacionados con la seguridad de los datos. En el contexto de tu proyecto, que maneja datos sensibles de adultos mayores, esta norma garantizará que se adopten medidas adecuadas para proteger la confidencialidad, integridad y disponibilidad de la información recogida a través de la visión artificial. ISO 27002: Ofrece una guía detallada sobre las mejores prácticas y los objetivos de control que deben implementarse en la organización para gestionar de manera efectiva los riesgos. Este estándar ayudará a establecer políticas y procedimientos claros para proteger la información, desde el acceso físico hasta el control de los sistemas de software, asegurando que el modelo de visión artificial sea seguro y robusto frente a posibles vulnerabilidades o accesos no autorizados.</w:t>
+      </w:r>
+    </w:p>
+    <w:p>
+      <w:pPr>
+        <w:pStyle w:val="Ttulo2"/>
+      </w:pPr>
+      <w:bookmarkStart w:id="33" w:name="_Toc236211375"/>
       <w:proofErr w:type="spellStart"/>
       <w:r>
-        <w:rPr>
-          <w:i/>
-          <w:iCs/>
-        </w:rPr>
-        <w:t>feedback</w:t>
+        <w:t>Pruebas</w:t>
       </w:r>
       <w:proofErr w:type="spellEnd"/>
       <w:r>
-        <w:t xml:space="preserve"> postural se entregue en tiempo real. Estas métricas permiten transformar la observación experimental en datos cuantitativos objetivos, asegurando que la mejora en los ejercicios del adulto mayor esté respaldada por un software fiable, usable y con una latencia mínima que no comprometa su seguridad física.</w:t>
-      </w:r>
-    </w:p>
-    <w:p>
-      <w:pPr>
-        <w:pStyle w:val="Ttulo2"/>
-      </w:pPr>
-      <w:bookmarkStart w:id="33" w:name="_Toc236211374"/>
-      <w:proofErr w:type="spellStart"/>
-      <w:r>
-        <w:t>Seguridad</w:t>
+        <w:t xml:space="preserve"> de Software</w:t>
       </w:r>
       <w:bookmarkEnd w:id="33"/>
-      <w:proofErr w:type="spellEnd"/>
-      <w:r>
-        <w:t xml:space="preserve"> </w:t>
-      </w:r>
     </w:p>
     <w:p>
       <w:pPr>
         <w:pStyle w:val="APA7MA"/>
       </w:pPr>
       <w:r>
-        <w:t>En cuanto a la seguridad, se adoptará el conjunto de estándares internacionales ISO 27000, los cuales proporcionan un marco de buenas prácticas para establecer, implementar y mantener un sistema de gestión de la seguridad de la información de manera efectiva. Este enfoque se basa en dos pilares fundamentales: ISO 27001: Se centra en la gestión de la seguridad de la información, proporcionando directrices para identificar y gestionar los riesgos relacionados con la seguridad de los datos. En el contexto de tu proyecto, que maneja datos sensibles de adultos mayores, esta norma garantizará que se adopten medidas adecuadas para proteger la confidencialidad, integridad y disponibilidad de la información recogida a través de la visión artificial. ISO 27002: Ofrece una guía detallada sobre las mejores prácticas y los objetivos de control que deben implementarse en la organización para gestionar de manera efectiva los riesgos. Este estándar ayudará a establecer políticas y procedimientos claros para proteger la información, desde el acceso físico hasta el control de los sistemas de software, asegurando que el modelo de visión artificial sea seguro y robusto frente a posibles vulnerabilidades o accesos no autorizados.</w:t>
-      </w:r>
-    </w:p>
-    <w:p>
-      <w:pPr>
-        <w:pStyle w:val="Ttulo2"/>
-      </w:pPr>
-      <w:bookmarkStart w:id="34" w:name="_Toc236211375"/>
-      <w:proofErr w:type="spellStart"/>
-      <w:r>
-        <w:t>Pruebas</w:t>
-      </w:r>
-      <w:proofErr w:type="spellEnd"/>
-      <w:r>
-        <w:t xml:space="preserve"> de Software</w:t>
-      </w:r>
-      <w:bookmarkEnd w:id="34"/>
-    </w:p>
-    <w:p>
-      <w:pPr>
-        <w:pStyle w:val="APA7MA"/>
-      </w:pPr>
-      <w:r>
         <w:t>Para las pruebas del software se utilizarán las siguientes:</w:t>
       </w:r>
     </w:p>
@@ -8659,7 +8670,7 @@
       <w:pPr>
         <w:pStyle w:val="Ttulo3"/>
       </w:pPr>
-      <w:bookmarkStart w:id="35" w:name="_Toc236211376"/>
+      <w:bookmarkStart w:id="34" w:name="_Toc236211376"/>
       <w:proofErr w:type="spellStart"/>
       <w:r>
         <w:lastRenderedPageBreak/>
@@ -8673,6 +8684,45 @@
       <w:r>
         <w:t>negra</w:t>
       </w:r>
+      <w:bookmarkEnd w:id="34"/>
+      <w:proofErr w:type="spellEnd"/>
+      <w:r>
+        <w:t xml:space="preserve"> </w:t>
+      </w:r>
+    </w:p>
+    <w:p>
+      <w:pPr>
+        <w:pStyle w:val="APA7MA"/>
+      </w:pPr>
+      <w:r>
+        <w:t>Es una técnica la cual se basa en verificar el funcionamiento del software sin tomar en cuenta la estructura como lo hace la prueba de caja blanca, entonces solo se enfoca en las entradas y salidas basándose en requerimientos y la especificación de las funciones del software.</w:t>
+      </w:r>
+    </w:p>
+    <w:p>
+      <w:pPr>
+        <w:pStyle w:val="APA7MA"/>
+      </w:pPr>
+      <w:r>
+        <w:t>Estas pruebas verifican si el sistema responde correctamente a las entradas imágenes capturadas al identificar posturas correctas e incorrectas y generar retroalimentación adecuada. También examinan cómo maneja situaciones como entradas no válidas imágenes borrosas o incompletas, asegurando que el modelo sea funcional, intuitivo y confiable desde el punto de vista del usuario final.</w:t>
+      </w:r>
+    </w:p>
+    <w:p>
+      <w:pPr>
+        <w:pStyle w:val="Ttulo3"/>
+      </w:pPr>
+      <w:bookmarkStart w:id="35" w:name="_Toc236211377"/>
+      <w:proofErr w:type="spellStart"/>
+      <w:r>
+        <w:t>Caja</w:t>
+      </w:r>
+      <w:proofErr w:type="spellEnd"/>
+      <w:r>
+        <w:t xml:space="preserve"> </w:t>
+      </w:r>
+      <w:proofErr w:type="spellStart"/>
+      <w:r>
+        <w:t>blanca</w:t>
+      </w:r>
       <w:bookmarkEnd w:id="35"/>
       <w:proofErr w:type="spellEnd"/>
       <w:r>
@@ -8684,7 +8734,7 @@
         <w:pStyle w:val="APA7MA"/>
       </w:pPr>
       <w:r>
-        <w:t>Es una técnica la cual se basa en verificar el funcionamiento del software sin tomar en cuenta la estructura como lo hace la prueba de caja blanca, entonces solo se enfoca en las entradas y salidas basándose en requerimientos y la especificación de las funciones del software.</w:t>
+        <w:t>Sabemos que prueba de caja blanca se basa en detalles de procedimientos del software que están ligados al código fuente. Para que haya menos porcentaje de errores en los sistemas dando mayor confianza y calidad al software.</w:t>
       </w:r>
     </w:p>
     <w:p>
@@ -8692,25 +8742,25 @@
         <w:pStyle w:val="APA7MA"/>
       </w:pPr>
       <w:r>
-        <w:t>Estas pruebas verifican si el sistema responde correctamente a las entradas imágenes capturadas al identificar posturas correctas e incorrectas y generar retroalimentación adecuada. También examinan cómo maneja situaciones como entradas no válidas imágenes borrosas o incompletas, asegurando que el modelo sea funcional, intuitivo y confiable desde el punto de vista del usuario final.</w:t>
+        <w:t>Las pruebas de caja blanca en este proyecto se centran en analizar la lógica interna del sistema y los algoritmos de visión artificial. Estas pruebas verifican que los cálculos para identificar posturas incorrectas sean precisos, que los datos se procesen correctamente desde la entrada (imágenes capturadas) hasta la salida (retroalimentación visual o textual), y que el sistema maneje errores como imágenes con baja iluminación o interferencias.</w:t>
       </w:r>
     </w:p>
     <w:p>
       <w:pPr>
         <w:pStyle w:val="Ttulo3"/>
       </w:pPr>
-      <w:bookmarkStart w:id="36" w:name="_Toc236211377"/>
+      <w:bookmarkStart w:id="36" w:name="_Toc236211378"/>
       <w:proofErr w:type="spellStart"/>
       <w:r>
-        <w:t>Caja</w:t>
+        <w:t>Pruebas</w:t>
       </w:r>
       <w:proofErr w:type="spellEnd"/>
       <w:r>
-        <w:t xml:space="preserve"> </w:t>
+        <w:t xml:space="preserve"> de </w:t>
       </w:r>
       <w:proofErr w:type="spellStart"/>
       <w:r>
-        <w:t>blanca</w:t>
+        <w:t>estrés</w:t>
       </w:r>
       <w:bookmarkEnd w:id="36"/>
       <w:proofErr w:type="spellEnd"/>
@@ -8723,79 +8773,40 @@
         <w:pStyle w:val="APA7MA"/>
       </w:pPr>
       <w:r>
-        <w:t>Sabemos que prueba de caja blanca se basa en detalles de procedimientos del software que están ligados al código fuente. Para que haya menos porcentaje de errores en los sistemas dando mayor confianza y calidad al software.</w:t>
-      </w:r>
-    </w:p>
-    <w:p>
-      <w:pPr>
-        <w:pStyle w:val="APA7MA"/>
-      </w:pPr>
-      <w:r>
-        <w:t>Las pruebas de caja blanca en este proyecto se centran en analizar la lógica interna del sistema y los algoritmos de visión artificial. Estas pruebas verifican que los cálculos para identificar posturas incorrectas sean precisos, que los datos se procesen correctamente desde la entrada (imágenes capturadas) hasta la salida (retroalimentación visual o textual), y que el sistema maneje errores como imágenes con baja iluminación o interferencias.</w:t>
-      </w:r>
-    </w:p>
-    <w:p>
-      <w:pPr>
-        <w:pStyle w:val="Ttulo3"/>
-      </w:pPr>
-      <w:bookmarkStart w:id="37" w:name="_Toc236211378"/>
+        <w:t xml:space="preserve">Estas pruebas analizan cómo el modelo responde cuando se procesan grandes volúmenes de imágenes simultáneamente, se somete a tiempos prolongados de uso continuo, o enfrenta situaciones como baja disponibilidad de recursos. El objetivo es identificar puntos </w:t>
+      </w:r>
+      <w:r>
+        <w:lastRenderedPageBreak/>
+        <w:t>de falla, medir el rendimiento en condiciones límite y garantizar que el sistema pueda operar de manera estable incluso en escenarios críticos o de máxima demanda.</w:t>
+      </w:r>
+    </w:p>
+    <w:p>
+      <w:pPr>
+        <w:pStyle w:val="Ttulo2"/>
+      </w:pPr>
+      <w:bookmarkStart w:id="37" w:name="_Toc236211379"/>
       <w:proofErr w:type="spellStart"/>
       <w:r>
-        <w:t>Pruebas</w:t>
-      </w:r>
-      <w:proofErr w:type="spellEnd"/>
-      <w:r>
-        <w:t xml:space="preserve"> de </w:t>
-      </w:r>
-      <w:proofErr w:type="spellStart"/>
-      <w:r>
-        <w:t>estrés</w:t>
+        <w:t>H</w:t>
+      </w:r>
+      <w:r>
+        <w:t>erramientas</w:t>
       </w:r>
       <w:bookmarkEnd w:id="37"/>
       <w:proofErr w:type="spellEnd"/>
-      <w:r>
-        <w:t xml:space="preserve"> </w:t>
-      </w:r>
-    </w:p>
-    <w:p>
-      <w:pPr>
-        <w:pStyle w:val="APA7MA"/>
-      </w:pPr>
-      <w:r>
-        <w:t xml:space="preserve">Estas pruebas analizan cómo el modelo responde cuando se procesan grandes volúmenes de imágenes simultáneamente, se somete a tiempos prolongados de uso continuo, o enfrenta situaciones como baja disponibilidad de recursos. El objetivo es identificar puntos </w:t>
-      </w:r>
-      <w:r>
-        <w:lastRenderedPageBreak/>
-        <w:t>de falla, medir el rendimiento en condiciones límite y garantizar que el sistema pueda operar de manera estable incluso en escenarios críticos o de máxima demanda.</w:t>
-      </w:r>
-    </w:p>
-    <w:p>
-      <w:pPr>
-        <w:pStyle w:val="Ttulo2"/>
-      </w:pPr>
-      <w:bookmarkStart w:id="38" w:name="_Toc236211379"/>
-      <w:proofErr w:type="spellStart"/>
+    </w:p>
+    <w:p>
+      <w:pPr>
+        <w:pStyle w:val="Ttulo3"/>
+      </w:pPr>
+      <w:bookmarkStart w:id="38" w:name="_Toc236211380"/>
       <w:r>
         <w:t>H</w:t>
       </w:r>
       <w:r>
-        <w:t>erramientas</w:t>
+        <w:t>ardware</w:t>
       </w:r>
       <w:bookmarkEnd w:id="38"/>
-      <w:proofErr w:type="spellEnd"/>
-    </w:p>
-    <w:p>
-      <w:pPr>
-        <w:pStyle w:val="Ttulo3"/>
-      </w:pPr>
-      <w:bookmarkStart w:id="39" w:name="_Toc236211380"/>
-      <w:r>
-        <w:t>H</w:t>
-      </w:r>
-      <w:r>
-        <w:t>ardware</w:t>
-      </w:r>
-      <w:bookmarkEnd w:id="39"/>
     </w:p>
     <w:p>
       <w:pPr>
@@ -8994,21 +9005,21 @@
       <w:pPr>
         <w:pStyle w:val="Ttulo3"/>
       </w:pPr>
-      <w:bookmarkStart w:id="40" w:name="_Toc236211381"/>
+      <w:bookmarkStart w:id="39" w:name="_Toc236211381"/>
       <w:r>
         <w:t>Software</w:t>
       </w:r>
+      <w:bookmarkEnd w:id="39"/>
+    </w:p>
+    <w:p>
+      <w:pPr>
+        <w:pStyle w:val="Ttulo4"/>
+      </w:pPr>
+      <w:bookmarkStart w:id="40" w:name="_Toc236211382"/>
+      <w:r>
+        <w:t>Python</w:t>
+      </w:r>
       <w:bookmarkEnd w:id="40"/>
-    </w:p>
-    <w:p>
-      <w:pPr>
-        <w:pStyle w:val="Ttulo4"/>
-      </w:pPr>
-      <w:bookmarkStart w:id="41" w:name="_Toc236211382"/>
-      <w:r>
-        <w:t>Python</w:t>
-      </w:r>
-      <w:bookmarkEnd w:id="41"/>
       <w:r>
         <w:t xml:space="preserve"> </w:t>
       </w:r>
@@ -9045,214 +9056,242 @@
       <w:pPr>
         <w:pStyle w:val="Ttulo4"/>
       </w:pPr>
-      <w:bookmarkStart w:id="42" w:name="_Toc236211383"/>
+      <w:bookmarkStart w:id="41" w:name="_Toc236211383"/>
       <w:proofErr w:type="spellStart"/>
       <w:r>
         <w:t>Opencv</w:t>
+      </w:r>
+      <w:bookmarkEnd w:id="41"/>
+      <w:proofErr w:type="spellEnd"/>
+    </w:p>
+    <w:p>
+      <w:pPr>
+        <w:pStyle w:val="APA7MA"/>
+      </w:pPr>
+      <w:r>
+        <w:t xml:space="preserve"> Es una </w:t>
+      </w:r>
+      <w:proofErr w:type="spellStart"/>
+      <w:r>
+        <w:t>libreria</w:t>
+      </w:r>
+      <w:proofErr w:type="spellEnd"/>
+      <w:r>
+        <w:t xml:space="preserve"> </w:t>
+      </w:r>
+      <w:proofErr w:type="spellStart"/>
+      <w:r>
+        <w:t>opensource</w:t>
+      </w:r>
+      <w:proofErr w:type="spellEnd"/>
+      <w:r>
+        <w:t xml:space="preserve"> de visión artificial y machine </w:t>
+      </w:r>
+      <w:proofErr w:type="spellStart"/>
+      <w:r>
+        <w:t>learning</w:t>
+      </w:r>
+      <w:proofErr w:type="spellEnd"/>
+      <w:r>
+        <w:t xml:space="preserve">, provee una infraestructura para visión artificial, esta </w:t>
+      </w:r>
+      <w:proofErr w:type="spellStart"/>
+      <w:r>
+        <w:t>libreria</w:t>
+      </w:r>
+      <w:proofErr w:type="spellEnd"/>
+      <w:r>
+        <w:t xml:space="preserve"> contiene más de 2500 algoritmos, estos algoritmos permiten identificar objetos, rostros, </w:t>
+      </w:r>
+      <w:proofErr w:type="spellStart"/>
+      <w:r>
+        <w:t>asi</w:t>
+      </w:r>
+      <w:proofErr w:type="spellEnd"/>
+      <w:r>
+        <w:t xml:space="preserve"> como la comparación y clasificación de imágenes. </w:t>
+      </w:r>
+    </w:p>
+    <w:p>
+      <w:pPr>
+        <w:pStyle w:val="Ttulo4"/>
+      </w:pPr>
+      <w:bookmarkStart w:id="42" w:name="_Toc236211384"/>
+      <w:proofErr w:type="spellStart"/>
+      <w:r>
+        <w:t>MariaDB</w:t>
       </w:r>
       <w:bookmarkEnd w:id="42"/>
       <w:proofErr w:type="spellEnd"/>
+      <w:r>
+        <w:t xml:space="preserve"> </w:t>
+      </w:r>
     </w:p>
     <w:p>
       <w:pPr>
         <w:pStyle w:val="APA7MA"/>
       </w:pPr>
-      <w:r>
-        <w:t xml:space="preserve"> Es una </w:t>
-      </w:r>
       <w:proofErr w:type="spellStart"/>
       <w:r>
-        <w:t>libreria</w:t>
+        <w:t>MariaDB</w:t>
       </w:r>
       <w:proofErr w:type="spellEnd"/>
       <w:r>
-        <w:t xml:space="preserve"> </w:t>
+        <w:t xml:space="preserve"> es un reemplazo de </w:t>
       </w:r>
       <w:proofErr w:type="spellStart"/>
       <w:r>
+        <w:t>MySQL</w:t>
+      </w:r>
+      <w:proofErr w:type="spellEnd"/>
+      <w:r>
+        <w:t xml:space="preserve">, con más funcionalidades y mejor rendimiento. </w:t>
+      </w:r>
+      <w:proofErr w:type="spellStart"/>
+      <w:r>
+        <w:t>MariaDB</w:t>
+      </w:r>
+      <w:proofErr w:type="spellEnd"/>
+      <w:r>
+        <w:t xml:space="preserve"> es un </w:t>
+      </w:r>
+      <w:proofErr w:type="spellStart"/>
+      <w:r>
+        <w:t>fork</w:t>
+      </w:r>
+      <w:proofErr w:type="spellEnd"/>
+      <w:r>
+        <w:t xml:space="preserve"> de </w:t>
+      </w:r>
+      <w:proofErr w:type="spellStart"/>
+      <w:r>
+        <w:t>MySQL</w:t>
+      </w:r>
+      <w:proofErr w:type="spellEnd"/>
+      <w:r>
+        <w:t xml:space="preserve">, que nace bajo la licencia GPL. La compatibilidad de </w:t>
+      </w:r>
+      <w:proofErr w:type="spellStart"/>
+      <w:r>
+        <w:t>MariaDB</w:t>
+      </w:r>
+      <w:proofErr w:type="spellEnd"/>
+      <w:r>
+        <w:t xml:space="preserve"> con </w:t>
+      </w:r>
+      <w:proofErr w:type="spellStart"/>
+      <w:r>
+        <w:t>MySQL</w:t>
+      </w:r>
+      <w:proofErr w:type="spellEnd"/>
+      <w:r>
+        <w:t xml:space="preserve">, es prácticamente total, lo mejor es que aparte de eso tiene mejoras de rendimiento y funcionalidad. Tiene nuevos motores de almacenamiento, para la </w:t>
+      </w:r>
+      <w:proofErr w:type="spellStart"/>
+      <w:r>
+        <w:t>mayoria</w:t>
+      </w:r>
+      <w:proofErr w:type="spellEnd"/>
+      <w:r>
+        <w:t xml:space="preserve"> de usuarios lo interesante es Aria, que reemplaza a </w:t>
+      </w:r>
+      <w:proofErr w:type="spellStart"/>
+      <w:r>
+        <w:t>MyISAM</w:t>
+      </w:r>
+      <w:proofErr w:type="spellEnd"/>
+      <w:r>
+        <w:t xml:space="preserve"> y también se tiene a </w:t>
+      </w:r>
+      <w:proofErr w:type="spellStart"/>
+      <w:r>
+        <w:t>XtraDB</w:t>
+      </w:r>
+      <w:proofErr w:type="spellEnd"/>
+      <w:r>
+        <w:t xml:space="preserve"> que reemplaza a </w:t>
+      </w:r>
+      <w:proofErr w:type="spellStart"/>
+      <w:r>
+        <w:t>InnoDB</w:t>
+      </w:r>
+      <w:proofErr w:type="spellEnd"/>
+      <w:r>
+        <w:t xml:space="preserve">. </w:t>
+      </w:r>
+    </w:p>
+    <w:p>
+      <w:pPr>
+        <w:pStyle w:val="Ttulo4"/>
+      </w:pPr>
+      <w:bookmarkStart w:id="43" w:name="_Toc236211385"/>
+      <w:r>
+        <w:t>Django</w:t>
+      </w:r>
+      <w:bookmarkEnd w:id="43"/>
+    </w:p>
+    <w:p>
+      <w:pPr>
+        <w:pStyle w:val="APA7MA"/>
+      </w:pPr>
+      <w:r>
+        <w:t xml:space="preserve"> Django es un </w:t>
+      </w:r>
+      <w:proofErr w:type="spellStart"/>
+      <w:r>
+        <w:t>framework</w:t>
+      </w:r>
+      <w:proofErr w:type="spellEnd"/>
+      <w:r>
+        <w:t xml:space="preserve"> de aplicaciones web gratuito y de código abierto (</w:t>
+      </w:r>
+      <w:proofErr w:type="spellStart"/>
+      <w:r>
         <w:t>opensource</w:t>
       </w:r>
       <w:proofErr w:type="spellEnd"/>
       <w:r>
-        <w:t xml:space="preserve"> de visión artificial y machine </w:t>
-      </w:r>
-      <w:proofErr w:type="spellStart"/>
-      <w:r>
-        <w:t>learning</w:t>
-      </w:r>
-      <w:proofErr w:type="spellEnd"/>
-      <w:r>
-        <w:t xml:space="preserve">, provee una infraestructura para visión artificial, esta </w:t>
-      </w:r>
-      <w:proofErr w:type="spellStart"/>
-      <w:r>
-        <w:t>libreria</w:t>
-      </w:r>
-      <w:proofErr w:type="spellEnd"/>
-      <w:r>
-        <w:t xml:space="preserve"> contiene más de 2500 algoritmos, estos algoritmos permiten identificar objetos, rostros, </w:t>
-      </w:r>
-      <w:proofErr w:type="spellStart"/>
-      <w:r>
-        <w:t>asi</w:t>
-      </w:r>
-      <w:proofErr w:type="spellEnd"/>
-      <w:r>
-        <w:t xml:space="preserve"> como la comparación y clasificación de imágenes. </w:t>
+        <w:t>) escrito en Python. Siendo un conjunto de componentes que te ayudan a desarrollar sitios web más fácil y rápidamente. Lo que nos ofrece Django autenticación de usuarios un panel de administración formularios</w:t>
       </w:r>
     </w:p>
     <w:p>
       <w:pPr>
         <w:pStyle w:val="Ttulo4"/>
       </w:pPr>
-      <w:bookmarkStart w:id="43" w:name="_Toc236211384"/>
-      <w:proofErr w:type="spellStart"/>
-      <w:r>
-        <w:t>MariaDB</w:t>
-      </w:r>
-      <w:bookmarkEnd w:id="43"/>
-      <w:proofErr w:type="spellEnd"/>
-      <w:r>
-        <w:t xml:space="preserve"> </w:t>
-      </w:r>
-    </w:p>
-    <w:p>
-      <w:pPr>
-        <w:pStyle w:val="APA7MA"/>
-      </w:pPr>
-      <w:proofErr w:type="spellStart"/>
-      <w:r>
-        <w:t>MariaDB</w:t>
-      </w:r>
-      <w:proofErr w:type="spellEnd"/>
-      <w:r>
-        <w:t xml:space="preserve"> es un reemplazo de </w:t>
-      </w:r>
-      <w:proofErr w:type="spellStart"/>
-      <w:r>
-        <w:t>MySQL</w:t>
-      </w:r>
-      <w:proofErr w:type="spellEnd"/>
-      <w:r>
-        <w:t xml:space="preserve">, con más funcionalidades y mejor rendimiento. </w:t>
-      </w:r>
-      <w:proofErr w:type="spellStart"/>
-      <w:r>
-        <w:t>MariaDB</w:t>
-      </w:r>
-      <w:proofErr w:type="spellEnd"/>
-      <w:r>
-        <w:t xml:space="preserve"> es un </w:t>
-      </w:r>
-      <w:proofErr w:type="spellStart"/>
-      <w:r>
-        <w:t>fork</w:t>
-      </w:r>
-      <w:proofErr w:type="spellEnd"/>
-      <w:r>
-        <w:t xml:space="preserve"> de </w:t>
-      </w:r>
-      <w:proofErr w:type="spellStart"/>
-      <w:r>
-        <w:t>MySQL</w:t>
-      </w:r>
-      <w:proofErr w:type="spellEnd"/>
-      <w:r>
-        <w:t xml:space="preserve">, que nace bajo la licencia GPL. La compatibilidad de </w:t>
-      </w:r>
-      <w:proofErr w:type="spellStart"/>
-      <w:r>
-        <w:t>MariaDB</w:t>
-      </w:r>
-      <w:proofErr w:type="spellEnd"/>
-      <w:r>
-        <w:t xml:space="preserve"> con </w:t>
-      </w:r>
-      <w:proofErr w:type="spellStart"/>
-      <w:r>
-        <w:t>MySQL</w:t>
-      </w:r>
-      <w:proofErr w:type="spellEnd"/>
-      <w:r>
-        <w:t xml:space="preserve">, es prácticamente total, lo mejor es que aparte de eso tiene mejoras de rendimiento y funcionalidad. Tiene nuevos motores de almacenamiento, para la </w:t>
-      </w:r>
-      <w:proofErr w:type="spellStart"/>
-      <w:r>
-        <w:t>mayoria</w:t>
-      </w:r>
-      <w:proofErr w:type="spellEnd"/>
-      <w:r>
-        <w:t xml:space="preserve"> de usuarios lo interesante es Aria, que reemplaza a </w:t>
-      </w:r>
-      <w:proofErr w:type="spellStart"/>
-      <w:r>
-        <w:t>MyISAM</w:t>
-      </w:r>
-      <w:proofErr w:type="spellEnd"/>
-      <w:r>
-        <w:t xml:space="preserve"> y también se tiene a </w:t>
-      </w:r>
-      <w:proofErr w:type="spellStart"/>
-      <w:r>
-        <w:t>XtraDB</w:t>
-      </w:r>
-      <w:proofErr w:type="spellEnd"/>
-      <w:r>
-        <w:t xml:space="preserve"> que reemplaza a </w:t>
-      </w:r>
-      <w:proofErr w:type="spellStart"/>
-      <w:r>
-        <w:t>InnoDB</w:t>
-      </w:r>
-      <w:proofErr w:type="spellEnd"/>
-      <w:r>
-        <w:t xml:space="preserve">. </w:t>
-      </w:r>
-    </w:p>
-    <w:p>
-      <w:pPr>
-        <w:pStyle w:val="Ttulo4"/>
-      </w:pPr>
-      <w:bookmarkStart w:id="44" w:name="_Toc236211385"/>
-      <w:r>
-        <w:t>Django</w:t>
-      </w:r>
-      <w:bookmarkEnd w:id="44"/>
-    </w:p>
-    <w:p>
-      <w:pPr>
-        <w:pStyle w:val="APA7MA"/>
-      </w:pPr>
-      <w:r>
-        <w:t xml:space="preserve"> Django es un </w:t>
-      </w:r>
-      <w:proofErr w:type="spellStart"/>
-      <w:r>
-        <w:t>framework</w:t>
-      </w:r>
-      <w:proofErr w:type="spellEnd"/>
-      <w:r>
-        <w:t xml:space="preserve"> de aplicaciones web gratuito y de código abierto (</w:t>
-      </w:r>
-      <w:proofErr w:type="spellStart"/>
-      <w:r>
-        <w:t>opensource</w:t>
-      </w:r>
-      <w:proofErr w:type="spellEnd"/>
-      <w:r>
-        <w:t>) escrito en Python. Siendo un conjunto de componentes que te ayudan a desarrollar sitios web más fácil y rápidamente. Lo que nos ofrece Django autenticación de usuarios un panel de administración formularios</w:t>
-      </w:r>
-    </w:p>
-    <w:p>
-      <w:pPr>
-        <w:pStyle w:val="Ttulo4"/>
-      </w:pPr>
-      <w:bookmarkStart w:id="45" w:name="_Toc236211386"/>
+      <w:bookmarkStart w:id="44" w:name="_Toc236211386"/>
       <w:proofErr w:type="spellStart"/>
       <w:r>
         <w:lastRenderedPageBreak/>
         <w:t>Numpy</w:t>
       </w:r>
+      <w:bookmarkEnd w:id="44"/>
+      <w:proofErr w:type="spellEnd"/>
+    </w:p>
+    <w:p>
+      <w:pPr>
+        <w:pStyle w:val="APA7MA"/>
+      </w:pPr>
+      <w:r>
+        <w:t>Es el paquete fundamental para computación científica en Python, es una biblioteca de Python que proporciona un objeto matriz multidimensional, varios objetos derivados (como matrices y matrices enmascaradas) y una variedad de rutinas para operaciones rápidas en arreglos, incluidas matemáticas, lógicas, manipulación de formas, clasificación, selección, Entradas y Salidas, Fourier discreto transformadas, algebra lineal básica, operaciones estadísticas básicas, simulación aleatoria (</w:t>
+      </w:r>
+      <w:proofErr w:type="spellStart"/>
+      <w:r>
+        <w:t>Numpy</w:t>
+      </w:r>
+      <w:proofErr w:type="spellEnd"/>
+      <w:r>
+        <w:t xml:space="preserve">, 2022). </w:t>
+      </w:r>
+    </w:p>
+    <w:p>
+      <w:pPr>
+        <w:pStyle w:val="Ttulo4"/>
+      </w:pPr>
+      <w:bookmarkStart w:id="45" w:name="_Toc236211387"/>
+      <w:proofErr w:type="spellStart"/>
+      <w:r>
+        <w:t>Mediapipe</w:t>
+      </w:r>
       <w:bookmarkEnd w:id="45"/>
       <w:proofErr w:type="spellEnd"/>
     </w:p>
@@ -9261,92 +9300,64 @@
         <w:pStyle w:val="APA7MA"/>
       </w:pPr>
       <w:r>
-        <w:t>Es el paquete fundamental para computación científica en Python, es una biblioteca de Python que proporciona un objeto matriz multidimensional, varios objetos derivados (como matrices y matrices enmascaradas) y una variedad de rutinas para operaciones rápidas en arreglos, incluidas matemáticas, lógicas, manipulación de formas, clasificación, selección, Entradas y Salidas, Fourier discreto transformadas, algebra lineal básica, operaciones estadísticas básicas, simulación aleatoria (</w:t>
+        <w:t xml:space="preserve"> Es un </w:t>
       </w:r>
       <w:proofErr w:type="spellStart"/>
       <w:r>
-        <w:t>Numpy</w:t>
+        <w:t>framework</w:t>
       </w:r>
       <w:proofErr w:type="spellEnd"/>
       <w:r>
-        <w:t xml:space="preserve">, 2022). </w:t>
-      </w:r>
-    </w:p>
-    <w:p>
-      <w:pPr>
-        <w:pStyle w:val="Ttulo4"/>
-      </w:pPr>
-      <w:bookmarkStart w:id="46" w:name="_Toc236211387"/>
+        <w:t xml:space="preserve"> para la construcción de sistemas de aprendizaje automático aplicada a diferentes ámbitos (obtención de Pose3D, Detección de rostros, segmentación de pelo, detección de objetos 3D). Es multiplataforma (Android, iOS, web, dispositivos periféricos). Con </w:t>
+      </w:r>
       <w:proofErr w:type="spellStart"/>
       <w:r>
-        <w:t>Mediapipe</w:t>
+        <w:t>mediapipe</w:t>
+      </w:r>
+      <w:proofErr w:type="spellEnd"/>
+      <w:r>
+        <w:t>, se puede construir un pipeline como un gráfico de componentes modulares e incluir modelos de inferencia.</w:t>
+      </w:r>
+    </w:p>
+    <w:p>
+      <w:pPr>
+        <w:pStyle w:val="Ttulo2"/>
+      </w:pPr>
+      <w:bookmarkStart w:id="46" w:name="_Toc236211388"/>
+      <w:proofErr w:type="spellStart"/>
+      <w:r>
+        <w:t>Limites</w:t>
+      </w:r>
+      <w:proofErr w:type="spellEnd"/>
+      <w:r>
+        <w:t xml:space="preserve"> y</w:t>
+      </w:r>
+      <w:r>
+        <w:t xml:space="preserve"> </w:t>
+      </w:r>
+      <w:proofErr w:type="spellStart"/>
+      <w:r>
+        <w:t>A</w:t>
+      </w:r>
+      <w:r>
+        <w:t>lcances</w:t>
       </w:r>
       <w:bookmarkEnd w:id="46"/>
       <w:proofErr w:type="spellEnd"/>
-    </w:p>
-    <w:p>
-      <w:pPr>
-        <w:pStyle w:val="APA7MA"/>
-      </w:pPr>
-      <w:r>
-        <w:t xml:space="preserve"> Es un </w:t>
-      </w:r>
+      <w:r>
+        <w:tab/>
+      </w:r>
+    </w:p>
+    <w:p>
+      <w:pPr>
+        <w:pStyle w:val="Ttulo3"/>
+      </w:pPr>
+      <w:bookmarkStart w:id="47" w:name="_Toc236211389"/>
       <w:proofErr w:type="spellStart"/>
       <w:r>
-        <w:t>framework</w:t>
-      </w:r>
-      <w:proofErr w:type="spellEnd"/>
-      <w:r>
-        <w:t xml:space="preserve"> para la construcción de sistemas de aprendizaje automático aplicada a diferentes ámbitos (obtención de Pose3D, Detección de rostros, segmentación de pelo, detección de objetos 3D). Es multiplataforma (Android, iOS, web, dispositivos periféricos). Con </w:t>
-      </w:r>
-      <w:proofErr w:type="spellStart"/>
-      <w:r>
-        <w:t>mediapipe</w:t>
-      </w:r>
-      <w:proofErr w:type="spellEnd"/>
-      <w:r>
-        <w:t>, se puede construir un pipeline como un gráfico de componentes modulares e incluir modelos de inferencia.</w:t>
-      </w:r>
-    </w:p>
-    <w:p>
-      <w:pPr>
-        <w:pStyle w:val="Ttulo2"/>
-      </w:pPr>
-      <w:bookmarkStart w:id="47" w:name="_Toc236211388"/>
-      <w:proofErr w:type="spellStart"/>
-      <w:r>
         <w:t>Limites</w:t>
       </w:r>
-      <w:proofErr w:type="spellEnd"/>
-      <w:r>
-        <w:t xml:space="preserve"> y</w:t>
-      </w:r>
-      <w:r>
-        <w:t xml:space="preserve"> </w:t>
-      </w:r>
-      <w:proofErr w:type="spellStart"/>
-      <w:r>
-        <w:t>A</w:t>
-      </w:r>
-      <w:r>
-        <w:t>lcances</w:t>
-      </w:r>
       <w:bookmarkEnd w:id="47"/>
-      <w:proofErr w:type="spellEnd"/>
-      <w:r>
-        <w:tab/>
-      </w:r>
-    </w:p>
-    <w:p>
-      <w:pPr>
-        <w:pStyle w:val="Ttulo3"/>
-      </w:pPr>
-      <w:bookmarkStart w:id="48" w:name="_Toc236211389"/>
-      <w:proofErr w:type="spellStart"/>
-      <w:r>
-        <w:t>Limites</w:t>
-      </w:r>
-      <w:bookmarkEnd w:id="48"/>
       <w:proofErr w:type="spellEnd"/>
     </w:p>
     <w:p>
@@ -9457,21 +9468,77 @@
       <w:pPr>
         <w:pStyle w:val="Ttulo3"/>
       </w:pPr>
-      <w:bookmarkStart w:id="49" w:name="_Toc236211390"/>
+      <w:bookmarkStart w:id="48" w:name="_Toc236211390"/>
       <w:proofErr w:type="spellStart"/>
       <w:r>
         <w:lastRenderedPageBreak/>
         <w:t>Alcances</w:t>
       </w:r>
+      <w:bookmarkEnd w:id="48"/>
+      <w:proofErr w:type="spellEnd"/>
+    </w:p>
+    <w:p>
+      <w:pPr>
+        <w:pStyle w:val="APA7MA"/>
+      </w:pPr>
+      <w:r>
+        <w:t>El modelo será capaz de detectar en tiempo real posturas que no cumplan con los criterios correctos durante los ejercicios.</w:t>
+      </w:r>
+    </w:p>
+    <w:p>
+      <w:pPr>
+        <w:pStyle w:val="APA7MA"/>
+      </w:pPr>
+      <w:r>
+        <w:t>Ayudará a reducir el riesgo de caídas y lesiones al garantizar una mejor ejecución de los ejercicios.</w:t>
+      </w:r>
+    </w:p>
+    <w:p>
+      <w:pPr>
+        <w:pStyle w:val="APA7MA"/>
+      </w:pPr>
+      <w:r>
+        <w:t>Diseñado con interfaces amigables y fáciles de usar, adecuadas para usuarios sin experiencia tecnológica avanzada.</w:t>
+      </w:r>
+    </w:p>
+    <w:p>
+      <w:pPr>
+        <w:pStyle w:val="APA7MA"/>
+      </w:pPr>
+      <w:r>
+        <w:t>Permitirá a los adultos mayores realizar ejercicios de equilibrio en la comodidad de sus hogares, sin necesidad de supervisión profesional constante.</w:t>
+      </w:r>
+    </w:p>
+    <w:p>
+      <w:pPr>
+        <w:pStyle w:val="APA7MA"/>
+      </w:pPr>
+      <w:r>
+        <w:t>Registrará datos sobre el desempeño del usuario para evaluar el progreso y personalizar ejercicios futuros.</w:t>
+      </w:r>
+    </w:p>
+    <w:p>
+      <w:pPr>
+        <w:pStyle w:val="Ttulo2"/>
+        <w:rPr>
+          <w:lang w:val="es-BO"/>
+        </w:rPr>
+      </w:pPr>
+      <w:bookmarkStart w:id="49" w:name="_Toc236211391"/>
+      <w:r>
+        <w:rPr>
+          <w:lang w:val="es-BO"/>
+        </w:rPr>
+        <w:t>Aportes</w:t>
+      </w:r>
       <w:bookmarkEnd w:id="49"/>
-      <w:proofErr w:type="spellEnd"/>
     </w:p>
     <w:p>
       <w:pPr>
         <w:pStyle w:val="APA7MA"/>
       </w:pPr>
       <w:r>
-        <w:t>El modelo será capaz de detectar en tiempo real posturas que no cumplan con los criterios correctos durante los ejercicios.</w:t>
+        <w:t>Contribuirá a reducir el riesgo de caídas y lesiones mediante la corrección de posturas en tiempo real durante ejercicios de equilibrio.</w:t>
       </w:r>
     </w:p>
     <w:p>
@@ -9479,7 +9546,7 @@
         <w:pStyle w:val="APA7MA"/>
       </w:pPr>
       <w:r>
-        <w:t>Ayudará a reducir el riesgo de caídas y lesiones al garantizar una mejor ejecución de los ejercicios.</w:t>
+        <w:t>Facilita el acceso a herramientas tecnológicas innovadoras diseñadas específicamente para las necesidades de los adultos mayores, promoviendo su inclusión digital.</w:t>
       </w:r>
     </w:p>
     <w:p>
@@ -9487,66 +9554,9 @@
         <w:pStyle w:val="APA7MA"/>
       </w:pPr>
       <w:r>
-        <w:t>Diseñado con interfaces amigables y fáciles de usar, adecuadas para usuarios sin experiencia tecnológica avanzada.</w:t>
-      </w:r>
-    </w:p>
-    <w:p>
-      <w:pPr>
-        <w:pStyle w:val="APA7MA"/>
-      </w:pPr>
-      <w:r>
-        <w:t>Permitirá a los adultos mayores realizar ejercicios de equilibrio en la comodidad de sus hogares, sin necesidad de supervisión profesional constante.</w:t>
-      </w:r>
-    </w:p>
-    <w:p>
-      <w:pPr>
-        <w:pStyle w:val="APA7MA"/>
-      </w:pPr>
-      <w:r>
-        <w:t>Registrará datos sobre el desempeño del usuario para evaluar el progreso y personalizar ejercicios futuros.</w:t>
-      </w:r>
-    </w:p>
-    <w:p>
-      <w:pPr>
-        <w:pStyle w:val="Ttulo2"/>
-        <w:rPr>
-          <w:lang w:val="es-BO"/>
-        </w:rPr>
-      </w:pPr>
-      <w:bookmarkStart w:id="50" w:name="_Toc236211391"/>
-      <w:r>
-        <w:rPr>
-          <w:lang w:val="es-BO"/>
-        </w:rPr>
-        <w:t>Aportes</w:t>
-      </w:r>
-      <w:bookmarkEnd w:id="50"/>
-    </w:p>
-    <w:p>
-      <w:pPr>
-        <w:pStyle w:val="APA7MA"/>
-      </w:pPr>
-      <w:r>
-        <w:t>Contribuirá a reducir el riesgo de caídas y lesiones mediante la corrección de posturas en tiempo real durante ejercicios de equilibrio.</w:t>
-      </w:r>
-    </w:p>
-    <w:p>
-      <w:pPr>
-        <w:pStyle w:val="APA7MA"/>
-      </w:pPr>
-      <w:r>
-        <w:t>Facilita el acceso a herramientas tecnológicas innovadoras diseñadas específicamente para las necesidades de los adultos mayores, promoviendo su inclusión digital.</w:t>
-      </w:r>
-    </w:p>
-    <w:p>
-      <w:pPr>
-        <w:pStyle w:val="APA7MA"/>
-      </w:pPr>
-      <w:r>
         <w:t>Contribuye al desarrollo de aplicaciones prácticas de visión artificial en el monitoreo y corrección de posturas, fomentando la innovación en este campo.</w:t>
       </w:r>
     </w:p>
-    <w:bookmarkEnd w:id="1"/>
     <w:p>
       <w:pPr>
         <w:rPr>
@@ -9579,7 +9589,10 @@
           <w:numId w:val="41"/>
         </w:numPr>
         <w:rPr>
+          <w:rStyle w:val="Hipervnculo"/>
           <w:rFonts w:cs="Arial"/>
+          <w:color w:val="auto"/>
+          <w:u w:val="none"/>
         </w:rPr>
       </w:pPr>
       <w:r>
@@ -9626,6 +9639,62 @@
           <w:t>https://www.who.int/es/news-room/questions-and-answers/item/autism-spectrum-disorders-(asd)</w:t>
         </w:r>
       </w:hyperlink>
+    </w:p>
+    <w:p>
+      <w:pPr>
+        <w:pStyle w:val="APA7MA"/>
+        <w:numPr>
+          <w:ilvl w:val="0"/>
+          <w:numId w:val="41"/>
+        </w:numPr>
+        <w:rPr>
+          <w:rFonts w:cs="Arial"/>
+        </w:rPr>
+      </w:pPr>
+      <w:r>
+        <w:rPr>
+          <w:rFonts w:cs="Arial"/>
+        </w:rPr>
+        <w:t>Oj1</w:t>
+      </w:r>
+    </w:p>
+    <w:p>
+      <w:pPr>
+        <w:pStyle w:val="APA7MA"/>
+        <w:numPr>
+          <w:ilvl w:val="0"/>
+          <w:numId w:val="41"/>
+        </w:numPr>
+        <w:rPr>
+          <w:rFonts w:cs="Arial"/>
+        </w:rPr>
+      </w:pPr>
+      <w:r>
+        <w:rPr>
+          <w:rFonts w:cs="Arial"/>
+        </w:rPr>
+        <w:t>Oj2</w:t>
+      </w:r>
+    </w:p>
+    <w:p>
+      <w:pPr>
+        <w:pStyle w:val="APA7MA"/>
+        <w:numPr>
+          <w:ilvl w:val="0"/>
+          <w:numId w:val="41"/>
+        </w:numPr>
+        <w:rPr>
+          <w:rFonts w:cs="Arial"/>
+        </w:rPr>
+      </w:pPr>
+      <w:r>
+        <w:rPr>
+          <w:rFonts w:cs="Arial"/>
+        </w:rPr>
+        <w:t>Oj3</w:t>
+      </w:r>
+      <w:bookmarkStart w:id="50" w:name="_GoBack"/>
+      <w:bookmarkEnd w:id="50"/>
     </w:p>
     <w:p>
       <w:pPr>
@@ -9800,7 +9869,7 @@
             <w:noProof/>
             <w:lang w:val="es-ES"/>
           </w:rPr>
-          <w:t>4</w:t>
+          <w:t>22</w:t>
         </w:r>
         <w:r>
           <w:fldChar w:fldCharType="end"/>
@@ -15031,7 +15100,7 @@
 </file>
 
 <file path=customXml/itemProps1.xml><?xml version="1.0" encoding="utf-8"?>
-<ds:datastoreItem xmlns:ds="http://schemas.openxmlformats.org/officeDocument/2006/customXml" ds:itemID="{0E526B8E-8A5E-4C60-B2D3-D6791DBD4116}">
+<ds:datastoreItem xmlns:ds="http://schemas.openxmlformats.org/officeDocument/2006/customXml" ds:itemID="{E59B9090-F72C-4910-834B-6D0C424E8C28}">
   <ds:schemaRefs>
     <ds:schemaRef ds:uri="http://schemas.openxmlformats.org/officeDocument/2006/bibliography"/>
   </ds:schemaRefs>
